--- a/docs/Smart DSS for pharmacy inventory and profit optimization.docx
+++ b/docs/Smart DSS for pharmacy inventory and profit optimization.docx
@@ -2032,7 +2032,7 @@
         <w:pStyle w:val="NormalWeb"/>
         <w:numPr>
           <w:ilvl w:val="0"/>
-          <w:numId w:val="2"/>
+          <w:numId w:val="1"/>
         </w:numPr>
       </w:pPr>
       <w:r>
@@ -2044,6 +2044,66 @@
       </w:r>
       <w:r>
         <w:t xml:space="preserve"> By catching medications that are less than 90 days away from expiring, it gives managers an early warning to run promotional liquidations or discounts, recovering capital that would otherwise be lost to destruction costs.</w:t>
+      </w:r>
+    </w:p>
+    <w:p>
+      <w:pPr>
+        <w:pStyle w:val="NormalWeb"/>
+        <w:numPr>
+          <w:ilvl w:val="0"/>
+          <w:numId w:val="1"/>
+        </w:numPr>
+      </w:pPr>
+      <w:r>
+        <w:rPr>
+          <w:b/>
+          <w:bCs/>
+        </w:rPr>
+        <w:t>Eliminating Stock outs of Critical Medicines:</w:t>
+      </w:r>
+      <w:r>
+        <w:t xml:space="preserve"> The system monitors fast-moving and life-saving treatments, creating immediate reorder flags so pharmacies never turn away a patient due to unexpected shortages.</w:t>
+      </w:r>
+    </w:p>
+    <w:p>
+      <w:pPr>
+        <w:pStyle w:val="NormalWeb"/>
+        <w:numPr>
+          <w:ilvl w:val="0"/>
+          <w:numId w:val="1"/>
+        </w:numPr>
+      </w:pPr>
+      <w:r>
+        <w:rPr>
+          <w:b/>
+          <w:bCs/>
+        </w:rPr>
+        <w:t>Balancing Working Capital:</w:t>
+      </w:r>
+      <w:r>
+        <w:t xml:space="preserve"> Through machine learning segmentation, it separates high-cost, slow-moving chronic disease medicines from low-cost daily essentials, allowing pharmacy owners to invest their cash precisely where it turns a profit.</w:t>
+      </w:r>
+    </w:p>
+    <w:p>
+      <w:pPr>
+        <w:pStyle w:val="Heading4"/>
+        <w:rPr>
+          <w:b/>
+          <w:bCs/>
+          <w:i w:val="0"/>
+          <w:iCs w:val="0"/>
+          <w:color w:val="000000" w:themeColor="text1"/>
+        </w:rPr>
+      </w:pPr>
+      <w:r>
+        <w:rPr>
+          <w:b/>
+          <w:bCs/>
+          <w:i w:val="0"/>
+          <w:iCs w:val="0"/>
+          <w:color w:val="000000" w:themeColor="text1"/>
+        </w:rPr>
+        <w:t>4. Project Objectives</w:t>
       </w:r>
     </w:p>
     <w:p>
@@ -2055,14 +2115,7 @@
         </w:numPr>
       </w:pPr>
       <w:r>
-        <w:rPr>
-          <w:b/>
-          <w:bCs/>
-        </w:rPr>
-        <w:t>Eliminating Stock outs of Critical Medicines:</w:t>
-      </w:r>
-      <w:r>
-        <w:t xml:space="preserve"> The system monitors fast-moving and life-saving treatments, creating immediate reorder flags so pharmacies never turn away a patient due to unexpected shortages.</w:t>
+        <w:t>To design and deploy a scalable analytical database capable of processing and storing millions of historical pharmacy records without system crashes.</w:t>
       </w:r>
     </w:p>
     <w:p>
@@ -2074,36 +2127,8 @@
         </w:numPr>
       </w:pPr>
       <w:r>
-        <w:rPr>
-          <w:b/>
-          <w:bCs/>
-        </w:rPr>
-        <w:t>Balancing Working Capital:</w:t>
-      </w:r>
-      <w:r>
-        <w:t xml:space="preserve"> Through machine learning segmentation, it separates high-cost, slow-moving chronic disease medicines from low-cost daily essentials, allowing pharmacy owners to invest their cash precisely where it turns a profit.</w:t>
-      </w:r>
-    </w:p>
-    <w:p>
-      <w:pPr>
-        <w:pStyle w:val="Heading4"/>
-        <w:rPr>
-          <w:b/>
-          <w:bCs/>
-          <w:i w:val="0"/>
-          <w:iCs w:val="0"/>
-          <w:color w:val="000000" w:themeColor="text1"/>
-        </w:rPr>
-      </w:pPr>
-      <w:r>
-        <w:rPr>
-          <w:b/>
-          <w:bCs/>
-          <w:i w:val="0"/>
-          <w:iCs w:val="0"/>
-          <w:color w:val="000000" w:themeColor="text1"/>
-        </w:rPr>
-        <w:t>4. Project Objectives</w:t>
+        <w:lastRenderedPageBreak/>
+        <w:t>To automate the daily audit of pharmaceutical inventory based on data-driven time boundaries and current stock levels.</w:t>
       </w:r>
     </w:p>
     <w:p>
@@ -2111,11 +2136,11 @@
         <w:pStyle w:val="NormalWeb"/>
         <w:numPr>
           <w:ilvl w:val="0"/>
-          <w:numId w:val="3"/>
+          <w:numId w:val="2"/>
         </w:numPr>
       </w:pPr>
       <w:r>
-        <w:t>To design and deploy a scalable analytical database capable of processing and storing millions of historical pharmacy records without system crashes.</w:t>
+        <w:t>To implement a live executive dashboard using Power BI, featuring custom key performance indicators (KPIs) and an interactive operational gauge.</w:t>
       </w:r>
     </w:p>
     <w:p>
@@ -2123,31 +2148,7 @@
         <w:pStyle w:val="NormalWeb"/>
         <w:numPr>
           <w:ilvl w:val="0"/>
-          <w:numId w:val="3"/>
-        </w:numPr>
-      </w:pPr>
-      <w:r>
-        <w:t>To automate the daily audit of pharmaceutical inventory based on data-driven time boundaries and current stock levels.</w:t>
-      </w:r>
-    </w:p>
-    <w:p>
-      <w:pPr>
-        <w:pStyle w:val="NormalWeb"/>
-        <w:numPr>
-          <w:ilvl w:val="0"/>
-          <w:numId w:val="3"/>
-        </w:numPr>
-      </w:pPr>
-      <w:r>
-        <w:t>To implement a live executive dashboard using Power BI, featuring custom key performance indicators (KPIs) and an interactive operational gauge.</w:t>
-      </w:r>
-    </w:p>
-    <w:p>
-      <w:pPr>
-        <w:pStyle w:val="NormalWeb"/>
-        <w:numPr>
-          <w:ilvl w:val="0"/>
-          <w:numId w:val="3"/>
+          <w:numId w:val="2"/>
         </w:numPr>
       </w:pPr>
       <w:r>
@@ -2711,6 +2712,7 @@
         <w:pStyle w:val="NormalWeb"/>
       </w:pPr>
       <w:r>
+        <w:lastRenderedPageBreak/>
         <w:t>This massive dataset was strategically chosen to validate three core data science and business intelligence stages in the project:</w:t>
       </w:r>
     </w:p>
@@ -2719,7 +2721,7 @@
         <w:pStyle w:val="NormalWeb"/>
         <w:numPr>
           <w:ilvl w:val="0"/>
-          <w:numId w:val="5"/>
+          <w:numId w:val="3"/>
         </w:numPr>
       </w:pPr>
       <w:r>
@@ -2775,7 +2777,7 @@
         <w:pStyle w:val="NormalWeb"/>
         <w:numPr>
           <w:ilvl w:val="0"/>
-          <w:numId w:val="5"/>
+          <w:numId w:val="3"/>
         </w:numPr>
       </w:pPr>
       <w:r>
@@ -2850,7 +2852,7 @@
         <w:pStyle w:val="NormalWeb"/>
         <w:numPr>
           <w:ilvl w:val="0"/>
-          <w:numId w:val="5"/>
+          <w:numId w:val="3"/>
         </w:numPr>
       </w:pPr>
       <w:r>
@@ -2957,7 +2959,7 @@
         <w:pStyle w:val="NormalWeb"/>
         <w:numPr>
           <w:ilvl w:val="0"/>
-          <w:numId w:val="6"/>
+          <w:numId w:val="4"/>
         </w:numPr>
       </w:pPr>
       <w:r>
@@ -2976,7 +2978,7 @@
         <w:pStyle w:val="NormalWeb"/>
         <w:numPr>
           <w:ilvl w:val="1"/>
-          <w:numId w:val="6"/>
+          <w:numId w:val="4"/>
         </w:numPr>
       </w:pPr>
       <w:r>
@@ -2999,7 +3001,7 @@
         <w:pStyle w:val="NormalWeb"/>
         <w:numPr>
           <w:ilvl w:val="0"/>
-          <w:numId w:val="6"/>
+          <w:numId w:val="4"/>
         </w:numPr>
       </w:pPr>
       <w:r>
@@ -3018,7 +3020,7 @@
         <w:pStyle w:val="NormalWeb"/>
         <w:numPr>
           <w:ilvl w:val="1"/>
-          <w:numId w:val="6"/>
+          <w:numId w:val="4"/>
         </w:numPr>
       </w:pPr>
       <w:r>
@@ -3037,7 +3039,7 @@
         <w:pStyle w:val="NormalWeb"/>
         <w:numPr>
           <w:ilvl w:val="0"/>
-          <w:numId w:val="6"/>
+          <w:numId w:val="4"/>
         </w:numPr>
       </w:pPr>
       <w:r>
@@ -3056,7 +3058,7 @@
         <w:pStyle w:val="NormalWeb"/>
         <w:numPr>
           <w:ilvl w:val="1"/>
-          <w:numId w:val="6"/>
+          <w:numId w:val="4"/>
         </w:numPr>
       </w:pPr>
       <w:r>
@@ -3102,6 +3104,7 @@
           <w:rFonts w:ascii="Times New Roman" w:eastAsia="Times New Roman" w:hAnsi="Times New Roman" w:cs="Times New Roman"/>
           <w:lang w:eastAsia="en-US"/>
         </w:rPr>
+        <w:lastRenderedPageBreak/>
         <w:t>.</w:t>
       </w:r>
     </w:p>
@@ -3119,9 +3122,85 @@
         <w:t>Links to raw data</w:t>
       </w:r>
       <w:bookmarkEnd w:id="3"/>
+    </w:p>
+    <w:p>
+      <w:pPr>
+        <w:pStyle w:val="Heading1"/>
+        <w:rPr>
+          <w:b/>
+          <w:bCs/>
+          <w:color w:val="000000" w:themeColor="text1"/>
+          <w:sz w:val="36"/>
+          <w:szCs w:val="32"/>
+          <w:rtl/>
+          <w:lang w:bidi="ar-JO"/>
+        </w:rPr>
+      </w:pPr>
       <w:r>
         <w:rPr>
           <w:rFonts w:hint="cs"/>
+          <w:b/>
+          <w:bCs/>
+          <w:color w:val="000000" w:themeColor="text1"/>
+          <w:sz w:val="36"/>
+          <w:szCs w:val="32"/>
+          <w:rtl/>
+          <w:lang w:bidi="ar-JO"/>
+        </w:rPr>
+        <w:t>صيدلية الفلق-اربد الصريح</w:t>
+      </w:r>
+    </w:p>
+    <w:p>
+      <w:pPr>
+        <w:rPr>
+          <w:b/>
+          <w:bCs/>
+          <w:rtl/>
+          <w:lang w:bidi="ar-JO"/>
+        </w:rPr>
+      </w:pPr>
+      <w:r>
+        <w:rPr>
+          <w:b/>
+          <w:bCs/>
+          <w:rtl/>
+          <w:lang w:bidi="ar-JO"/>
+        </w:rPr>
+        <w:t>د.عمر العمارين</w:t>
+      </w:r>
+    </w:p>
+    <w:p>
+      <w:pPr>
+        <w:rPr>
+          <w:rFonts w:hint="cs"/>
+          <w:b/>
+          <w:bCs/>
+          <w:rtl/>
+          <w:lang w:bidi="ar-JO"/>
+        </w:rPr>
+      </w:pPr>
+      <w:r>
+        <w:rPr>
+          <w:rFonts w:hint="cs"/>
+          <w:b/>
+          <w:bCs/>
+          <w:rtl/>
+          <w:lang w:bidi="ar-JO"/>
+        </w:rPr>
+        <w:t>الهاتف:0791313069</w:t>
+      </w:r>
+    </w:p>
+    <w:p>
+      <w:pPr>
+        <w:pStyle w:val="Heading1"/>
+        <w:rPr>
+          <w:color w:val="000000" w:themeColor="text1"/>
+        </w:rPr>
+      </w:pPr>
+      <w:r>
+        <w:rPr>
+          <w:rFonts w:hint="cs"/>
+          <w:color w:val="000000" w:themeColor="text1"/>
           <w:rtl/>
         </w:rPr>
         <w:t xml:space="preserve"> </w:t>
@@ -3975,6 +4054,7 @@
               <w:rPr>
                 <w:rtl/>
               </w:rPr>
+              <w:lastRenderedPageBreak/>
               <w:t>الايام المتبقية</w:t>
             </w:r>
           </w:p>
@@ -4152,7 +4232,7 @@
         <w:pStyle w:val="NormalWeb"/>
         <w:numPr>
           <w:ilvl w:val="0"/>
-          <w:numId w:val="9"/>
+          <w:numId w:val="5"/>
         </w:numPr>
       </w:pPr>
       <w:r>
@@ -4171,7 +4251,7 @@
         <w:pStyle w:val="NormalWeb"/>
         <w:numPr>
           <w:ilvl w:val="0"/>
-          <w:numId w:val="9"/>
+          <w:numId w:val="5"/>
         </w:numPr>
       </w:pPr>
       <w:r>
@@ -4351,6 +4431,7 @@
           <w:noProof/>
           <w:lang w:eastAsia="en-US"/>
         </w:rPr>
+        <w:lastRenderedPageBreak/>
         <w:drawing>
           <wp:inline distT="0" distB="0" distL="0" distR="0" wp14:anchorId="57974A58" wp14:editId="7EEC2FA9">
             <wp:extent cx="2514951" cy="1962424"/>
@@ -4487,7 +4568,6 @@
     <w:p>
       <w:pPr>
         <w:rPr>
-          <w:rFonts w:hint="cs"/>
           <w:color w:val="000000" w:themeColor="text1"/>
           <w:rtl/>
           <w:lang w:bidi="ar-JO"/>
@@ -4552,7 +4632,7 @@
         <w:pStyle w:val="NormalWeb"/>
         <w:numPr>
           <w:ilvl w:val="0"/>
-          <w:numId w:val="10"/>
+          <w:numId w:val="6"/>
         </w:numPr>
       </w:pPr>
       <w:r>
@@ -4644,7 +4724,7 @@
         <w:pStyle w:val="NormalWeb"/>
         <w:numPr>
           <w:ilvl w:val="0"/>
-          <w:numId w:val="10"/>
+          <w:numId w:val="6"/>
         </w:numPr>
       </w:pPr>
       <w:r>
@@ -4683,6 +4763,7 @@
         <w:pStyle w:val="Heading3"/>
       </w:pPr>
       <w:r>
+        <w:lastRenderedPageBreak/>
         <w:t>2. Handling Missing and Non-Standard Values</w:t>
       </w:r>
     </w:p>
@@ -4691,7 +4772,7 @@
         <w:pStyle w:val="NormalWeb"/>
         <w:numPr>
           <w:ilvl w:val="0"/>
-          <w:numId w:val="11"/>
+          <w:numId w:val="7"/>
         </w:numPr>
       </w:pPr>
       <w:r>
@@ -4774,7 +4855,7 @@
         <w:pStyle w:val="NormalWeb"/>
         <w:numPr>
           <w:ilvl w:val="0"/>
-          <w:numId w:val="11"/>
+          <w:numId w:val="7"/>
         </w:numPr>
       </w:pPr>
       <w:r>
@@ -4796,7 +4877,7 @@
         <w:pStyle w:val="NormalWeb"/>
         <w:numPr>
           <w:ilvl w:val="0"/>
-          <w:numId w:val="9"/>
+          <w:numId w:val="5"/>
         </w:numPr>
         <w:rPr>
           <w:color w:val="153D63" w:themeColor="text2" w:themeTint="E6"/>
@@ -4843,7 +4924,7 @@
         <w:pStyle w:val="NormalWeb"/>
         <w:numPr>
           <w:ilvl w:val="0"/>
-          <w:numId w:val="13"/>
+          <w:numId w:val="8"/>
         </w:numPr>
         <w:rPr>
           <w:b/>
@@ -4942,7 +5023,7 @@
         <w:pStyle w:val="NormalWeb"/>
         <w:numPr>
           <w:ilvl w:val="0"/>
-          <w:numId w:val="13"/>
+          <w:numId w:val="8"/>
         </w:numPr>
         <w:rPr>
           <w:b/>
@@ -4968,7 +5049,7 @@
         <w:pStyle w:val="NormalWeb"/>
         <w:numPr>
           <w:ilvl w:val="0"/>
-          <w:numId w:val="9"/>
+          <w:numId w:val="5"/>
         </w:numPr>
         <w:rPr>
           <w:color w:val="153D63" w:themeColor="text2" w:themeTint="E6"/>
@@ -5044,7 +5125,7 @@
         <w:pStyle w:val="NormalWeb"/>
         <w:numPr>
           <w:ilvl w:val="0"/>
-          <w:numId w:val="17"/>
+          <w:numId w:val="9"/>
         </w:numPr>
       </w:pPr>
       <w:r>
@@ -5073,123 +5154,6 @@
       <w:r>
         <w:t xml:space="preserve"> </w:t>
       </w:r>
-    </w:p>
-    <w:p>
-      <w:pPr>
-        <w:pStyle w:val="NormalWeb"/>
-        <w:numPr>
-          <w:ilvl w:val="0"/>
-          <w:numId w:val="17"/>
-        </w:numPr>
-      </w:pPr>
-      <w:r>
-        <w:rPr>
-          <w:b/>
-          <w:bCs/>
-        </w:rPr>
-        <w:t xml:space="preserve">Process Applied:  </w:t>
-      </w:r>
-      <w:r>
-        <w:t>A new calculated columns was created using values from existing columns.  -formula 1: (</w:t>
-      </w:r>
-      <w:r>
-        <w:rPr>
-          <w:rFonts w:hint="cs"/>
-          <w:rtl/>
-          <w:lang w:bidi="ar-JO"/>
-        </w:rPr>
-        <w:t>سعر البيع= سعر الشراء *0.20</w:t>
-      </w:r>
-      <w:proofErr w:type="gramStart"/>
-      <w:r>
-        <w:rPr>
-          <w:lang w:bidi="ar-JO"/>
-        </w:rPr>
-        <w:t xml:space="preserve">) </w:t>
-      </w:r>
-      <w:r>
-        <w:rPr>
-          <w:lang w:bidi="ar-JO"/>
-        </w:rPr>
-        <w:t>,</w:t>
-      </w:r>
-      <w:r>
-        <w:rPr>
-          <w:lang w:bidi="ar-JO"/>
-        </w:rPr>
-        <w:t>formula2</w:t>
-      </w:r>
-      <w:proofErr w:type="gramEnd"/>
-      <w:r>
-        <w:rPr>
-          <w:lang w:bidi="ar-JO"/>
-        </w:rPr>
-        <w:t>:</w:t>
-      </w:r>
-      <w:r>
-        <w:rPr>
-          <w:rFonts w:hint="cs"/>
-          <w:rtl/>
-          <w:lang w:bidi="ar-JO"/>
-        </w:rPr>
-        <w:t xml:space="preserve"> </w:t>
-      </w:r>
-      <w:r>
-        <w:rPr>
-          <w:lang w:bidi="ar-JO"/>
-        </w:rPr>
-        <w:t>(</w:t>
-      </w:r>
-      <w:r>
-        <w:rPr>
-          <w:rFonts w:hint="cs"/>
-          <w:rtl/>
-          <w:lang w:bidi="ar-JO"/>
-        </w:rPr>
-        <w:t xml:space="preserve"> ( ربح القطعة =سعر الشراء </w:t>
-      </w:r>
-      <w:r>
-        <w:rPr>
-          <w:rtl/>
-          <w:lang w:bidi="ar-JO"/>
-        </w:rPr>
-        <w:t>–</w:t>
-      </w:r>
-      <w:r>
-        <w:rPr>
-          <w:rFonts w:hint="cs"/>
-          <w:rtl/>
-        </w:rPr>
-        <w:t xml:space="preserve"> البيع</w:t>
-      </w:r>
-      <w:r>
-        <w:t xml:space="preserve">,formula 3: </w:t>
-      </w:r>
-      <w:r>
-        <w:rPr>
-          <w:lang w:bidi="ar-JO"/>
-        </w:rPr>
-        <w:t>(</w:t>
-      </w:r>
-      <w:r>
-        <w:rPr>
-          <w:rFonts w:hint="cs"/>
-          <w:rtl/>
-          <w:lang w:bidi="ar-JO"/>
-        </w:rPr>
-        <w:t>اجمالي الربح المتوقع=ربح القطعة *الكمية المتبقية</w:t>
-      </w:r>
-      <w:r>
-        <w:rPr>
-          <w:lang w:bidi="ar-JO"/>
-        </w:rPr>
-        <w:t>).</w:t>
-      </w:r>
-    </w:p>
-    <w:p>
-      <w:pPr>
-        <w:pStyle w:val="NormalWeb"/>
-      </w:pPr>
     </w:p>
     <w:p>
       <w:pPr>
@@ -5198,6 +5162,123 @@
           <w:ilvl w:val="0"/>
           <w:numId w:val="9"/>
         </w:numPr>
+      </w:pPr>
+      <w:r>
+        <w:rPr>
+          <w:b/>
+          <w:bCs/>
+        </w:rPr>
+        <w:t xml:space="preserve">Process Applied:  </w:t>
+      </w:r>
+      <w:r>
+        <w:t>A new calculated columns was created using values from existing columns.  -formula 1: (</w:t>
+      </w:r>
+      <w:r>
+        <w:rPr>
+          <w:rFonts w:hint="cs"/>
+          <w:rtl/>
+          <w:lang w:bidi="ar-JO"/>
+        </w:rPr>
+        <w:t>سعر البيع= سعر الشراء *0.20</w:t>
+      </w:r>
+      <w:proofErr w:type="gramStart"/>
+      <w:r>
+        <w:rPr>
+          <w:lang w:bidi="ar-JO"/>
+        </w:rPr>
+        <w:t xml:space="preserve">) </w:t>
+      </w:r>
+      <w:r>
+        <w:rPr>
+          <w:lang w:bidi="ar-JO"/>
+        </w:rPr>
+        <w:t>,</w:t>
+      </w:r>
+      <w:r>
+        <w:rPr>
+          <w:lang w:bidi="ar-JO"/>
+        </w:rPr>
+        <w:t>formula2</w:t>
+      </w:r>
+      <w:proofErr w:type="gramEnd"/>
+      <w:r>
+        <w:rPr>
+          <w:lang w:bidi="ar-JO"/>
+        </w:rPr>
+        <w:t>:</w:t>
+      </w:r>
+      <w:r>
+        <w:rPr>
+          <w:rFonts w:hint="cs"/>
+          <w:rtl/>
+          <w:lang w:bidi="ar-JO"/>
+        </w:rPr>
+        <w:t xml:space="preserve"> </w:t>
+      </w:r>
+      <w:r>
+        <w:rPr>
+          <w:lang w:bidi="ar-JO"/>
+        </w:rPr>
+        <w:t>(</w:t>
+      </w:r>
+      <w:r>
+        <w:rPr>
+          <w:rFonts w:hint="cs"/>
+          <w:rtl/>
+          <w:lang w:bidi="ar-JO"/>
+        </w:rPr>
+        <w:t xml:space="preserve"> ( ربح القطعة =سعر الشراء </w:t>
+      </w:r>
+      <w:r>
+        <w:rPr>
+          <w:rtl/>
+          <w:lang w:bidi="ar-JO"/>
+        </w:rPr>
+        <w:t>–</w:t>
+      </w:r>
+      <w:r>
+        <w:rPr>
+          <w:rFonts w:hint="cs"/>
+          <w:rtl/>
+        </w:rPr>
+        <w:t xml:space="preserve"> البيع</w:t>
+      </w:r>
+      <w:r>
+        <w:t xml:space="preserve">,formula 3: </w:t>
+      </w:r>
+      <w:r>
+        <w:rPr>
+          <w:lang w:bidi="ar-JO"/>
+        </w:rPr>
+        <w:t>(</w:t>
+      </w:r>
+      <w:r>
+        <w:rPr>
+          <w:rFonts w:hint="cs"/>
+          <w:rtl/>
+          <w:lang w:bidi="ar-JO"/>
+        </w:rPr>
+        <w:t>اجمالي الربح المتوقع=ربح القطعة *الكمية المتبقية</w:t>
+      </w:r>
+      <w:r>
+        <w:rPr>
+          <w:lang w:bidi="ar-JO"/>
+        </w:rPr>
+        <w:t>).</w:t>
+      </w:r>
+    </w:p>
+    <w:p>
+      <w:pPr>
+        <w:pStyle w:val="NormalWeb"/>
+      </w:pPr>
+    </w:p>
+    <w:p>
+      <w:pPr>
+        <w:pStyle w:val="NormalWeb"/>
+        <w:numPr>
+          <w:ilvl w:val="0"/>
+          <w:numId w:val="5"/>
+        </w:numPr>
         <w:rPr>
           <w:color w:val="153D63" w:themeColor="text2" w:themeTint="E6"/>
         </w:rPr>
@@ -5208,6 +5289,7 @@
           <w:sz w:val="28"/>
           <w:szCs w:val="28"/>
         </w:rPr>
+        <w:lastRenderedPageBreak/>
         <w:t>Creating date formula</w:t>
       </w:r>
       <w:r>
@@ -5302,7 +5384,7 @@
         <w:pStyle w:val="NormalWeb"/>
         <w:numPr>
           <w:ilvl w:val="0"/>
-          <w:numId w:val="19"/>
+          <w:numId w:val="10"/>
         </w:numPr>
         <w:rPr>
           <w:b/>
@@ -5335,7 +5417,7 @@
         <w:pStyle w:val="NormalWeb"/>
         <w:numPr>
           <w:ilvl w:val="0"/>
-          <w:numId w:val="19"/>
+          <w:numId w:val="10"/>
         </w:numPr>
         <w:rPr>
           <w:b/>
@@ -5361,7 +5443,7 @@
         <w:pStyle w:val="NormalWeb"/>
         <w:numPr>
           <w:ilvl w:val="0"/>
-          <w:numId w:val="9"/>
+          <w:numId w:val="5"/>
         </w:numPr>
       </w:pPr>
       <w:r>
@@ -5437,7 +5519,7 @@
         <w:pStyle w:val="NormalWeb"/>
         <w:numPr>
           <w:ilvl w:val="0"/>
-          <w:numId w:val="20"/>
+          <w:numId w:val="11"/>
         </w:numPr>
       </w:pPr>
       <w:r>
@@ -5463,7 +5545,7 @@
         <w:pStyle w:val="NormalWeb"/>
         <w:numPr>
           <w:ilvl w:val="0"/>
-          <w:numId w:val="20"/>
+          <w:numId w:val="11"/>
         </w:numPr>
       </w:pPr>
       <w:r>
@@ -5485,7 +5567,7 @@
         <w:pStyle w:val="NormalWeb"/>
         <w:numPr>
           <w:ilvl w:val="0"/>
-          <w:numId w:val="9"/>
+          <w:numId w:val="5"/>
         </w:numPr>
         <w:rPr>
           <w:color w:val="153D63" w:themeColor="text2" w:themeTint="E6"/>
@@ -5573,7 +5655,7 @@
         <w:pStyle w:val="NormalWeb"/>
         <w:numPr>
           <w:ilvl w:val="0"/>
-          <w:numId w:val="21"/>
+          <w:numId w:val="12"/>
         </w:numPr>
         <w:rPr>
           <w:b/>
@@ -5600,7 +5682,7 @@
         <w:pStyle w:val="NormalWeb"/>
         <w:numPr>
           <w:ilvl w:val="0"/>
-          <w:numId w:val="21"/>
+          <w:numId w:val="12"/>
         </w:numPr>
       </w:pPr>
       <w:r>
@@ -5643,7 +5725,7 @@
         <w:pStyle w:val="NormalWeb"/>
         <w:numPr>
           <w:ilvl w:val="0"/>
-          <w:numId w:val="9"/>
+          <w:numId w:val="5"/>
         </w:numPr>
         <w:rPr>
           <w:rFonts w:asciiTheme="minorHAnsi" w:eastAsiaTheme="minorEastAsia" w:hAnsiTheme="minorHAnsi" w:cstheme="minorBidi"/>
@@ -5724,7 +5806,7 @@
         <w:pStyle w:val="NormalWeb"/>
         <w:numPr>
           <w:ilvl w:val="0"/>
-          <w:numId w:val="22"/>
+          <w:numId w:val="13"/>
         </w:numPr>
         <w:rPr>
           <w:rFonts w:asciiTheme="minorHAnsi" w:eastAsiaTheme="minorEastAsia" w:hAnsiTheme="minorHAnsi" w:cstheme="minorBidi"/>
@@ -5770,7 +5852,7 @@
         <w:pStyle w:val="NormalWeb"/>
         <w:numPr>
           <w:ilvl w:val="0"/>
-          <w:numId w:val="22"/>
+          <w:numId w:val="13"/>
         </w:numPr>
         <w:rPr>
           <w:rFonts w:asciiTheme="minorHAnsi" w:eastAsiaTheme="minorEastAsia" w:hAnsiTheme="minorHAnsi" w:cstheme="minorBidi"/>
@@ -5788,6 +5870,7 @@
           <w:szCs w:val="22"/>
           <w:lang w:eastAsia="ja-JP"/>
         </w:rPr>
+        <w:lastRenderedPageBreak/>
         <w:t>Process applied:</w:t>
       </w:r>
       <w:r>
@@ -5878,7 +5961,7 @@
         <w:pStyle w:val="ListParagraph"/>
         <w:numPr>
           <w:ilvl w:val="0"/>
-          <w:numId w:val="23"/>
+          <w:numId w:val="14"/>
         </w:numPr>
         <w:rPr>
           <w:b/>
@@ -5933,7 +6016,7 @@
         <w:pStyle w:val="ListParagraph"/>
         <w:numPr>
           <w:ilvl w:val="0"/>
-          <w:numId w:val="23"/>
+          <w:numId w:val="14"/>
         </w:numPr>
         <w:rPr>
           <w:b/>
@@ -5958,7 +6041,7 @@
         <w:pStyle w:val="ListParagraph"/>
         <w:numPr>
           <w:ilvl w:val="0"/>
-          <w:numId w:val="23"/>
+          <w:numId w:val="14"/>
         </w:numPr>
         <w:rPr>
           <w:b/>
@@ -6007,7 +6090,7 @@
         <w:pStyle w:val="ListParagraph"/>
         <w:numPr>
           <w:ilvl w:val="1"/>
-          <w:numId w:val="9"/>
+          <w:numId w:val="5"/>
         </w:numPr>
         <w:rPr>
           <w:b/>
@@ -6039,7 +6122,7 @@
         <w:pStyle w:val="ListParagraph"/>
         <w:numPr>
           <w:ilvl w:val="1"/>
-          <w:numId w:val="9"/>
+          <w:numId w:val="5"/>
         </w:numPr>
         <w:rPr>
           <w:b/>
@@ -6071,7 +6154,7 @@
         <w:pStyle w:val="ListParagraph"/>
         <w:numPr>
           <w:ilvl w:val="1"/>
-          <w:numId w:val="9"/>
+          <w:numId w:val="5"/>
         </w:numPr>
         <w:rPr>
           <w:b/>
@@ -6116,7 +6199,7 @@
         <w:pStyle w:val="ListParagraph"/>
         <w:numPr>
           <w:ilvl w:val="1"/>
-          <w:numId w:val="9"/>
+          <w:numId w:val="5"/>
         </w:numPr>
         <w:rPr>
           <w:b/>
@@ -6177,6 +6260,7 @@
           <w:rtl/>
           <w:lang w:eastAsia="en-US"/>
         </w:rPr>
+        <w:lastRenderedPageBreak/>
         <w:drawing>
           <wp:inline distT="0" distB="0" distL="0" distR="0" wp14:anchorId="4784A906" wp14:editId="5E365088">
             <wp:extent cx="2200275" cy="1571625"/>
@@ -6466,7 +6550,11 @@
         </w:rPr>
       </w:pPr>
       <w:r>
-        <w:t>This interactive data table provides a complete, tabular overview of the pharmacy's records. It displays a granular view of medication names,   remaining quantities, and retail prices, serving as the primary operational ledger for daily audits.</w:t>
+        <w:t xml:space="preserve">This interactive data table provides a complete, tabular overview of the pharmacy's records. It displays a granular view of medication names,   remaining </w:t>
+      </w:r>
+      <w:r>
+        <w:lastRenderedPageBreak/>
+        <w:t>quantities, and retail prices, serving as the primary operational ledger for daily audits.</w:t>
       </w:r>
     </w:p>
     <w:p>
@@ -6609,7 +6697,7 @@
         <w:pStyle w:val="NormalWeb"/>
         <w:numPr>
           <w:ilvl w:val="0"/>
-          <w:numId w:val="24"/>
+          <w:numId w:val="15"/>
         </w:numPr>
       </w:pPr>
       <w:r>
@@ -6625,7 +6713,7 @@
         <w:pStyle w:val="NormalWeb"/>
         <w:numPr>
           <w:ilvl w:val="1"/>
-          <w:numId w:val="24"/>
+          <w:numId w:val="15"/>
         </w:numPr>
       </w:pPr>
       <w:r>
@@ -6644,7 +6732,7 @@
         <w:pStyle w:val="NormalWeb"/>
         <w:numPr>
           <w:ilvl w:val="1"/>
-          <w:numId w:val="24"/>
+          <w:numId w:val="15"/>
         </w:numPr>
       </w:pPr>
       <w:r>
@@ -6663,7 +6751,7 @@
         <w:pStyle w:val="NormalWeb"/>
         <w:numPr>
           <w:ilvl w:val="0"/>
-          <w:numId w:val="24"/>
+          <w:numId w:val="15"/>
         </w:numPr>
       </w:pPr>
       <w:r>
@@ -6679,7 +6767,7 @@
         <w:pStyle w:val="NormalWeb"/>
         <w:numPr>
           <w:ilvl w:val="1"/>
-          <w:numId w:val="24"/>
+          <w:numId w:val="15"/>
         </w:numPr>
       </w:pPr>
       <w:r>
@@ -6698,7 +6786,7 @@
         <w:pStyle w:val="NormalWeb"/>
         <w:numPr>
           <w:ilvl w:val="1"/>
-          <w:numId w:val="24"/>
+          <w:numId w:val="15"/>
         </w:numPr>
       </w:pPr>
       <w:r>
@@ -6717,7 +6805,7 @@
         <w:pStyle w:val="NormalWeb"/>
         <w:numPr>
           <w:ilvl w:val="0"/>
-          <w:numId w:val="24"/>
+          <w:numId w:val="15"/>
         </w:numPr>
       </w:pPr>
       <w:r>
@@ -6733,7 +6821,7 @@
         <w:pStyle w:val="NormalWeb"/>
         <w:numPr>
           <w:ilvl w:val="1"/>
-          <w:numId w:val="24"/>
+          <w:numId w:val="15"/>
         </w:numPr>
       </w:pPr>
       <w:r>
@@ -6752,7 +6840,7 @@
         <w:pStyle w:val="NormalWeb"/>
         <w:numPr>
           <w:ilvl w:val="1"/>
-          <w:numId w:val="24"/>
+          <w:numId w:val="15"/>
         </w:numPr>
       </w:pPr>
       <w:r>
@@ -6852,6 +6940,7 @@
         <w:pStyle w:val="Heading4"/>
       </w:pPr>
       <w:r>
+        <w:lastRenderedPageBreak/>
         <w:t>A. Visual Objective and Layout</w:t>
       </w:r>
     </w:p>
@@ -6910,7 +6999,7 @@
         <w:pStyle w:val="NormalWeb"/>
         <w:numPr>
           <w:ilvl w:val="0"/>
-          <w:numId w:val="26"/>
+          <w:numId w:val="16"/>
         </w:numPr>
       </w:pPr>
       <w:r>
@@ -6939,7 +7028,7 @@
         <w:pStyle w:val="NormalWeb"/>
         <w:numPr>
           <w:ilvl w:val="0"/>
-          <w:numId w:val="26"/>
+          <w:numId w:val="16"/>
         </w:numPr>
       </w:pPr>
       <w:r>
@@ -6978,7 +7067,7 @@
         <w:pStyle w:val="NormalWeb"/>
         <w:numPr>
           <w:ilvl w:val="0"/>
-          <w:numId w:val="26"/>
+          <w:numId w:val="16"/>
         </w:numPr>
       </w:pPr>
       <w:r>
@@ -7017,7 +7106,7 @@
         <w:pStyle w:val="NormalWeb"/>
         <w:numPr>
           <w:ilvl w:val="0"/>
-          <w:numId w:val="26"/>
+          <w:numId w:val="16"/>
         </w:numPr>
       </w:pPr>
       <w:r>
@@ -7092,6 +7181,7 @@
         <w:rPr>
           <w:noProof/>
         </w:rPr>
+        <w:lastRenderedPageBreak/>
         <w:drawing>
           <wp:inline distT="0" distB="0" distL="0" distR="0" wp14:anchorId="5F4DE9D5" wp14:editId="7D3FBFEB">
             <wp:extent cx="3228975" cy="1857375"/>
@@ -7233,7 +7323,7 @@
         <w:pStyle w:val="NormalWeb"/>
         <w:numPr>
           <w:ilvl w:val="0"/>
-          <w:numId w:val="43"/>
+          <w:numId w:val="17"/>
         </w:numPr>
       </w:pPr>
       <w:r>
@@ -7252,7 +7342,7 @@
         <w:pStyle w:val="NormalWeb"/>
         <w:numPr>
           <w:ilvl w:val="0"/>
-          <w:numId w:val="43"/>
+          <w:numId w:val="17"/>
         </w:numPr>
       </w:pPr>
       <w:r>
@@ -7271,7 +7361,7 @@
         <w:pStyle w:val="NormalWeb"/>
         <w:numPr>
           <w:ilvl w:val="0"/>
-          <w:numId w:val="43"/>
+          <w:numId w:val="17"/>
         </w:numPr>
       </w:pPr>
       <w:r>
@@ -7290,7 +7380,7 @@
         <w:pStyle w:val="NormalWeb"/>
         <w:numPr>
           <w:ilvl w:val="0"/>
-          <w:numId w:val="43"/>
+          <w:numId w:val="17"/>
         </w:numPr>
       </w:pPr>
       <w:r>
@@ -7309,6 +7399,7 @@
         <w:pStyle w:val="Heading3"/>
       </w:pPr>
       <w:r>
+        <w:lastRenderedPageBreak/>
         <w:t>2. KNIME Analytics Platform (Primary ETL &amp; Data Processing Tool)</w:t>
       </w:r>
     </w:p>
@@ -7325,7 +7416,7 @@
         <w:pStyle w:val="NormalWeb"/>
         <w:numPr>
           <w:ilvl w:val="0"/>
-          <w:numId w:val="44"/>
+          <w:numId w:val="18"/>
         </w:numPr>
       </w:pPr>
       <w:r>
@@ -7341,7 +7432,7 @@
         <w:pStyle w:val="NormalWeb"/>
         <w:numPr>
           <w:ilvl w:val="1"/>
-          <w:numId w:val="44"/>
+          <w:numId w:val="18"/>
         </w:numPr>
       </w:pPr>
       <w:r>
@@ -7353,7 +7444,7 @@
         <w:pStyle w:val="NormalWeb"/>
         <w:numPr>
           <w:ilvl w:val="1"/>
-          <w:numId w:val="44"/>
+          <w:numId w:val="18"/>
         </w:numPr>
       </w:pPr>
       <w:r>
@@ -7365,7 +7456,7 @@
         <w:pStyle w:val="NormalWeb"/>
         <w:numPr>
           <w:ilvl w:val="1"/>
-          <w:numId w:val="44"/>
+          <w:numId w:val="18"/>
         </w:numPr>
       </w:pPr>
       <w:r>
@@ -7377,7 +7468,7 @@
         <w:pStyle w:val="NormalWeb"/>
         <w:numPr>
           <w:ilvl w:val="1"/>
-          <w:numId w:val="44"/>
+          <w:numId w:val="18"/>
         </w:numPr>
       </w:pPr>
       <w:r>
@@ -7389,7 +7480,7 @@
         <w:pStyle w:val="NormalWeb"/>
         <w:numPr>
           <w:ilvl w:val="0"/>
-          <w:numId w:val="44"/>
+          <w:numId w:val="18"/>
         </w:numPr>
       </w:pPr>
       <w:r>
@@ -7405,7 +7496,7 @@
         <w:pStyle w:val="NormalWeb"/>
         <w:numPr>
           <w:ilvl w:val="1"/>
-          <w:numId w:val="44"/>
+          <w:numId w:val="18"/>
         </w:numPr>
       </w:pPr>
       <w:r>
@@ -7434,7 +7525,7 @@
         <w:pStyle w:val="NormalWeb"/>
         <w:numPr>
           <w:ilvl w:val="1"/>
-          <w:numId w:val="44"/>
+          <w:numId w:val="18"/>
         </w:numPr>
       </w:pPr>
       <w:r>
@@ -7463,7 +7554,7 @@
         <w:pStyle w:val="NormalWeb"/>
         <w:numPr>
           <w:ilvl w:val="1"/>
-          <w:numId w:val="44"/>
+          <w:numId w:val="18"/>
         </w:numPr>
       </w:pPr>
       <w:r>
@@ -7494,7 +7585,7 @@
         <w:pStyle w:val="NormalWeb"/>
         <w:numPr>
           <w:ilvl w:val="1"/>
-          <w:numId w:val="44"/>
+          <w:numId w:val="18"/>
         </w:numPr>
       </w:pPr>
       <w:r>
@@ -7523,7 +7614,7 @@
         <w:pStyle w:val="NormalWeb"/>
         <w:numPr>
           <w:ilvl w:val="1"/>
-          <w:numId w:val="44"/>
+          <w:numId w:val="18"/>
         </w:numPr>
       </w:pPr>
       <w:r>
@@ -7558,7 +7649,7 @@
         <w:pStyle w:val="NormalWeb"/>
         <w:numPr>
           <w:ilvl w:val="0"/>
-          <w:numId w:val="45"/>
+          <w:numId w:val="19"/>
         </w:numPr>
       </w:pPr>
       <w:r>
@@ -7574,7 +7665,7 @@
         <w:pStyle w:val="NormalWeb"/>
         <w:numPr>
           <w:ilvl w:val="1"/>
-          <w:numId w:val="45"/>
+          <w:numId w:val="19"/>
         </w:numPr>
       </w:pPr>
       <w:r>
@@ -7582,21 +7673,7 @@
           <w:b/>
           <w:bCs/>
         </w:rPr>
-        <w:t xml:space="preserve">Interactive </w:t>
-      </w:r>
-      <w:r>
-        <w:rPr>
-          <w:b/>
-          <w:bCs/>
-        </w:rPr>
-        <w:t>Dash boarding</w:t>
-      </w:r>
-      <w:r>
-        <w:rPr>
-          <w:b/>
-          <w:bCs/>
-        </w:rPr>
-        <w:t>:</w:t>
+        <w:t>Interactive Dash boarding:</w:t>
       </w:r>
       <w:r>
         <w:t xml:space="preserve"> Developed dynamic dashboards and interactive reports tailored for decision-makers.</w:t>
@@ -7607,7 +7684,7 @@
         <w:pStyle w:val="NormalWeb"/>
         <w:numPr>
           <w:ilvl w:val="1"/>
-          <w:numId w:val="45"/>
+          <w:numId w:val="19"/>
         </w:numPr>
       </w:pPr>
       <w:r>
@@ -7626,7 +7703,7 @@
         <w:pStyle w:val="NormalWeb"/>
         <w:numPr>
           <w:ilvl w:val="1"/>
-          <w:numId w:val="45"/>
+          <w:numId w:val="19"/>
         </w:numPr>
       </w:pPr>
       <w:r>
@@ -7675,6 +7752,7 @@
         <w:ind w:left="720"/>
       </w:pPr>
       <w:r>
+        <w:lastRenderedPageBreak/>
         <w:t xml:space="preserve">     </w:t>
       </w:r>
     </w:p>
@@ -7727,7 +7805,7 @@
         <w:pStyle w:val="NormalWeb"/>
         <w:numPr>
           <w:ilvl w:val="0"/>
-          <w:numId w:val="46"/>
+          <w:numId w:val="20"/>
         </w:numPr>
       </w:pPr>
       <w:r>
@@ -7746,7 +7824,7 @@
         <w:pStyle w:val="NormalWeb"/>
         <w:numPr>
           <w:ilvl w:val="0"/>
-          <w:numId w:val="46"/>
+          <w:numId w:val="20"/>
         </w:numPr>
       </w:pPr>
       <w:r>
@@ -7765,7 +7843,7 @@
         <w:pStyle w:val="NormalWeb"/>
         <w:numPr>
           <w:ilvl w:val="0"/>
-          <w:numId w:val="46"/>
+          <w:numId w:val="20"/>
         </w:numPr>
       </w:pPr>
       <w:r>
@@ -7796,7 +7874,7 @@
         <w:pStyle w:val="NormalWeb"/>
         <w:numPr>
           <w:ilvl w:val="0"/>
-          <w:numId w:val="47"/>
+          <w:numId w:val="21"/>
         </w:numPr>
       </w:pPr>
       <w:r>
@@ -7815,7 +7893,7 @@
         <w:pStyle w:val="NormalWeb"/>
         <w:numPr>
           <w:ilvl w:val="0"/>
-          <w:numId w:val="47"/>
+          <w:numId w:val="21"/>
         </w:numPr>
       </w:pPr>
       <w:r>
@@ -7834,7 +7912,7 @@
         <w:pStyle w:val="NormalWeb"/>
         <w:numPr>
           <w:ilvl w:val="0"/>
-          <w:numId w:val="47"/>
+          <w:numId w:val="21"/>
         </w:numPr>
       </w:pPr>
       <w:r>
@@ -7853,7 +7931,7 @@
         <w:pStyle w:val="NormalWeb"/>
         <w:numPr>
           <w:ilvl w:val="0"/>
-          <w:numId w:val="47"/>
+          <w:numId w:val="21"/>
         </w:numPr>
       </w:pPr>
       <w:r>
@@ -7872,10 +7950,7 @@
         <w:pStyle w:val="Heading3"/>
       </w:pPr>
       <w:r>
-        <w:t>2.</w:t>
-      </w:r>
-      <w:r>
-        <w:t xml:space="preserve"> Sequential Project Implementation Steps</w:t>
+        <w:t>2. Sequential Project Implementation Steps</w:t>
       </w:r>
     </w:p>
     <w:p>
@@ -7891,7 +7966,7 @@
         <w:pStyle w:val="NormalWeb"/>
         <w:numPr>
           <w:ilvl w:val="0"/>
-          <w:numId w:val="48"/>
+          <w:numId w:val="22"/>
         </w:numPr>
       </w:pPr>
       <w:r>
@@ -7916,7 +7991,7 @@
         <w:pStyle w:val="NormalWeb"/>
         <w:numPr>
           <w:ilvl w:val="0"/>
-          <w:numId w:val="48"/>
+          <w:numId w:val="22"/>
         </w:numPr>
       </w:pPr>
       <w:r>
@@ -7941,7 +8016,7 @@
         <w:pStyle w:val="NormalWeb"/>
         <w:numPr>
           <w:ilvl w:val="0"/>
-          <w:numId w:val="48"/>
+          <w:numId w:val="22"/>
         </w:numPr>
       </w:pPr>
       <w:r>
@@ -7949,6 +8024,7 @@
           <w:b/>
           <w:bCs/>
         </w:rPr>
+        <w:lastRenderedPageBreak/>
         <w:t>Step 3: Data Ingestion into KNIME</w:t>
       </w:r>
     </w:p>
@@ -7976,7 +8052,7 @@
         <w:pStyle w:val="NormalWeb"/>
         <w:numPr>
           <w:ilvl w:val="0"/>
-          <w:numId w:val="48"/>
+          <w:numId w:val="22"/>
         </w:numPr>
       </w:pPr>
       <w:r>
@@ -7992,7 +8068,7 @@
         <w:pStyle w:val="NormalWeb"/>
         <w:numPr>
           <w:ilvl w:val="1"/>
-          <w:numId w:val="48"/>
+          <w:numId w:val="22"/>
         </w:numPr>
       </w:pPr>
       <w:r>
@@ -8014,7 +8090,7 @@
         <w:pStyle w:val="NormalWeb"/>
         <w:numPr>
           <w:ilvl w:val="1"/>
-          <w:numId w:val="48"/>
+          <w:numId w:val="22"/>
         </w:numPr>
       </w:pPr>
       <w:r>
@@ -8025,21 +8101,7 @@
           <w:b/>
           <w:bCs/>
         </w:rPr>
-        <w:t>String to Date</w:t>
-      </w:r>
-      <w:r>
-        <w:rPr>
-          <w:b/>
-          <w:bCs/>
-        </w:rPr>
-        <w:t xml:space="preserve"> </w:t>
-      </w:r>
-      <w:r>
-        <w:rPr>
-          <w:b/>
-          <w:bCs/>
-        </w:rPr>
-        <w:t>&amp;Time</w:t>
+        <w:t>String to Date &amp;Time</w:t>
       </w:r>
       <w:r>
         <w:t xml:space="preserve"> node.</w:t>
@@ -8050,7 +8112,7 @@
         <w:pStyle w:val="NormalWeb"/>
         <w:numPr>
           <w:ilvl w:val="1"/>
-          <w:numId w:val="48"/>
+          <w:numId w:val="22"/>
         </w:numPr>
       </w:pPr>
       <w:r>
@@ -8072,7 +8134,7 @@
         <w:pStyle w:val="NormalWeb"/>
         <w:numPr>
           <w:ilvl w:val="1"/>
-          <w:numId w:val="48"/>
+          <w:numId w:val="22"/>
         </w:numPr>
       </w:pPr>
       <w:r>
@@ -8084,7 +8146,7 @@
         <w:pStyle w:val="NormalWeb"/>
         <w:numPr>
           <w:ilvl w:val="0"/>
-          <w:numId w:val="48"/>
+          <w:numId w:val="22"/>
         </w:numPr>
       </w:pPr>
       <w:r>
@@ -8109,7 +8171,7 @@
         <w:pStyle w:val="NormalWeb"/>
         <w:numPr>
           <w:ilvl w:val="1"/>
-          <w:numId w:val="48"/>
+          <w:numId w:val="22"/>
         </w:numPr>
       </w:pPr>
       <w:r>
@@ -8128,7 +8190,7 @@
         <w:pStyle w:val="NormalWeb"/>
         <w:numPr>
           <w:ilvl w:val="1"/>
-          <w:numId w:val="48"/>
+          <w:numId w:val="22"/>
         </w:numPr>
       </w:pPr>
       <w:r>
@@ -8136,21 +8198,7 @@
           <w:b/>
           <w:bCs/>
         </w:rPr>
-        <w:t>Date</w:t>
-      </w:r>
-      <w:r>
-        <w:rPr>
-          <w:b/>
-          <w:bCs/>
-        </w:rPr>
-        <w:t xml:space="preserve"> </w:t>
-      </w:r>
-      <w:r>
-        <w:rPr>
-          <w:b/>
-          <w:bCs/>
-        </w:rPr>
-        <w:t>&amp;Time Difference</w:t>
+        <w:t>Date &amp;Time Difference</w:t>
       </w:r>
       <w:r>
         <w:t xml:space="preserve"> (for precise duration and window tracking).</w:t>
@@ -8161,7 +8209,7 @@
         <w:pStyle w:val="NormalWeb"/>
         <w:numPr>
           <w:ilvl w:val="1"/>
-          <w:numId w:val="48"/>
+          <w:numId w:val="22"/>
         </w:numPr>
       </w:pPr>
       <w:r>
@@ -8180,7 +8228,7 @@
         <w:pStyle w:val="NormalWeb"/>
         <w:numPr>
           <w:ilvl w:val="0"/>
-          <w:numId w:val="48"/>
+          <w:numId w:val="22"/>
         </w:numPr>
       </w:pPr>
       <w:r>
@@ -8215,7 +8263,7 @@
         <w:pStyle w:val="NormalWeb"/>
         <w:numPr>
           <w:ilvl w:val="0"/>
-          <w:numId w:val="48"/>
+          <w:numId w:val="22"/>
         </w:numPr>
       </w:pPr>
       <w:r>
@@ -8240,7 +8288,7 @@
         <w:pStyle w:val="NormalWeb"/>
         <w:numPr>
           <w:ilvl w:val="0"/>
-          <w:numId w:val="48"/>
+          <w:numId w:val="22"/>
         </w:numPr>
       </w:pPr>
       <w:r>
@@ -8279,24 +8327,14 @@
       <w:bookmarkEnd w:id="10"/>
     </w:p>
     <w:p>
-      <w:pPr>
-        <w:rPr>
-          <w:sz w:val="26"/>
-          <w:szCs w:val="28"/>
-        </w:rPr>
-      </w:pPr>
-      <w:r>
-        <w:t xml:space="preserve">The successful completion of the data cleaning and preprocessing pipeline within the KNIME Analytics Platform yielded a highly accurate, standardized, and optimized dataset for the </w:t>
-      </w:r>
-      <w:r>
-        <w:rPr>
-          <w:i/>
-          <w:iCs/>
-        </w:rPr>
-        <w:t>Smart DSS for Pharmacy Inventory and Profit Optimization</w:t>
-      </w:r>
-      <w:r>
-        <w:t xml:space="preserve"> project. By eliminating redundant attributes, parsing unformatted date fields into synchronized temporal formats, and engineering precise mathematical calculations, the preprocessing stage significantly enhanced data integrity, establishing a reliable foundation for downstream business analysis. Upon importing this refined dataset into Power BI, the resulting interactive dashboard successfully transformed complex pharmacy transactions into actionable visual insights. The system effectively mapped out crucial operational patterns, distinguishing high-velocity, fast-moving products from stagnant, slow-moving stock that capitalizes pharmacy resources for extended periods. Furthermore, through dynamic charts and integrated KPIs, the dashboard provided clear visibility into inventory trends over time and highlighted high-margin product segments, directly empowering stakeholders to evaluate how different medications contribute to overall profitability. Ultimately, the most valuable outcome of this project is the interactive Power BI dashboard itself; by bridging the gap between raw data and executive decision-making, it provides pharmacy management with a robust decision support tool designed to minimize stock issues, reduce waste from expired products, and strategically optimize net profit margins.</w:t>
+      <w:r>
+        <w:t>The project successfully established an integrated data cleaning and preprocessing pipeline within the KNIME platform by eliminating redundancies, standardizing date formats, and engineering precise calculations, which enhanced data integrity and built a reliable foundation for analysis. Upon migrating this refined dataset into Power BI, complex pharmacy transactions were transformed into an interactive, intelligent dashboard that accurately distinguishes between fast-moving products and stagnant stock that freezes capital, while monitoring inventory trends and identifying high-margin items. Ultimately, this interactive dashboard stands as the primary outcome of the project, serving as a robust decision support tool (DSS) that bridges the gap between raw data and executive management, thereby empowering pharmacies to minimize stock</w:t>
+      </w:r>
+      <w:r>
+        <w:t xml:space="preserve"> </w:t>
+      </w:r>
+      <w:r>
+        <w:t>outs, reduce waste from expired medications, and strategically optimize net profit margins.</w:t>
       </w:r>
     </w:p>
     <w:p>
@@ -8363,14 +8401,302 @@
     </w:p>
     <w:p>
       <w:pPr>
-        <w:rPr>
-          <w:rFonts w:hint="cs"/>
-          <w:rtl/>
-          <w:lang w:bidi="ar-JO"/>
-        </w:rPr>
-      </w:pPr>
+        <w:pStyle w:val="Heading2"/>
+        <w:rPr>
+          <w:sz w:val="32"/>
+          <w:szCs w:val="36"/>
+        </w:rPr>
+      </w:pPr>
+    </w:p>
+    <w:p>
+      <w:pPr>
+        <w:pStyle w:val="Heading2"/>
+        <w:rPr>
+          <w:b/>
+          <w:bCs/>
+          <w:sz w:val="32"/>
+          <w:szCs w:val="32"/>
+        </w:rPr>
+      </w:pPr>
+      <w:r>
+        <w:rPr>
+          <w:b/>
+          <w:bCs/>
+          <w:sz w:val="32"/>
+          <w:szCs w:val="32"/>
+        </w:rPr>
+        <w:t>*</w:t>
+      </w:r>
+      <w:r>
+        <w:rPr>
+          <w:b/>
+          <w:bCs/>
+          <w:sz w:val="32"/>
+          <w:szCs w:val="32"/>
+        </w:rPr>
+        <w:t>future work &amp; project scalability</w:t>
+      </w:r>
+      <w:r>
+        <w:rPr>
+          <w:b/>
+          <w:bCs/>
+          <w:sz w:val="32"/>
+          <w:szCs w:val="32"/>
+        </w:rPr>
+        <w:t>*</w:t>
+      </w:r>
+    </w:p>
+    <w:p>
+      <w:pPr>
+        <w:pStyle w:val="NormalWeb"/>
+      </w:pPr>
+      <w:r>
+        <w:rPr>
+          <w:rFonts w:hAnsi="Symbol"/>
+        </w:rPr>
+        <w:t></w:t>
+      </w:r>
+      <w:r>
+        <w:t xml:space="preserve"> </w:t>
+      </w:r>
+      <w:r>
+        <w:t xml:space="preserve"> </w:t>
+      </w:r>
+      <w:r>
+        <w:t xml:space="preserve"> </w:t>
+      </w:r>
+      <w:r>
+        <w:rPr>
+          <w:b/>
+          <w:bCs/>
+        </w:rPr>
+        <w:t>Web Application Transformation</w:t>
+      </w:r>
+    </w:p>
+    <w:p>
+      <w:pPr>
+        <w:pStyle w:val="NormalWeb"/>
+        <w:numPr>
+          <w:ilvl w:val="0"/>
+          <w:numId w:val="23"/>
+        </w:numPr>
+      </w:pPr>
+      <w:r>
+        <w:t xml:space="preserve">Migrating the data logic and analytical outputs developed in KNIME into a fully interactive web application using Python's </w:t>
+      </w:r>
+      <w:r>
+        <w:rPr>
+          <w:b/>
+          <w:bCs/>
+        </w:rPr>
+        <w:t>Stream</w:t>
+      </w:r>
+      <w:r>
+        <w:rPr>
+          <w:b/>
+          <w:bCs/>
+        </w:rPr>
+        <w:t xml:space="preserve"> </w:t>
+      </w:r>
+      <w:r>
+        <w:rPr>
+          <w:b/>
+          <w:bCs/>
+        </w:rPr>
+        <w:t>lit</w:t>
+      </w:r>
+      <w:r>
+        <w:t xml:space="preserve"> framework.</w:t>
+      </w:r>
+    </w:p>
+    <w:p>
+      <w:pPr>
+        <w:pStyle w:val="NormalWeb"/>
+      </w:pPr>
+      <w:r>
+        <w:rPr>
+          <w:rFonts w:hAnsi="Symbol"/>
+        </w:rPr>
+        <w:t></w:t>
+      </w:r>
+      <w:r>
+        <w:t xml:space="preserve">  </w:t>
+      </w:r>
+      <w:r>
+        <w:t xml:space="preserve"> </w:t>
+      </w:r>
+      <w:r>
+        <w:rPr>
+          <w:b/>
+          <w:bCs/>
+        </w:rPr>
+        <w:t>User-Friendly UI/UX</w:t>
+      </w:r>
+    </w:p>
+    <w:p>
+      <w:pPr>
+        <w:pStyle w:val="NormalWeb"/>
+        <w:numPr>
+          <w:ilvl w:val="0"/>
+          <w:numId w:val="24"/>
+        </w:numPr>
+      </w:pPr>
+      <w:r>
+        <w:t>Providing a simplified, intuitive interface tailored for pharmacists and staff, removing the need for prior data analytics expertise.</w:t>
+      </w:r>
+    </w:p>
+    <w:p>
+      <w:pPr>
+        <w:pStyle w:val="NormalWeb"/>
+      </w:pPr>
+      <w:r>
+        <w:rPr>
+          <w:rFonts w:hAnsi="Symbol"/>
+        </w:rPr>
+        <w:t></w:t>
+      </w:r>
+      <w:r>
+        <w:t xml:space="preserve"> </w:t>
+      </w:r>
+      <w:r>
+        <w:t xml:space="preserve"> </w:t>
+      </w:r>
+      <w:r>
+        <w:t xml:space="preserve"> </w:t>
+      </w:r>
+      <w:r>
+        <w:rPr>
+          <w:b/>
+          <w:bCs/>
+        </w:rPr>
+        <w:t>Real-Time Alert System</w:t>
+      </w:r>
+    </w:p>
+    <w:p>
+      <w:pPr>
+        <w:pStyle w:val="NormalWeb"/>
+        <w:numPr>
+          <w:ilvl w:val="0"/>
+          <w:numId w:val="25"/>
+        </w:numPr>
+      </w:pPr>
+      <w:r>
+        <w:t>Integrating automated, live visual alerts for low-stock items and near-expiry medications directly onto the dashboard interface.</w:t>
+      </w:r>
+    </w:p>
+    <w:p>
+      <w:pPr>
+        <w:pStyle w:val="NormalWeb"/>
+      </w:pPr>
+      <w:r>
+        <w:rPr>
+          <w:rFonts w:hAnsi="Symbol"/>
+        </w:rPr>
+        <w:t></w:t>
+      </w:r>
+      <w:r>
+        <w:t xml:space="preserve">  </w:t>
+      </w:r>
+      <w:r>
+        <w:t xml:space="preserve">  </w:t>
+      </w:r>
+      <w:proofErr w:type="spellStart"/>
+      <w:r>
+        <w:rPr>
+          <w:b/>
+          <w:bCs/>
+        </w:rPr>
+        <w:t>Productization</w:t>
+      </w:r>
+      <w:proofErr w:type="spellEnd"/>
+      <w:r>
+        <w:rPr>
+          <w:b/>
+          <w:bCs/>
+        </w:rPr>
+        <w:t xml:space="preserve"> (Data Product)</w:t>
+      </w:r>
+    </w:p>
+    <w:p>
+      <w:pPr>
+        <w:pStyle w:val="NormalWeb"/>
+        <w:numPr>
+          <w:ilvl w:val="0"/>
+          <w:numId w:val="26"/>
+        </w:numPr>
+      </w:pPr>
+      <w:r>
+        <w:t xml:space="preserve">Scaling the project into a commercialized business solution capable of seamless </w:t>
+      </w:r>
       <w:bookmarkStart w:id="12" w:name="_GoBack"/>
-      <w:bookmarkEnd w:id="12"/>
+      <w:r>
+        <w:t>integration with existing Pharmacy Point-of-Sale (POS) systems in the Jordanian market.</w:t>
+      </w:r>
+    </w:p>
+    <w:bookmarkEnd w:id="12"/>
+    <w:p>
+      <w:pPr>
+        <w:pStyle w:val="Heading2"/>
+        <w:rPr>
+          <w:sz w:val="32"/>
+          <w:szCs w:val="36"/>
+        </w:rPr>
+      </w:pPr>
+      <w:r>
+        <w:rPr>
+          <w:sz w:val="32"/>
+          <w:szCs w:val="36"/>
+        </w:rPr>
+        <w:t>Acknowledgment</w:t>
+      </w:r>
+    </w:p>
+    <w:p>
+      <w:pPr>
+        <w:pStyle w:val="Heading2"/>
+        <w:rPr>
+          <w:color w:val="0D0D0D" w:themeColor="text1" w:themeTint="F2"/>
+          <w:szCs w:val="24"/>
+        </w:rPr>
+      </w:pPr>
+      <w:r>
+        <w:rPr>
+          <w:color w:val="0D0D0D" w:themeColor="text1" w:themeTint="F2"/>
+          <w:szCs w:val="24"/>
+        </w:rPr>
+        <w:t xml:space="preserve">I would like to express my sincere appreciation and gratitude to everyone who supported me throughout the completion of this project, </w:t>
+      </w:r>
+      <w:r>
+        <w:rPr>
+          <w:rStyle w:val="Strong"/>
+          <w:color w:val="0D0D0D" w:themeColor="text1" w:themeTint="F2"/>
+          <w:szCs w:val="24"/>
+        </w:rPr>
+        <w:t>“Smart DSS for Pharmacy Inventory and Profit Optimization.”</w:t>
+      </w:r>
+    </w:p>
+    <w:p>
+      <w:pPr>
+        <w:pStyle w:val="Heading2"/>
+        <w:rPr>
+          <w:color w:val="0D0D0D" w:themeColor="text1" w:themeTint="F2"/>
+          <w:szCs w:val="24"/>
+        </w:rPr>
+      </w:pPr>
+      <w:r>
+        <w:rPr>
+          <w:color w:val="0D0D0D" w:themeColor="text1" w:themeTint="F2"/>
+          <w:szCs w:val="24"/>
+        </w:rPr>
+        <w:t xml:space="preserve"> First, I would like to thank my instructor for the continuous guidance, valuable feedback, and support provided during all stages of this project. Their advice and encouragement greatly contributed to improving the quality of this work.</w:t>
+      </w:r>
+    </w:p>
+    <w:p>
+      <w:pPr>
+        <w:pStyle w:val="NormalWeb"/>
+        <w:rPr>
+          <w:color w:val="0D0D0D" w:themeColor="text1" w:themeTint="F2"/>
+        </w:rPr>
+      </w:pPr>
     </w:p>
     <w:p/>
     <w:p>
@@ -8385,7 +8711,6 @@
     <w:p>
       <w:pPr>
         <w:rPr>
-          <w:rFonts w:hint="cs"/>
           <w:color w:val="000000" w:themeColor="text1"/>
           <w:rtl/>
           <w:lang w:bidi="ar-JO"/>
@@ -8405,22 +8730,6 @@
     <w:p/>
     <w:p>
       <w:pPr>
-        <w:pStyle w:val="Heading2"/>
-        <w:rPr>
-          <w:sz w:val="32"/>
-          <w:szCs w:val="36"/>
-        </w:rPr>
-      </w:pPr>
-      <w:r>
-        <w:rPr>
-          <w:sz w:val="32"/>
-          <w:szCs w:val="36"/>
-        </w:rPr>
-        <w:t>Acknowledgment</w:t>
-      </w:r>
-    </w:p>
-    <w:p>
-      <w:pPr>
         <w:pStyle w:val="NormalWeb"/>
         <w:rPr>
           <w:color w:val="0D0D0D" w:themeColor="text1" w:themeTint="F2"/>
@@ -8428,129 +8737,10 @@
           <w:szCs w:val="28"/>
         </w:rPr>
       </w:pPr>
-      <w:r>
-        <w:rPr>
-          <w:color w:val="0D0D0D" w:themeColor="text1" w:themeTint="F2"/>
-          <w:sz w:val="28"/>
-          <w:szCs w:val="28"/>
-        </w:rPr>
-        <w:t xml:space="preserve">I would like to express my sincere appreciation and gratitude to everyone who supported me throughout the completion of this project, </w:t>
-      </w:r>
-      <w:r>
-        <w:rPr>
-          <w:rStyle w:val="Strong"/>
-          <w:color w:val="0D0D0D" w:themeColor="text1" w:themeTint="F2"/>
-          <w:sz w:val="28"/>
-          <w:szCs w:val="28"/>
-        </w:rPr>
-        <w:t>“Smart DSS for Pharmacy Inventory and Profit Optimization.”</w:t>
-      </w:r>
-    </w:p>
-    <w:p>
-      <w:pPr>
-        <w:pStyle w:val="NormalWeb"/>
-        <w:rPr>
-          <w:color w:val="0D0D0D" w:themeColor="text1" w:themeTint="F2"/>
-          <w:sz w:val="28"/>
-          <w:szCs w:val="28"/>
-        </w:rPr>
-      </w:pPr>
-      <w:r>
-        <w:rPr>
-          <w:color w:val="0D0D0D" w:themeColor="text1" w:themeTint="F2"/>
-          <w:sz w:val="28"/>
-          <w:szCs w:val="28"/>
-        </w:rPr>
-        <w:t>First, I would like to thank my instructor for the continuous guidance, valuable feedback, and support provided during all stages of this project. Their advice and encouragement greatly contributed to improving the quality of this work.</w:t>
-      </w:r>
-    </w:p>
-    <w:p>
-      <w:pPr>
-        <w:pStyle w:val="NormalWeb"/>
-        <w:rPr>
-          <w:color w:val="0D0D0D" w:themeColor="text1" w:themeTint="F2"/>
-          <w:sz w:val="28"/>
-          <w:szCs w:val="28"/>
-        </w:rPr>
-      </w:pPr>
-      <w:r>
-        <w:rPr>
-          <w:color w:val="0D0D0D" w:themeColor="text1" w:themeTint="F2"/>
-          <w:sz w:val="28"/>
-          <w:szCs w:val="28"/>
-        </w:rPr>
-        <w:t>I would also like to extend my thanks to my colleagues and friends for their cooperation, helpful discussions, and motivation throughout the project development process.</w:t>
-      </w:r>
-    </w:p>
-    <w:p>
-      <w:pPr>
-        <w:pStyle w:val="NormalWeb"/>
-        <w:rPr>
-          <w:color w:val="0D0D0D" w:themeColor="text1" w:themeTint="F2"/>
-          <w:sz w:val="28"/>
-          <w:szCs w:val="28"/>
-        </w:rPr>
-      </w:pPr>
-      <w:r>
-        <w:rPr>
-          <w:color w:val="0D0D0D" w:themeColor="text1" w:themeTint="F2"/>
-          <w:sz w:val="28"/>
-          <w:szCs w:val="28"/>
-        </w:rPr>
-        <w:t>Finally, I am especially grateful to my family for their patience, continuous encouragement, and emotional support, which helped me successfully complete this project.</w:t>
-      </w:r>
-    </w:p>
-    <w:p>
-      <w:pPr>
-        <w:pStyle w:val="z-TopofForm"/>
-      </w:pPr>
-      <w:r>
-        <w:t>Top of Form</w:t>
-      </w:r>
-    </w:p>
-    <w:p>
-      <w:r>
-        <w:object w:dxaOrig="225" w:dyaOrig="225" w14:anchorId="364401E2">
-          <v:shapetype id="_x0000_t75" coordsize="21600,21600" o:spt="75" o:preferrelative="t" path="m@4@5l@4@11@9@11@9@5xe" filled="f" stroked="f">
-            <v:stroke joinstyle="miter"/>
-            <v:formulas>
-              <v:f eqn="if lineDrawn pixelLineWidth 0"/>
-              <v:f eqn="sum @0 1 0"/>
-              <v:f eqn="sum 0 0 @1"/>
-              <v:f eqn="prod @2 1 2"/>
-              <v:f eqn="prod @3 21600 pixelWidth"/>
-              <v:f eqn="prod @3 21600 pixelHeight"/>
-              <v:f eqn="sum @0 0 1"/>
-              <v:f eqn="prod @6 1 2"/>
-              <v:f eqn="prod @7 21600 pixelWidth"/>
-              <v:f eqn="sum @8 21600 0"/>
-              <v:f eqn="prod @7 21600 pixelHeight"/>
-              <v:f eqn="sum @10 21600 0"/>
-            </v:formulas>
-            <v:path o:extrusionok="f" gradientshapeok="t" o:connecttype="rect"/>
-            <o:lock v:ext="edit" aspectratio="t"/>
-          </v:shapetype>
-          <v:shape id="_x0000_i1029" type="#_x0000_t75" style="width:136.5pt;height:60.75pt" o:ole="">
-            <v:imagedata r:id="rId32" o:title=""/>
-          </v:shape>
-          <w:control r:id="rId33" w:name="DefaultOcxName" w:shapeid="_x0000_i1029"/>
-        </w:object>
-      </w:r>
-    </w:p>
-    <w:p>
-      <w:pPr>
-        <w:pStyle w:val="z-BottomofForm"/>
-      </w:pPr>
-      <w:r>
-        <w:t>Bottom of Form</w:t>
-      </w:r>
-    </w:p>
-    <w:p/>
-    <w:p/>
-    <w:p/>
+    </w:p>
     <w:sectPr>
-      <w:headerReference w:type="default" r:id="rId34"/>
-      <w:footerReference w:type="default" r:id="rId35"/>
+      <w:headerReference w:type="default" r:id="rId32"/>
+      <w:footerReference w:type="default" r:id="rId33"/>
       <w:pgSz w:w="12240" w:h="15840"/>
       <w:pgMar w:top="1440" w:right="1440" w:bottom="1440" w:left="1440" w:header="720" w:footer="720" w:gutter="0"/>
       <w:cols w:space="720"/>
@@ -8735,95 +8925,6 @@
 <file path=word/numbering.xml><?xml version="1.0" encoding="utf-8"?>
 <w:numbering xmlns:wpc="http://schemas.microsoft.com/office/word/2010/wordprocessingCanvas" xmlns:mc="http://schemas.openxmlformats.org/markup-compatibility/2006" xmlns:o="urn:schemas-microsoft-com:office:office" xmlns:r="http://schemas.openxmlformats.org/officeDocument/2006/relationships" xmlns:m="http://schemas.openxmlformats.org/officeDocument/2006/math" xmlns:v="urn:schemas-microsoft-com:vml" xmlns:wp14="http://schemas.microsoft.com/office/word/2010/wordprocessingDrawing" xmlns:wp="http://schemas.openxmlformats.org/drawingml/2006/wordprocessingDrawing" xmlns:w10="urn:schemas-microsoft-com:office:word" xmlns:w="http://schemas.openxmlformats.org/wordprocessingml/2006/main" xmlns:w14="http://schemas.microsoft.com/office/word/2010/wordml" xmlns:w15="http://schemas.microsoft.com/office/word/2012/wordml" xmlns:wpg="http://schemas.microsoft.com/office/word/2010/wordprocessingGroup" xmlns:wpi="http://schemas.microsoft.com/office/word/2010/wordprocessingInk" xmlns:wne="http://schemas.microsoft.com/office/word/2006/wordml" xmlns:wps="http://schemas.microsoft.com/office/word/2010/wordprocessingShape" mc:Ignorable="w14 w15 wp14">
   <w:abstractNum w:abstractNumId="0" w15:restartNumberingAfterBreak="0">
-    <w:nsid w:val="04BB2226"/>
-    <w:multiLevelType w:val="hybridMultilevel"/>
-    <w:tmpl w:val="46827A32"/>
-    <w:lvl w:ilvl="0" w:tplc="0409000F">
-      <w:start w:val="1"/>
-      <w:numFmt w:val="decimal"/>
-      <w:lvlText w:val="%1."/>
-      <w:lvlJc w:val="left"/>
-      <w:pPr>
-        <w:ind w:left="1080" w:hanging="360"/>
-      </w:pPr>
-      <w:rPr>
-        <w:rFonts w:hint="default"/>
-      </w:rPr>
-    </w:lvl>
-    <w:lvl w:ilvl="1" w:tplc="04090019" w:tentative="1">
-      <w:start w:val="1"/>
-      <w:numFmt w:val="lowerLetter"/>
-      <w:lvlText w:val="%2."/>
-      <w:lvlJc w:val="left"/>
-      <w:pPr>
-        <w:ind w:left="1800" w:hanging="360"/>
-      </w:pPr>
-    </w:lvl>
-    <w:lvl w:ilvl="2" w:tplc="0409001B" w:tentative="1">
-      <w:start w:val="1"/>
-      <w:numFmt w:val="lowerRoman"/>
-      <w:lvlText w:val="%3."/>
-      <w:lvlJc w:val="right"/>
-      <w:pPr>
-        <w:ind w:left="2520" w:hanging="180"/>
-      </w:pPr>
-    </w:lvl>
-    <w:lvl w:ilvl="3" w:tplc="0409000F" w:tentative="1">
-      <w:start w:val="1"/>
-      <w:numFmt w:val="decimal"/>
-      <w:lvlText w:val="%4."/>
-      <w:lvlJc w:val="left"/>
-      <w:pPr>
-        <w:ind w:left="3240" w:hanging="360"/>
-      </w:pPr>
-    </w:lvl>
-    <w:lvl w:ilvl="4" w:tplc="04090019" w:tentative="1">
-      <w:start w:val="1"/>
-      <w:numFmt w:val="lowerLetter"/>
-      <w:lvlText w:val="%5."/>
-      <w:lvlJc w:val="left"/>
-      <w:pPr>
-        <w:ind w:left="3960" w:hanging="360"/>
-      </w:pPr>
-    </w:lvl>
-    <w:lvl w:ilvl="5" w:tplc="0409001B" w:tentative="1">
-      <w:start w:val="1"/>
-      <w:numFmt w:val="lowerRoman"/>
-      <w:lvlText w:val="%6."/>
-      <w:lvlJc w:val="right"/>
-      <w:pPr>
-        <w:ind w:left="4680" w:hanging="180"/>
-      </w:pPr>
-    </w:lvl>
-    <w:lvl w:ilvl="6" w:tplc="0409000F" w:tentative="1">
-      <w:start w:val="1"/>
-      <w:numFmt w:val="decimal"/>
-      <w:lvlText w:val="%7."/>
-      <w:lvlJc w:val="left"/>
-      <w:pPr>
-        <w:ind w:left="5400" w:hanging="360"/>
-      </w:pPr>
-    </w:lvl>
-    <w:lvl w:ilvl="7" w:tplc="04090019" w:tentative="1">
-      <w:start w:val="1"/>
-      <w:numFmt w:val="lowerLetter"/>
-      <w:lvlText w:val="%8."/>
-      <w:lvlJc w:val="left"/>
-      <w:pPr>
-        <w:ind w:left="6120" w:hanging="360"/>
-      </w:pPr>
-    </w:lvl>
-    <w:lvl w:ilvl="8" w:tplc="0409001B" w:tentative="1">
-      <w:start w:val="1"/>
-      <w:numFmt w:val="lowerRoman"/>
-      <w:lvlText w:val="%9."/>
-      <w:lvlJc w:val="right"/>
-      <w:pPr>
-        <w:ind w:left="6840" w:hanging="180"/>
-      </w:pPr>
-    </w:lvl>
-  </w:abstractNum>
-  <w:abstractNum w:abstractNumId="1" w15:restartNumberingAfterBreak="0">
     <w:nsid w:val="05233AA8"/>
     <w:multiLevelType w:val="hybridMultilevel"/>
     <w:tmpl w:val="167C06AE"/>
@@ -8936,305 +9037,156 @@
       </w:rPr>
     </w:lvl>
   </w:abstractNum>
+  <w:abstractNum w:abstractNumId="1" w15:restartNumberingAfterBreak="0">
+    <w:nsid w:val="0EAD345F"/>
+    <w:multiLevelType w:val="multilevel"/>
+    <w:tmpl w:val="B69E80BA"/>
+    <w:lvl w:ilvl="0">
+      <w:start w:val="1"/>
+      <w:numFmt w:val="bullet"/>
+      <w:lvlText w:val=""/>
+      <w:lvlJc w:val="left"/>
+      <w:pPr>
+        <w:tabs>
+          <w:tab w:val="num" w:pos="720"/>
+        </w:tabs>
+        <w:ind w:left="720" w:hanging="360"/>
+      </w:pPr>
+      <w:rPr>
+        <w:rFonts w:ascii="Symbol" w:hAnsi="Symbol" w:hint="default"/>
+        <w:sz w:val="20"/>
+      </w:rPr>
+    </w:lvl>
+    <w:lvl w:ilvl="1" w:tentative="1">
+      <w:start w:val="1"/>
+      <w:numFmt w:val="bullet"/>
+      <w:lvlText w:val="o"/>
+      <w:lvlJc w:val="left"/>
+      <w:pPr>
+        <w:tabs>
+          <w:tab w:val="num" w:pos="1440"/>
+        </w:tabs>
+        <w:ind w:left="1440" w:hanging="360"/>
+      </w:pPr>
+      <w:rPr>
+        <w:rFonts w:ascii="Courier New" w:hAnsi="Courier New" w:hint="default"/>
+        <w:sz w:val="20"/>
+      </w:rPr>
+    </w:lvl>
+    <w:lvl w:ilvl="2" w:tentative="1">
+      <w:start w:val="1"/>
+      <w:numFmt w:val="bullet"/>
+      <w:lvlText w:val=""/>
+      <w:lvlJc w:val="left"/>
+      <w:pPr>
+        <w:tabs>
+          <w:tab w:val="num" w:pos="2160"/>
+        </w:tabs>
+        <w:ind w:left="2160" w:hanging="360"/>
+      </w:pPr>
+      <w:rPr>
+        <w:rFonts w:ascii="Wingdings" w:hAnsi="Wingdings" w:hint="default"/>
+        <w:sz w:val="20"/>
+      </w:rPr>
+    </w:lvl>
+    <w:lvl w:ilvl="3" w:tentative="1">
+      <w:start w:val="1"/>
+      <w:numFmt w:val="bullet"/>
+      <w:lvlText w:val=""/>
+      <w:lvlJc w:val="left"/>
+      <w:pPr>
+        <w:tabs>
+          <w:tab w:val="num" w:pos="2880"/>
+        </w:tabs>
+        <w:ind w:left="2880" w:hanging="360"/>
+      </w:pPr>
+      <w:rPr>
+        <w:rFonts w:ascii="Wingdings" w:hAnsi="Wingdings" w:hint="default"/>
+        <w:sz w:val="20"/>
+      </w:rPr>
+    </w:lvl>
+    <w:lvl w:ilvl="4" w:tentative="1">
+      <w:start w:val="1"/>
+      <w:numFmt w:val="bullet"/>
+      <w:lvlText w:val=""/>
+      <w:lvlJc w:val="left"/>
+      <w:pPr>
+        <w:tabs>
+          <w:tab w:val="num" w:pos="3600"/>
+        </w:tabs>
+        <w:ind w:left="3600" w:hanging="360"/>
+      </w:pPr>
+      <w:rPr>
+        <w:rFonts w:ascii="Wingdings" w:hAnsi="Wingdings" w:hint="default"/>
+        <w:sz w:val="20"/>
+      </w:rPr>
+    </w:lvl>
+    <w:lvl w:ilvl="5" w:tentative="1">
+      <w:start w:val="1"/>
+      <w:numFmt w:val="bullet"/>
+      <w:lvlText w:val=""/>
+      <w:lvlJc w:val="left"/>
+      <w:pPr>
+        <w:tabs>
+          <w:tab w:val="num" w:pos="4320"/>
+        </w:tabs>
+        <w:ind w:left="4320" w:hanging="360"/>
+      </w:pPr>
+      <w:rPr>
+        <w:rFonts w:ascii="Wingdings" w:hAnsi="Wingdings" w:hint="default"/>
+        <w:sz w:val="20"/>
+      </w:rPr>
+    </w:lvl>
+    <w:lvl w:ilvl="6" w:tentative="1">
+      <w:start w:val="1"/>
+      <w:numFmt w:val="bullet"/>
+      <w:lvlText w:val=""/>
+      <w:lvlJc w:val="left"/>
+      <w:pPr>
+        <w:tabs>
+          <w:tab w:val="num" w:pos="5040"/>
+        </w:tabs>
+        <w:ind w:left="5040" w:hanging="360"/>
+      </w:pPr>
+      <w:rPr>
+        <w:rFonts w:ascii="Wingdings" w:hAnsi="Wingdings" w:hint="default"/>
+        <w:sz w:val="20"/>
+      </w:rPr>
+    </w:lvl>
+    <w:lvl w:ilvl="7" w:tentative="1">
+      <w:start w:val="1"/>
+      <w:numFmt w:val="bullet"/>
+      <w:lvlText w:val=""/>
+      <w:lvlJc w:val="left"/>
+      <w:pPr>
+        <w:tabs>
+          <w:tab w:val="num" w:pos="5760"/>
+        </w:tabs>
+        <w:ind w:left="5760" w:hanging="360"/>
+      </w:pPr>
+      <w:rPr>
+        <w:rFonts w:ascii="Wingdings" w:hAnsi="Wingdings" w:hint="default"/>
+        <w:sz w:val="20"/>
+      </w:rPr>
+    </w:lvl>
+    <w:lvl w:ilvl="8" w:tentative="1">
+      <w:start w:val="1"/>
+      <w:numFmt w:val="bullet"/>
+      <w:lvlText w:val=""/>
+      <w:lvlJc w:val="left"/>
+      <w:pPr>
+        <w:tabs>
+          <w:tab w:val="num" w:pos="6480"/>
+        </w:tabs>
+        <w:ind w:left="6480" w:hanging="360"/>
+      </w:pPr>
+      <w:rPr>
+        <w:rFonts w:ascii="Wingdings" w:hAnsi="Wingdings" w:hint="default"/>
+        <w:sz w:val="20"/>
+      </w:rPr>
+    </w:lvl>
+  </w:abstractNum>
   <w:abstractNum w:abstractNumId="2" w15:restartNumberingAfterBreak="0">
-    <w:nsid w:val="07D472D8"/>
-    <w:multiLevelType w:val="multilevel"/>
-    <w:tmpl w:val="12F81FC0"/>
-    <w:lvl w:ilvl="0">
-      <w:start w:val="1"/>
-      <w:numFmt w:val="bullet"/>
-      <w:lvlText w:val=""/>
-      <w:lvlJc w:val="left"/>
-      <w:pPr>
-        <w:tabs>
-          <w:tab w:val="num" w:pos="720"/>
-        </w:tabs>
-        <w:ind w:left="720" w:hanging="360"/>
-      </w:pPr>
-      <w:rPr>
-        <w:rFonts w:ascii="Symbol" w:hAnsi="Symbol" w:hint="default"/>
-        <w:sz w:val="20"/>
-      </w:rPr>
-    </w:lvl>
-    <w:lvl w:ilvl="1" w:tentative="1">
-      <w:start w:val="1"/>
-      <w:numFmt w:val="bullet"/>
-      <w:lvlText w:val="o"/>
-      <w:lvlJc w:val="left"/>
-      <w:pPr>
-        <w:tabs>
-          <w:tab w:val="num" w:pos="1440"/>
-        </w:tabs>
-        <w:ind w:left="1440" w:hanging="360"/>
-      </w:pPr>
-      <w:rPr>
-        <w:rFonts w:ascii="Courier New" w:hAnsi="Courier New" w:hint="default"/>
-        <w:sz w:val="20"/>
-      </w:rPr>
-    </w:lvl>
-    <w:lvl w:ilvl="2" w:tentative="1">
-      <w:start w:val="1"/>
-      <w:numFmt w:val="bullet"/>
-      <w:lvlText w:val=""/>
-      <w:lvlJc w:val="left"/>
-      <w:pPr>
-        <w:tabs>
-          <w:tab w:val="num" w:pos="2160"/>
-        </w:tabs>
-        <w:ind w:left="2160" w:hanging="360"/>
-      </w:pPr>
-      <w:rPr>
-        <w:rFonts w:ascii="Wingdings" w:hAnsi="Wingdings" w:hint="default"/>
-        <w:sz w:val="20"/>
-      </w:rPr>
-    </w:lvl>
-    <w:lvl w:ilvl="3" w:tentative="1">
-      <w:start w:val="1"/>
-      <w:numFmt w:val="bullet"/>
-      <w:lvlText w:val=""/>
-      <w:lvlJc w:val="left"/>
-      <w:pPr>
-        <w:tabs>
-          <w:tab w:val="num" w:pos="2880"/>
-        </w:tabs>
-        <w:ind w:left="2880" w:hanging="360"/>
-      </w:pPr>
-      <w:rPr>
-        <w:rFonts w:ascii="Wingdings" w:hAnsi="Wingdings" w:hint="default"/>
-        <w:sz w:val="20"/>
-      </w:rPr>
-    </w:lvl>
-    <w:lvl w:ilvl="4" w:tentative="1">
-      <w:start w:val="1"/>
-      <w:numFmt w:val="bullet"/>
-      <w:lvlText w:val=""/>
-      <w:lvlJc w:val="left"/>
-      <w:pPr>
-        <w:tabs>
-          <w:tab w:val="num" w:pos="3600"/>
-        </w:tabs>
-        <w:ind w:left="3600" w:hanging="360"/>
-      </w:pPr>
-      <w:rPr>
-        <w:rFonts w:ascii="Wingdings" w:hAnsi="Wingdings" w:hint="default"/>
-        <w:sz w:val="20"/>
-      </w:rPr>
-    </w:lvl>
-    <w:lvl w:ilvl="5" w:tentative="1">
-      <w:start w:val="1"/>
-      <w:numFmt w:val="bullet"/>
-      <w:lvlText w:val=""/>
-      <w:lvlJc w:val="left"/>
-      <w:pPr>
-        <w:tabs>
-          <w:tab w:val="num" w:pos="4320"/>
-        </w:tabs>
-        <w:ind w:left="4320" w:hanging="360"/>
-      </w:pPr>
-      <w:rPr>
-        <w:rFonts w:ascii="Wingdings" w:hAnsi="Wingdings" w:hint="default"/>
-        <w:sz w:val="20"/>
-      </w:rPr>
-    </w:lvl>
-    <w:lvl w:ilvl="6" w:tentative="1">
-      <w:start w:val="1"/>
-      <w:numFmt w:val="bullet"/>
-      <w:lvlText w:val=""/>
-      <w:lvlJc w:val="left"/>
-      <w:pPr>
-        <w:tabs>
-          <w:tab w:val="num" w:pos="5040"/>
-        </w:tabs>
-        <w:ind w:left="5040" w:hanging="360"/>
-      </w:pPr>
-      <w:rPr>
-        <w:rFonts w:ascii="Wingdings" w:hAnsi="Wingdings" w:hint="default"/>
-        <w:sz w:val="20"/>
-      </w:rPr>
-    </w:lvl>
-    <w:lvl w:ilvl="7" w:tentative="1">
-      <w:start w:val="1"/>
-      <w:numFmt w:val="bullet"/>
-      <w:lvlText w:val=""/>
-      <w:lvlJc w:val="left"/>
-      <w:pPr>
-        <w:tabs>
-          <w:tab w:val="num" w:pos="5760"/>
-        </w:tabs>
-        <w:ind w:left="5760" w:hanging="360"/>
-      </w:pPr>
-      <w:rPr>
-        <w:rFonts w:ascii="Wingdings" w:hAnsi="Wingdings" w:hint="default"/>
-        <w:sz w:val="20"/>
-      </w:rPr>
-    </w:lvl>
-    <w:lvl w:ilvl="8" w:tentative="1">
-      <w:start w:val="1"/>
-      <w:numFmt w:val="bullet"/>
-      <w:lvlText w:val=""/>
-      <w:lvlJc w:val="left"/>
-      <w:pPr>
-        <w:tabs>
-          <w:tab w:val="num" w:pos="6480"/>
-        </w:tabs>
-        <w:ind w:left="6480" w:hanging="360"/>
-      </w:pPr>
-      <w:rPr>
-        <w:rFonts w:ascii="Wingdings" w:hAnsi="Wingdings" w:hint="default"/>
-        <w:sz w:val="20"/>
-      </w:rPr>
-    </w:lvl>
-  </w:abstractNum>
-  <w:abstractNum w:abstractNumId="3" w15:restartNumberingAfterBreak="0">
-    <w:nsid w:val="0D010176"/>
-    <w:multiLevelType w:val="multilevel"/>
-    <w:tmpl w:val="9656D0F8"/>
-    <w:lvl w:ilvl="0">
-      <w:start w:val="1"/>
-      <w:numFmt w:val="bullet"/>
-      <w:lvlText w:val=""/>
-      <w:lvlJc w:val="left"/>
-      <w:pPr>
-        <w:tabs>
-          <w:tab w:val="num" w:pos="720"/>
-        </w:tabs>
-        <w:ind w:left="720" w:hanging="360"/>
-      </w:pPr>
-      <w:rPr>
-        <w:rFonts w:ascii="Symbol" w:hAnsi="Symbol" w:hint="default"/>
-        <w:sz w:val="20"/>
-      </w:rPr>
-    </w:lvl>
-    <w:lvl w:ilvl="1" w:tentative="1">
-      <w:start w:val="1"/>
-      <w:numFmt w:val="bullet"/>
-      <w:lvlText w:val="o"/>
-      <w:lvlJc w:val="left"/>
-      <w:pPr>
-        <w:tabs>
-          <w:tab w:val="num" w:pos="1440"/>
-        </w:tabs>
-        <w:ind w:left="1440" w:hanging="360"/>
-      </w:pPr>
-      <w:rPr>
-        <w:rFonts w:ascii="Courier New" w:hAnsi="Courier New" w:hint="default"/>
-        <w:sz w:val="20"/>
-      </w:rPr>
-    </w:lvl>
-    <w:lvl w:ilvl="2" w:tentative="1">
-      <w:start w:val="1"/>
-      <w:numFmt w:val="bullet"/>
-      <w:lvlText w:val=""/>
-      <w:lvlJc w:val="left"/>
-      <w:pPr>
-        <w:tabs>
-          <w:tab w:val="num" w:pos="2160"/>
-        </w:tabs>
-        <w:ind w:left="2160" w:hanging="360"/>
-      </w:pPr>
-      <w:rPr>
-        <w:rFonts w:ascii="Wingdings" w:hAnsi="Wingdings" w:hint="default"/>
-        <w:sz w:val="20"/>
-      </w:rPr>
-    </w:lvl>
-    <w:lvl w:ilvl="3" w:tentative="1">
-      <w:start w:val="1"/>
-      <w:numFmt w:val="bullet"/>
-      <w:lvlText w:val=""/>
-      <w:lvlJc w:val="left"/>
-      <w:pPr>
-        <w:tabs>
-          <w:tab w:val="num" w:pos="2880"/>
-        </w:tabs>
-        <w:ind w:left="2880" w:hanging="360"/>
-      </w:pPr>
-      <w:rPr>
-        <w:rFonts w:ascii="Wingdings" w:hAnsi="Wingdings" w:hint="default"/>
-        <w:sz w:val="20"/>
-      </w:rPr>
-    </w:lvl>
-    <w:lvl w:ilvl="4" w:tentative="1">
-      <w:start w:val="1"/>
-      <w:numFmt w:val="bullet"/>
-      <w:lvlText w:val=""/>
-      <w:lvlJc w:val="left"/>
-      <w:pPr>
-        <w:tabs>
-          <w:tab w:val="num" w:pos="3600"/>
-        </w:tabs>
-        <w:ind w:left="3600" w:hanging="360"/>
-      </w:pPr>
-      <w:rPr>
-        <w:rFonts w:ascii="Wingdings" w:hAnsi="Wingdings" w:hint="default"/>
-        <w:sz w:val="20"/>
-      </w:rPr>
-    </w:lvl>
-    <w:lvl w:ilvl="5" w:tentative="1">
-      <w:start w:val="1"/>
-      <w:numFmt w:val="bullet"/>
-      <w:lvlText w:val=""/>
-      <w:lvlJc w:val="left"/>
-      <w:pPr>
-        <w:tabs>
-          <w:tab w:val="num" w:pos="4320"/>
-        </w:tabs>
-        <w:ind w:left="4320" w:hanging="360"/>
-      </w:pPr>
-      <w:rPr>
-        <w:rFonts w:ascii="Wingdings" w:hAnsi="Wingdings" w:hint="default"/>
-        <w:sz w:val="20"/>
-      </w:rPr>
-    </w:lvl>
-    <w:lvl w:ilvl="6" w:tentative="1">
-      <w:start w:val="1"/>
-      <w:numFmt w:val="bullet"/>
-      <w:lvlText w:val=""/>
-      <w:lvlJc w:val="left"/>
-      <w:pPr>
-        <w:tabs>
-          <w:tab w:val="num" w:pos="5040"/>
-        </w:tabs>
-        <w:ind w:left="5040" w:hanging="360"/>
-      </w:pPr>
-      <w:rPr>
-        <w:rFonts w:ascii="Wingdings" w:hAnsi="Wingdings" w:hint="default"/>
-        <w:sz w:val="20"/>
-      </w:rPr>
-    </w:lvl>
-    <w:lvl w:ilvl="7" w:tentative="1">
-      <w:start w:val="1"/>
-      <w:numFmt w:val="bullet"/>
-      <w:lvlText w:val=""/>
-      <w:lvlJc w:val="left"/>
-      <w:pPr>
-        <w:tabs>
-          <w:tab w:val="num" w:pos="5760"/>
-        </w:tabs>
-        <w:ind w:left="5760" w:hanging="360"/>
-      </w:pPr>
-      <w:rPr>
-        <w:rFonts w:ascii="Wingdings" w:hAnsi="Wingdings" w:hint="default"/>
-        <w:sz w:val="20"/>
-      </w:rPr>
-    </w:lvl>
-    <w:lvl w:ilvl="8" w:tentative="1">
-      <w:start w:val="1"/>
-      <w:numFmt w:val="bullet"/>
-      <w:lvlText w:val=""/>
-      <w:lvlJc w:val="left"/>
-      <w:pPr>
-        <w:tabs>
-          <w:tab w:val="num" w:pos="6480"/>
-        </w:tabs>
-        <w:ind w:left="6480" w:hanging="360"/>
-      </w:pPr>
-      <w:rPr>
-        <w:rFonts w:ascii="Wingdings" w:hAnsi="Wingdings" w:hint="default"/>
-        <w:sz w:val="20"/>
-      </w:rPr>
-    </w:lvl>
-  </w:abstractNum>
-  <w:abstractNum w:abstractNumId="4" w15:restartNumberingAfterBreak="0">
     <w:nsid w:val="0F724C0C"/>
     <w:multiLevelType w:val="multilevel"/>
     <w:tmpl w:val="3FD4F832"/>
@@ -9383,7 +9335,7 @@
       </w:rPr>
     </w:lvl>
   </w:abstractNum>
-  <w:abstractNum w:abstractNumId="5" w15:restartNumberingAfterBreak="0">
+  <w:abstractNum w:abstractNumId="3" w15:restartNumberingAfterBreak="0">
     <w:nsid w:val="10332DB8"/>
     <w:multiLevelType w:val="multilevel"/>
     <w:tmpl w:val="66C4E314"/>
@@ -9532,156 +9484,7 @@
       </w:rPr>
     </w:lvl>
   </w:abstractNum>
-  <w:abstractNum w:abstractNumId="6" w15:restartNumberingAfterBreak="0">
-    <w:nsid w:val="1B943BE2"/>
-    <w:multiLevelType w:val="multilevel"/>
-    <w:tmpl w:val="3D6471FE"/>
-    <w:lvl w:ilvl="0">
-      <w:start w:val="1"/>
-      <w:numFmt w:val="bullet"/>
-      <w:lvlText w:val=""/>
-      <w:lvlJc w:val="left"/>
-      <w:pPr>
-        <w:tabs>
-          <w:tab w:val="num" w:pos="720"/>
-        </w:tabs>
-        <w:ind w:left="720" w:hanging="360"/>
-      </w:pPr>
-      <w:rPr>
-        <w:rFonts w:ascii="Symbol" w:hAnsi="Symbol" w:hint="default"/>
-        <w:sz w:val="20"/>
-      </w:rPr>
-    </w:lvl>
-    <w:lvl w:ilvl="1" w:tentative="1">
-      <w:start w:val="1"/>
-      <w:numFmt w:val="bullet"/>
-      <w:lvlText w:val="o"/>
-      <w:lvlJc w:val="left"/>
-      <w:pPr>
-        <w:tabs>
-          <w:tab w:val="num" w:pos="1440"/>
-        </w:tabs>
-        <w:ind w:left="1440" w:hanging="360"/>
-      </w:pPr>
-      <w:rPr>
-        <w:rFonts w:ascii="Courier New" w:hAnsi="Courier New" w:hint="default"/>
-        <w:sz w:val="20"/>
-      </w:rPr>
-    </w:lvl>
-    <w:lvl w:ilvl="2" w:tentative="1">
-      <w:start w:val="1"/>
-      <w:numFmt w:val="bullet"/>
-      <w:lvlText w:val=""/>
-      <w:lvlJc w:val="left"/>
-      <w:pPr>
-        <w:tabs>
-          <w:tab w:val="num" w:pos="2160"/>
-        </w:tabs>
-        <w:ind w:left="2160" w:hanging="360"/>
-      </w:pPr>
-      <w:rPr>
-        <w:rFonts w:ascii="Wingdings" w:hAnsi="Wingdings" w:hint="default"/>
-        <w:sz w:val="20"/>
-      </w:rPr>
-    </w:lvl>
-    <w:lvl w:ilvl="3" w:tentative="1">
-      <w:start w:val="1"/>
-      <w:numFmt w:val="bullet"/>
-      <w:lvlText w:val=""/>
-      <w:lvlJc w:val="left"/>
-      <w:pPr>
-        <w:tabs>
-          <w:tab w:val="num" w:pos="2880"/>
-        </w:tabs>
-        <w:ind w:left="2880" w:hanging="360"/>
-      </w:pPr>
-      <w:rPr>
-        <w:rFonts w:ascii="Wingdings" w:hAnsi="Wingdings" w:hint="default"/>
-        <w:sz w:val="20"/>
-      </w:rPr>
-    </w:lvl>
-    <w:lvl w:ilvl="4" w:tentative="1">
-      <w:start w:val="1"/>
-      <w:numFmt w:val="bullet"/>
-      <w:lvlText w:val=""/>
-      <w:lvlJc w:val="left"/>
-      <w:pPr>
-        <w:tabs>
-          <w:tab w:val="num" w:pos="3600"/>
-        </w:tabs>
-        <w:ind w:left="3600" w:hanging="360"/>
-      </w:pPr>
-      <w:rPr>
-        <w:rFonts w:ascii="Wingdings" w:hAnsi="Wingdings" w:hint="default"/>
-        <w:sz w:val="20"/>
-      </w:rPr>
-    </w:lvl>
-    <w:lvl w:ilvl="5" w:tentative="1">
-      <w:start w:val="1"/>
-      <w:numFmt w:val="bullet"/>
-      <w:lvlText w:val=""/>
-      <w:lvlJc w:val="left"/>
-      <w:pPr>
-        <w:tabs>
-          <w:tab w:val="num" w:pos="4320"/>
-        </w:tabs>
-        <w:ind w:left="4320" w:hanging="360"/>
-      </w:pPr>
-      <w:rPr>
-        <w:rFonts w:ascii="Wingdings" w:hAnsi="Wingdings" w:hint="default"/>
-        <w:sz w:val="20"/>
-      </w:rPr>
-    </w:lvl>
-    <w:lvl w:ilvl="6" w:tentative="1">
-      <w:start w:val="1"/>
-      <w:numFmt w:val="bullet"/>
-      <w:lvlText w:val=""/>
-      <w:lvlJc w:val="left"/>
-      <w:pPr>
-        <w:tabs>
-          <w:tab w:val="num" w:pos="5040"/>
-        </w:tabs>
-        <w:ind w:left="5040" w:hanging="360"/>
-      </w:pPr>
-      <w:rPr>
-        <w:rFonts w:ascii="Wingdings" w:hAnsi="Wingdings" w:hint="default"/>
-        <w:sz w:val="20"/>
-      </w:rPr>
-    </w:lvl>
-    <w:lvl w:ilvl="7" w:tentative="1">
-      <w:start w:val="1"/>
-      <w:numFmt w:val="bullet"/>
-      <w:lvlText w:val=""/>
-      <w:lvlJc w:val="left"/>
-      <w:pPr>
-        <w:tabs>
-          <w:tab w:val="num" w:pos="5760"/>
-        </w:tabs>
-        <w:ind w:left="5760" w:hanging="360"/>
-      </w:pPr>
-      <w:rPr>
-        <w:rFonts w:ascii="Wingdings" w:hAnsi="Wingdings" w:hint="default"/>
-        <w:sz w:val="20"/>
-      </w:rPr>
-    </w:lvl>
-    <w:lvl w:ilvl="8" w:tentative="1">
-      <w:start w:val="1"/>
-      <w:numFmt w:val="bullet"/>
-      <w:lvlText w:val=""/>
-      <w:lvlJc w:val="left"/>
-      <w:pPr>
-        <w:tabs>
-          <w:tab w:val="num" w:pos="6480"/>
-        </w:tabs>
-        <w:ind w:left="6480" w:hanging="360"/>
-      </w:pPr>
-      <w:rPr>
-        <w:rFonts w:ascii="Wingdings" w:hAnsi="Wingdings" w:hint="default"/>
-        <w:sz w:val="20"/>
-      </w:rPr>
-    </w:lvl>
-  </w:abstractNum>
-  <w:abstractNum w:abstractNumId="7" w15:restartNumberingAfterBreak="0">
+  <w:abstractNum w:abstractNumId="4" w15:restartNumberingAfterBreak="0">
     <w:nsid w:val="1E02632F"/>
     <w:multiLevelType w:val="multilevel"/>
     <w:tmpl w:val="9A7C2624"/>
@@ -9830,156 +9633,7 @@
       </w:rPr>
     </w:lvl>
   </w:abstractNum>
-  <w:abstractNum w:abstractNumId="8" w15:restartNumberingAfterBreak="0">
-    <w:nsid w:val="1EA30522"/>
-    <w:multiLevelType w:val="multilevel"/>
-    <w:tmpl w:val="3C3634F0"/>
-    <w:lvl w:ilvl="0">
-      <w:start w:val="1"/>
-      <w:numFmt w:val="bullet"/>
-      <w:lvlText w:val=""/>
-      <w:lvlJc w:val="left"/>
-      <w:pPr>
-        <w:tabs>
-          <w:tab w:val="num" w:pos="720"/>
-        </w:tabs>
-        <w:ind w:left="720" w:hanging="360"/>
-      </w:pPr>
-      <w:rPr>
-        <w:rFonts w:ascii="Symbol" w:hAnsi="Symbol" w:hint="default"/>
-        <w:sz w:val="20"/>
-      </w:rPr>
-    </w:lvl>
-    <w:lvl w:ilvl="1" w:tentative="1">
-      <w:start w:val="1"/>
-      <w:numFmt w:val="bullet"/>
-      <w:lvlText w:val="o"/>
-      <w:lvlJc w:val="left"/>
-      <w:pPr>
-        <w:tabs>
-          <w:tab w:val="num" w:pos="1440"/>
-        </w:tabs>
-        <w:ind w:left="1440" w:hanging="360"/>
-      </w:pPr>
-      <w:rPr>
-        <w:rFonts w:ascii="Courier New" w:hAnsi="Courier New" w:hint="default"/>
-        <w:sz w:val="20"/>
-      </w:rPr>
-    </w:lvl>
-    <w:lvl w:ilvl="2" w:tentative="1">
-      <w:start w:val="1"/>
-      <w:numFmt w:val="bullet"/>
-      <w:lvlText w:val=""/>
-      <w:lvlJc w:val="left"/>
-      <w:pPr>
-        <w:tabs>
-          <w:tab w:val="num" w:pos="2160"/>
-        </w:tabs>
-        <w:ind w:left="2160" w:hanging="360"/>
-      </w:pPr>
-      <w:rPr>
-        <w:rFonts w:ascii="Wingdings" w:hAnsi="Wingdings" w:hint="default"/>
-        <w:sz w:val="20"/>
-      </w:rPr>
-    </w:lvl>
-    <w:lvl w:ilvl="3" w:tentative="1">
-      <w:start w:val="1"/>
-      <w:numFmt w:val="bullet"/>
-      <w:lvlText w:val=""/>
-      <w:lvlJc w:val="left"/>
-      <w:pPr>
-        <w:tabs>
-          <w:tab w:val="num" w:pos="2880"/>
-        </w:tabs>
-        <w:ind w:left="2880" w:hanging="360"/>
-      </w:pPr>
-      <w:rPr>
-        <w:rFonts w:ascii="Wingdings" w:hAnsi="Wingdings" w:hint="default"/>
-        <w:sz w:val="20"/>
-      </w:rPr>
-    </w:lvl>
-    <w:lvl w:ilvl="4" w:tentative="1">
-      <w:start w:val="1"/>
-      <w:numFmt w:val="bullet"/>
-      <w:lvlText w:val=""/>
-      <w:lvlJc w:val="left"/>
-      <w:pPr>
-        <w:tabs>
-          <w:tab w:val="num" w:pos="3600"/>
-        </w:tabs>
-        <w:ind w:left="3600" w:hanging="360"/>
-      </w:pPr>
-      <w:rPr>
-        <w:rFonts w:ascii="Wingdings" w:hAnsi="Wingdings" w:hint="default"/>
-        <w:sz w:val="20"/>
-      </w:rPr>
-    </w:lvl>
-    <w:lvl w:ilvl="5" w:tentative="1">
-      <w:start w:val="1"/>
-      <w:numFmt w:val="bullet"/>
-      <w:lvlText w:val=""/>
-      <w:lvlJc w:val="left"/>
-      <w:pPr>
-        <w:tabs>
-          <w:tab w:val="num" w:pos="4320"/>
-        </w:tabs>
-        <w:ind w:left="4320" w:hanging="360"/>
-      </w:pPr>
-      <w:rPr>
-        <w:rFonts w:ascii="Wingdings" w:hAnsi="Wingdings" w:hint="default"/>
-        <w:sz w:val="20"/>
-      </w:rPr>
-    </w:lvl>
-    <w:lvl w:ilvl="6" w:tentative="1">
-      <w:start w:val="1"/>
-      <w:numFmt w:val="bullet"/>
-      <w:lvlText w:val=""/>
-      <w:lvlJc w:val="left"/>
-      <w:pPr>
-        <w:tabs>
-          <w:tab w:val="num" w:pos="5040"/>
-        </w:tabs>
-        <w:ind w:left="5040" w:hanging="360"/>
-      </w:pPr>
-      <w:rPr>
-        <w:rFonts w:ascii="Wingdings" w:hAnsi="Wingdings" w:hint="default"/>
-        <w:sz w:val="20"/>
-      </w:rPr>
-    </w:lvl>
-    <w:lvl w:ilvl="7" w:tentative="1">
-      <w:start w:val="1"/>
-      <w:numFmt w:val="bullet"/>
-      <w:lvlText w:val=""/>
-      <w:lvlJc w:val="left"/>
-      <w:pPr>
-        <w:tabs>
-          <w:tab w:val="num" w:pos="5760"/>
-        </w:tabs>
-        <w:ind w:left="5760" w:hanging="360"/>
-      </w:pPr>
-      <w:rPr>
-        <w:rFonts w:ascii="Wingdings" w:hAnsi="Wingdings" w:hint="default"/>
-        <w:sz w:val="20"/>
-      </w:rPr>
-    </w:lvl>
-    <w:lvl w:ilvl="8" w:tentative="1">
-      <w:start w:val="1"/>
-      <w:numFmt w:val="bullet"/>
-      <w:lvlText w:val=""/>
-      <w:lvlJc w:val="left"/>
-      <w:pPr>
-        <w:tabs>
-          <w:tab w:val="num" w:pos="6480"/>
-        </w:tabs>
-        <w:ind w:left="6480" w:hanging="360"/>
-      </w:pPr>
-      <w:rPr>
-        <w:rFonts w:ascii="Wingdings" w:hAnsi="Wingdings" w:hint="default"/>
-        <w:sz w:val="20"/>
-      </w:rPr>
-    </w:lvl>
-  </w:abstractNum>
-  <w:abstractNum w:abstractNumId="9" w15:restartNumberingAfterBreak="0">
+  <w:abstractNum w:abstractNumId="5" w15:restartNumberingAfterBreak="0">
     <w:nsid w:val="22346DCC"/>
     <w:multiLevelType w:val="hybridMultilevel"/>
     <w:tmpl w:val="F2566B96"/>
@@ -10092,120 +9746,7 @@
       </w:rPr>
     </w:lvl>
   </w:abstractNum>
-  <w:abstractNum w:abstractNumId="10" w15:restartNumberingAfterBreak="0">
-    <w:nsid w:val="25DE68EF"/>
-    <w:multiLevelType w:val="hybridMultilevel"/>
-    <w:tmpl w:val="BBC64F70"/>
-    <w:lvl w:ilvl="0" w:tplc="04090001">
-      <w:start w:val="1"/>
-      <w:numFmt w:val="bullet"/>
-      <w:lvlText w:val=""/>
-      <w:lvlJc w:val="left"/>
-      <w:pPr>
-        <w:ind w:left="2520" w:hanging="360"/>
-      </w:pPr>
-      <w:rPr>
-        <w:rFonts w:ascii="Symbol" w:hAnsi="Symbol" w:hint="default"/>
-      </w:rPr>
-    </w:lvl>
-    <w:lvl w:ilvl="1" w:tplc="04090003" w:tentative="1">
-      <w:start w:val="1"/>
-      <w:numFmt w:val="bullet"/>
-      <w:lvlText w:val="o"/>
-      <w:lvlJc w:val="left"/>
-      <w:pPr>
-        <w:ind w:left="3240" w:hanging="360"/>
-      </w:pPr>
-      <w:rPr>
-        <w:rFonts w:ascii="Courier New" w:hAnsi="Courier New" w:cs="Courier New" w:hint="default"/>
-      </w:rPr>
-    </w:lvl>
-    <w:lvl w:ilvl="2" w:tplc="04090005" w:tentative="1">
-      <w:start w:val="1"/>
-      <w:numFmt w:val="bullet"/>
-      <w:lvlText w:val=""/>
-      <w:lvlJc w:val="left"/>
-      <w:pPr>
-        <w:ind w:left="3960" w:hanging="360"/>
-      </w:pPr>
-      <w:rPr>
-        <w:rFonts w:ascii="Wingdings" w:hAnsi="Wingdings" w:hint="default"/>
-      </w:rPr>
-    </w:lvl>
-    <w:lvl w:ilvl="3" w:tplc="04090001" w:tentative="1">
-      <w:start w:val="1"/>
-      <w:numFmt w:val="bullet"/>
-      <w:lvlText w:val=""/>
-      <w:lvlJc w:val="left"/>
-      <w:pPr>
-        <w:ind w:left="4680" w:hanging="360"/>
-      </w:pPr>
-      <w:rPr>
-        <w:rFonts w:ascii="Symbol" w:hAnsi="Symbol" w:hint="default"/>
-      </w:rPr>
-    </w:lvl>
-    <w:lvl w:ilvl="4" w:tplc="04090003" w:tentative="1">
-      <w:start w:val="1"/>
-      <w:numFmt w:val="bullet"/>
-      <w:lvlText w:val="o"/>
-      <w:lvlJc w:val="left"/>
-      <w:pPr>
-        <w:ind w:left="5400" w:hanging="360"/>
-      </w:pPr>
-      <w:rPr>
-        <w:rFonts w:ascii="Courier New" w:hAnsi="Courier New" w:cs="Courier New" w:hint="default"/>
-      </w:rPr>
-    </w:lvl>
-    <w:lvl w:ilvl="5" w:tplc="04090005" w:tentative="1">
-      <w:start w:val="1"/>
-      <w:numFmt w:val="bullet"/>
-      <w:lvlText w:val=""/>
-      <w:lvlJc w:val="left"/>
-      <w:pPr>
-        <w:ind w:left="6120" w:hanging="360"/>
-      </w:pPr>
-      <w:rPr>
-        <w:rFonts w:ascii="Wingdings" w:hAnsi="Wingdings" w:hint="default"/>
-      </w:rPr>
-    </w:lvl>
-    <w:lvl w:ilvl="6" w:tplc="04090001" w:tentative="1">
-      <w:start w:val="1"/>
-      <w:numFmt w:val="bullet"/>
-      <w:lvlText w:val=""/>
-      <w:lvlJc w:val="left"/>
-      <w:pPr>
-        <w:ind w:left="6840" w:hanging="360"/>
-      </w:pPr>
-      <w:rPr>
-        <w:rFonts w:ascii="Symbol" w:hAnsi="Symbol" w:hint="default"/>
-      </w:rPr>
-    </w:lvl>
-    <w:lvl w:ilvl="7" w:tplc="04090003" w:tentative="1">
-      <w:start w:val="1"/>
-      <w:numFmt w:val="bullet"/>
-      <w:lvlText w:val="o"/>
-      <w:lvlJc w:val="left"/>
-      <w:pPr>
-        <w:ind w:left="7560" w:hanging="360"/>
-      </w:pPr>
-      <w:rPr>
-        <w:rFonts w:ascii="Courier New" w:hAnsi="Courier New" w:cs="Courier New" w:hint="default"/>
-      </w:rPr>
-    </w:lvl>
-    <w:lvl w:ilvl="8" w:tplc="04090005" w:tentative="1">
-      <w:start w:val="1"/>
-      <w:numFmt w:val="bullet"/>
-      <w:lvlText w:val=""/>
-      <w:lvlJc w:val="left"/>
-      <w:pPr>
-        <w:ind w:left="8280" w:hanging="360"/>
-      </w:pPr>
-      <w:rPr>
-        <w:rFonts w:ascii="Wingdings" w:hAnsi="Wingdings" w:hint="default"/>
-      </w:rPr>
-    </w:lvl>
-  </w:abstractNum>
-  <w:abstractNum w:abstractNumId="11" w15:restartNumberingAfterBreak="0">
+  <w:abstractNum w:abstractNumId="6" w15:restartNumberingAfterBreak="0">
     <w:nsid w:val="26C7656A"/>
     <w:multiLevelType w:val="multilevel"/>
     <w:tmpl w:val="A44C629A"/>
@@ -10319,7 +9860,7 @@
       </w:pPr>
     </w:lvl>
   </w:abstractNum>
-  <w:abstractNum w:abstractNumId="12" w15:restartNumberingAfterBreak="0">
+  <w:abstractNum w:abstractNumId="7" w15:restartNumberingAfterBreak="0">
     <w:nsid w:val="27B6208D"/>
     <w:multiLevelType w:val="multilevel"/>
     <w:tmpl w:val="ECF4DE0E"/>
@@ -10468,305 +10009,7 @@
       </w:rPr>
     </w:lvl>
   </w:abstractNum>
-  <w:abstractNum w:abstractNumId="13" w15:restartNumberingAfterBreak="0">
-    <w:nsid w:val="2C422E55"/>
-    <w:multiLevelType w:val="multilevel"/>
-    <w:tmpl w:val="6B401442"/>
-    <w:lvl w:ilvl="0">
-      <w:start w:val="1"/>
-      <w:numFmt w:val="bullet"/>
-      <w:lvlText w:val=""/>
-      <w:lvlJc w:val="left"/>
-      <w:pPr>
-        <w:tabs>
-          <w:tab w:val="num" w:pos="720"/>
-        </w:tabs>
-        <w:ind w:left="720" w:hanging="360"/>
-      </w:pPr>
-      <w:rPr>
-        <w:rFonts w:ascii="Symbol" w:hAnsi="Symbol" w:hint="default"/>
-        <w:sz w:val="20"/>
-      </w:rPr>
-    </w:lvl>
-    <w:lvl w:ilvl="1" w:tentative="1">
-      <w:start w:val="1"/>
-      <w:numFmt w:val="bullet"/>
-      <w:lvlText w:val="o"/>
-      <w:lvlJc w:val="left"/>
-      <w:pPr>
-        <w:tabs>
-          <w:tab w:val="num" w:pos="1440"/>
-        </w:tabs>
-        <w:ind w:left="1440" w:hanging="360"/>
-      </w:pPr>
-      <w:rPr>
-        <w:rFonts w:ascii="Courier New" w:hAnsi="Courier New" w:hint="default"/>
-        <w:sz w:val="20"/>
-      </w:rPr>
-    </w:lvl>
-    <w:lvl w:ilvl="2" w:tentative="1">
-      <w:start w:val="1"/>
-      <w:numFmt w:val="bullet"/>
-      <w:lvlText w:val=""/>
-      <w:lvlJc w:val="left"/>
-      <w:pPr>
-        <w:tabs>
-          <w:tab w:val="num" w:pos="2160"/>
-        </w:tabs>
-        <w:ind w:left="2160" w:hanging="360"/>
-      </w:pPr>
-      <w:rPr>
-        <w:rFonts w:ascii="Wingdings" w:hAnsi="Wingdings" w:hint="default"/>
-        <w:sz w:val="20"/>
-      </w:rPr>
-    </w:lvl>
-    <w:lvl w:ilvl="3" w:tentative="1">
-      <w:start w:val="1"/>
-      <w:numFmt w:val="bullet"/>
-      <w:lvlText w:val=""/>
-      <w:lvlJc w:val="left"/>
-      <w:pPr>
-        <w:tabs>
-          <w:tab w:val="num" w:pos="2880"/>
-        </w:tabs>
-        <w:ind w:left="2880" w:hanging="360"/>
-      </w:pPr>
-      <w:rPr>
-        <w:rFonts w:ascii="Wingdings" w:hAnsi="Wingdings" w:hint="default"/>
-        <w:sz w:val="20"/>
-      </w:rPr>
-    </w:lvl>
-    <w:lvl w:ilvl="4" w:tentative="1">
-      <w:start w:val="1"/>
-      <w:numFmt w:val="bullet"/>
-      <w:lvlText w:val=""/>
-      <w:lvlJc w:val="left"/>
-      <w:pPr>
-        <w:tabs>
-          <w:tab w:val="num" w:pos="3600"/>
-        </w:tabs>
-        <w:ind w:left="3600" w:hanging="360"/>
-      </w:pPr>
-      <w:rPr>
-        <w:rFonts w:ascii="Wingdings" w:hAnsi="Wingdings" w:hint="default"/>
-        <w:sz w:val="20"/>
-      </w:rPr>
-    </w:lvl>
-    <w:lvl w:ilvl="5" w:tentative="1">
-      <w:start w:val="1"/>
-      <w:numFmt w:val="bullet"/>
-      <w:lvlText w:val=""/>
-      <w:lvlJc w:val="left"/>
-      <w:pPr>
-        <w:tabs>
-          <w:tab w:val="num" w:pos="4320"/>
-        </w:tabs>
-        <w:ind w:left="4320" w:hanging="360"/>
-      </w:pPr>
-      <w:rPr>
-        <w:rFonts w:ascii="Wingdings" w:hAnsi="Wingdings" w:hint="default"/>
-        <w:sz w:val="20"/>
-      </w:rPr>
-    </w:lvl>
-    <w:lvl w:ilvl="6" w:tentative="1">
-      <w:start w:val="1"/>
-      <w:numFmt w:val="bullet"/>
-      <w:lvlText w:val=""/>
-      <w:lvlJc w:val="left"/>
-      <w:pPr>
-        <w:tabs>
-          <w:tab w:val="num" w:pos="5040"/>
-        </w:tabs>
-        <w:ind w:left="5040" w:hanging="360"/>
-      </w:pPr>
-      <w:rPr>
-        <w:rFonts w:ascii="Wingdings" w:hAnsi="Wingdings" w:hint="default"/>
-        <w:sz w:val="20"/>
-      </w:rPr>
-    </w:lvl>
-    <w:lvl w:ilvl="7" w:tentative="1">
-      <w:start w:val="1"/>
-      <w:numFmt w:val="bullet"/>
-      <w:lvlText w:val=""/>
-      <w:lvlJc w:val="left"/>
-      <w:pPr>
-        <w:tabs>
-          <w:tab w:val="num" w:pos="5760"/>
-        </w:tabs>
-        <w:ind w:left="5760" w:hanging="360"/>
-      </w:pPr>
-      <w:rPr>
-        <w:rFonts w:ascii="Wingdings" w:hAnsi="Wingdings" w:hint="default"/>
-        <w:sz w:val="20"/>
-      </w:rPr>
-    </w:lvl>
-    <w:lvl w:ilvl="8" w:tentative="1">
-      <w:start w:val="1"/>
-      <w:numFmt w:val="bullet"/>
-      <w:lvlText w:val=""/>
-      <w:lvlJc w:val="left"/>
-      <w:pPr>
-        <w:tabs>
-          <w:tab w:val="num" w:pos="6480"/>
-        </w:tabs>
-        <w:ind w:left="6480" w:hanging="360"/>
-      </w:pPr>
-      <w:rPr>
-        <w:rFonts w:ascii="Wingdings" w:hAnsi="Wingdings" w:hint="default"/>
-        <w:sz w:val="20"/>
-      </w:rPr>
-    </w:lvl>
-  </w:abstractNum>
-  <w:abstractNum w:abstractNumId="14" w15:restartNumberingAfterBreak="0">
-    <w:nsid w:val="2D223B86"/>
-    <w:multiLevelType w:val="multilevel"/>
-    <w:tmpl w:val="74BCD7F0"/>
-    <w:lvl w:ilvl="0">
-      <w:start w:val="1"/>
-      <w:numFmt w:val="bullet"/>
-      <w:lvlText w:val=""/>
-      <w:lvlJc w:val="left"/>
-      <w:pPr>
-        <w:tabs>
-          <w:tab w:val="num" w:pos="720"/>
-        </w:tabs>
-        <w:ind w:left="720" w:hanging="360"/>
-      </w:pPr>
-      <w:rPr>
-        <w:rFonts w:ascii="Symbol" w:hAnsi="Symbol" w:hint="default"/>
-        <w:sz w:val="20"/>
-      </w:rPr>
-    </w:lvl>
-    <w:lvl w:ilvl="1" w:tentative="1">
-      <w:start w:val="1"/>
-      <w:numFmt w:val="bullet"/>
-      <w:lvlText w:val="o"/>
-      <w:lvlJc w:val="left"/>
-      <w:pPr>
-        <w:tabs>
-          <w:tab w:val="num" w:pos="1440"/>
-        </w:tabs>
-        <w:ind w:left="1440" w:hanging="360"/>
-      </w:pPr>
-      <w:rPr>
-        <w:rFonts w:ascii="Courier New" w:hAnsi="Courier New" w:hint="default"/>
-        <w:sz w:val="20"/>
-      </w:rPr>
-    </w:lvl>
-    <w:lvl w:ilvl="2" w:tentative="1">
-      <w:start w:val="1"/>
-      <w:numFmt w:val="bullet"/>
-      <w:lvlText w:val=""/>
-      <w:lvlJc w:val="left"/>
-      <w:pPr>
-        <w:tabs>
-          <w:tab w:val="num" w:pos="2160"/>
-        </w:tabs>
-        <w:ind w:left="2160" w:hanging="360"/>
-      </w:pPr>
-      <w:rPr>
-        <w:rFonts w:ascii="Wingdings" w:hAnsi="Wingdings" w:hint="default"/>
-        <w:sz w:val="20"/>
-      </w:rPr>
-    </w:lvl>
-    <w:lvl w:ilvl="3" w:tentative="1">
-      <w:start w:val="1"/>
-      <w:numFmt w:val="bullet"/>
-      <w:lvlText w:val=""/>
-      <w:lvlJc w:val="left"/>
-      <w:pPr>
-        <w:tabs>
-          <w:tab w:val="num" w:pos="2880"/>
-        </w:tabs>
-        <w:ind w:left="2880" w:hanging="360"/>
-      </w:pPr>
-      <w:rPr>
-        <w:rFonts w:ascii="Wingdings" w:hAnsi="Wingdings" w:hint="default"/>
-        <w:sz w:val="20"/>
-      </w:rPr>
-    </w:lvl>
-    <w:lvl w:ilvl="4" w:tentative="1">
-      <w:start w:val="1"/>
-      <w:numFmt w:val="bullet"/>
-      <w:lvlText w:val=""/>
-      <w:lvlJc w:val="left"/>
-      <w:pPr>
-        <w:tabs>
-          <w:tab w:val="num" w:pos="3600"/>
-        </w:tabs>
-        <w:ind w:left="3600" w:hanging="360"/>
-      </w:pPr>
-      <w:rPr>
-        <w:rFonts w:ascii="Wingdings" w:hAnsi="Wingdings" w:hint="default"/>
-        <w:sz w:val="20"/>
-      </w:rPr>
-    </w:lvl>
-    <w:lvl w:ilvl="5" w:tentative="1">
-      <w:start w:val="1"/>
-      <w:numFmt w:val="bullet"/>
-      <w:lvlText w:val=""/>
-      <w:lvlJc w:val="left"/>
-      <w:pPr>
-        <w:tabs>
-          <w:tab w:val="num" w:pos="4320"/>
-        </w:tabs>
-        <w:ind w:left="4320" w:hanging="360"/>
-      </w:pPr>
-      <w:rPr>
-        <w:rFonts w:ascii="Wingdings" w:hAnsi="Wingdings" w:hint="default"/>
-        <w:sz w:val="20"/>
-      </w:rPr>
-    </w:lvl>
-    <w:lvl w:ilvl="6" w:tentative="1">
-      <w:start w:val="1"/>
-      <w:numFmt w:val="bullet"/>
-      <w:lvlText w:val=""/>
-      <w:lvlJc w:val="left"/>
-      <w:pPr>
-        <w:tabs>
-          <w:tab w:val="num" w:pos="5040"/>
-        </w:tabs>
-        <w:ind w:left="5040" w:hanging="360"/>
-      </w:pPr>
-      <w:rPr>
-        <w:rFonts w:ascii="Wingdings" w:hAnsi="Wingdings" w:hint="default"/>
-        <w:sz w:val="20"/>
-      </w:rPr>
-    </w:lvl>
-    <w:lvl w:ilvl="7" w:tentative="1">
-      <w:start w:val="1"/>
-      <w:numFmt w:val="bullet"/>
-      <w:lvlText w:val=""/>
-      <w:lvlJc w:val="left"/>
-      <w:pPr>
-        <w:tabs>
-          <w:tab w:val="num" w:pos="5760"/>
-        </w:tabs>
-        <w:ind w:left="5760" w:hanging="360"/>
-      </w:pPr>
-      <w:rPr>
-        <w:rFonts w:ascii="Wingdings" w:hAnsi="Wingdings" w:hint="default"/>
-        <w:sz w:val="20"/>
-      </w:rPr>
-    </w:lvl>
-    <w:lvl w:ilvl="8" w:tentative="1">
-      <w:start w:val="1"/>
-      <w:numFmt w:val="bullet"/>
-      <w:lvlText w:val=""/>
-      <w:lvlJc w:val="left"/>
-      <w:pPr>
-        <w:tabs>
-          <w:tab w:val="num" w:pos="6480"/>
-        </w:tabs>
-        <w:ind w:left="6480" w:hanging="360"/>
-      </w:pPr>
-      <w:rPr>
-        <w:rFonts w:ascii="Wingdings" w:hAnsi="Wingdings" w:hint="default"/>
-        <w:sz w:val="20"/>
-      </w:rPr>
-    </w:lvl>
-  </w:abstractNum>
-  <w:abstractNum w:abstractNumId="15" w15:restartNumberingAfterBreak="0">
+  <w:abstractNum w:abstractNumId="8" w15:restartNumberingAfterBreak="0">
     <w:nsid w:val="2DC64AE4"/>
     <w:multiLevelType w:val="hybridMultilevel"/>
     <w:tmpl w:val="98AA3794"/>
@@ -10879,1014 +10122,7 @@
       </w:rPr>
     </w:lvl>
   </w:abstractNum>
-  <w:abstractNum w:abstractNumId="16" w15:restartNumberingAfterBreak="0">
-    <w:nsid w:val="2FA57F46"/>
-    <w:multiLevelType w:val="hybridMultilevel"/>
-    <w:tmpl w:val="0BD0A082"/>
-    <w:lvl w:ilvl="0" w:tplc="04090001">
-      <w:start w:val="1"/>
-      <w:numFmt w:val="bullet"/>
-      <w:lvlText w:val=""/>
-      <w:lvlJc w:val="left"/>
-      <w:pPr>
-        <w:ind w:left="5280" w:hanging="360"/>
-      </w:pPr>
-      <w:rPr>
-        <w:rFonts w:ascii="Symbol" w:hAnsi="Symbol" w:hint="default"/>
-      </w:rPr>
-    </w:lvl>
-    <w:lvl w:ilvl="1" w:tplc="04090003" w:tentative="1">
-      <w:start w:val="1"/>
-      <w:numFmt w:val="bullet"/>
-      <w:lvlText w:val="o"/>
-      <w:lvlJc w:val="left"/>
-      <w:pPr>
-        <w:ind w:left="6000" w:hanging="360"/>
-      </w:pPr>
-      <w:rPr>
-        <w:rFonts w:ascii="Courier New" w:hAnsi="Courier New" w:cs="Courier New" w:hint="default"/>
-      </w:rPr>
-    </w:lvl>
-    <w:lvl w:ilvl="2" w:tplc="04090005" w:tentative="1">
-      <w:start w:val="1"/>
-      <w:numFmt w:val="bullet"/>
-      <w:lvlText w:val=""/>
-      <w:lvlJc w:val="left"/>
-      <w:pPr>
-        <w:ind w:left="6720" w:hanging="360"/>
-      </w:pPr>
-      <w:rPr>
-        <w:rFonts w:ascii="Wingdings" w:hAnsi="Wingdings" w:hint="default"/>
-      </w:rPr>
-    </w:lvl>
-    <w:lvl w:ilvl="3" w:tplc="04090001" w:tentative="1">
-      <w:start w:val="1"/>
-      <w:numFmt w:val="bullet"/>
-      <w:lvlText w:val=""/>
-      <w:lvlJc w:val="left"/>
-      <w:pPr>
-        <w:ind w:left="7440" w:hanging="360"/>
-      </w:pPr>
-      <w:rPr>
-        <w:rFonts w:ascii="Symbol" w:hAnsi="Symbol" w:hint="default"/>
-      </w:rPr>
-    </w:lvl>
-    <w:lvl w:ilvl="4" w:tplc="04090003" w:tentative="1">
-      <w:start w:val="1"/>
-      <w:numFmt w:val="bullet"/>
-      <w:lvlText w:val="o"/>
-      <w:lvlJc w:val="left"/>
-      <w:pPr>
-        <w:ind w:left="8160" w:hanging="360"/>
-      </w:pPr>
-      <w:rPr>
-        <w:rFonts w:ascii="Courier New" w:hAnsi="Courier New" w:cs="Courier New" w:hint="default"/>
-      </w:rPr>
-    </w:lvl>
-    <w:lvl w:ilvl="5" w:tplc="04090005" w:tentative="1">
-      <w:start w:val="1"/>
-      <w:numFmt w:val="bullet"/>
-      <w:lvlText w:val=""/>
-      <w:lvlJc w:val="left"/>
-      <w:pPr>
-        <w:ind w:left="8880" w:hanging="360"/>
-      </w:pPr>
-      <w:rPr>
-        <w:rFonts w:ascii="Wingdings" w:hAnsi="Wingdings" w:hint="default"/>
-      </w:rPr>
-    </w:lvl>
-    <w:lvl w:ilvl="6" w:tplc="04090001" w:tentative="1">
-      <w:start w:val="1"/>
-      <w:numFmt w:val="bullet"/>
-      <w:lvlText w:val=""/>
-      <w:lvlJc w:val="left"/>
-      <w:pPr>
-        <w:ind w:left="9600" w:hanging="360"/>
-      </w:pPr>
-      <w:rPr>
-        <w:rFonts w:ascii="Symbol" w:hAnsi="Symbol" w:hint="default"/>
-      </w:rPr>
-    </w:lvl>
-    <w:lvl w:ilvl="7" w:tplc="04090003" w:tentative="1">
-      <w:start w:val="1"/>
-      <w:numFmt w:val="bullet"/>
-      <w:lvlText w:val="o"/>
-      <w:lvlJc w:val="left"/>
-      <w:pPr>
-        <w:ind w:left="10320" w:hanging="360"/>
-      </w:pPr>
-      <w:rPr>
-        <w:rFonts w:ascii="Courier New" w:hAnsi="Courier New" w:cs="Courier New" w:hint="default"/>
-      </w:rPr>
-    </w:lvl>
-    <w:lvl w:ilvl="8" w:tplc="04090005" w:tentative="1">
-      <w:start w:val="1"/>
-      <w:numFmt w:val="bullet"/>
-      <w:lvlText w:val=""/>
-      <w:lvlJc w:val="left"/>
-      <w:pPr>
-        <w:ind w:left="11040" w:hanging="360"/>
-      </w:pPr>
-      <w:rPr>
-        <w:rFonts w:ascii="Wingdings" w:hAnsi="Wingdings" w:hint="default"/>
-      </w:rPr>
-    </w:lvl>
-  </w:abstractNum>
-  <w:abstractNum w:abstractNumId="17" w15:restartNumberingAfterBreak="0">
-    <w:nsid w:val="31E67418"/>
-    <w:multiLevelType w:val="multilevel"/>
-    <w:tmpl w:val="0734B5D2"/>
-    <w:lvl w:ilvl="0">
-      <w:start w:val="1"/>
-      <w:numFmt w:val="bullet"/>
-      <w:lvlText w:val=""/>
-      <w:lvlJc w:val="left"/>
-      <w:pPr>
-        <w:tabs>
-          <w:tab w:val="num" w:pos="720"/>
-        </w:tabs>
-        <w:ind w:left="720" w:hanging="360"/>
-      </w:pPr>
-      <w:rPr>
-        <w:rFonts w:ascii="Symbol" w:hAnsi="Symbol" w:hint="default"/>
-        <w:sz w:val="20"/>
-      </w:rPr>
-    </w:lvl>
-    <w:lvl w:ilvl="1" w:tentative="1">
-      <w:start w:val="1"/>
-      <w:numFmt w:val="bullet"/>
-      <w:lvlText w:val="o"/>
-      <w:lvlJc w:val="left"/>
-      <w:pPr>
-        <w:tabs>
-          <w:tab w:val="num" w:pos="1440"/>
-        </w:tabs>
-        <w:ind w:left="1440" w:hanging="360"/>
-      </w:pPr>
-      <w:rPr>
-        <w:rFonts w:ascii="Courier New" w:hAnsi="Courier New" w:hint="default"/>
-        <w:sz w:val="20"/>
-      </w:rPr>
-    </w:lvl>
-    <w:lvl w:ilvl="2" w:tentative="1">
-      <w:start w:val="1"/>
-      <w:numFmt w:val="bullet"/>
-      <w:lvlText w:val=""/>
-      <w:lvlJc w:val="left"/>
-      <w:pPr>
-        <w:tabs>
-          <w:tab w:val="num" w:pos="2160"/>
-        </w:tabs>
-        <w:ind w:left="2160" w:hanging="360"/>
-      </w:pPr>
-      <w:rPr>
-        <w:rFonts w:ascii="Wingdings" w:hAnsi="Wingdings" w:hint="default"/>
-        <w:sz w:val="20"/>
-      </w:rPr>
-    </w:lvl>
-    <w:lvl w:ilvl="3" w:tentative="1">
-      <w:start w:val="1"/>
-      <w:numFmt w:val="bullet"/>
-      <w:lvlText w:val=""/>
-      <w:lvlJc w:val="left"/>
-      <w:pPr>
-        <w:tabs>
-          <w:tab w:val="num" w:pos="2880"/>
-        </w:tabs>
-        <w:ind w:left="2880" w:hanging="360"/>
-      </w:pPr>
-      <w:rPr>
-        <w:rFonts w:ascii="Wingdings" w:hAnsi="Wingdings" w:hint="default"/>
-        <w:sz w:val="20"/>
-      </w:rPr>
-    </w:lvl>
-    <w:lvl w:ilvl="4" w:tentative="1">
-      <w:start w:val="1"/>
-      <w:numFmt w:val="bullet"/>
-      <w:lvlText w:val=""/>
-      <w:lvlJc w:val="left"/>
-      <w:pPr>
-        <w:tabs>
-          <w:tab w:val="num" w:pos="3600"/>
-        </w:tabs>
-        <w:ind w:left="3600" w:hanging="360"/>
-      </w:pPr>
-      <w:rPr>
-        <w:rFonts w:ascii="Wingdings" w:hAnsi="Wingdings" w:hint="default"/>
-        <w:sz w:val="20"/>
-      </w:rPr>
-    </w:lvl>
-    <w:lvl w:ilvl="5" w:tentative="1">
-      <w:start w:val="1"/>
-      <w:numFmt w:val="bullet"/>
-      <w:lvlText w:val=""/>
-      <w:lvlJc w:val="left"/>
-      <w:pPr>
-        <w:tabs>
-          <w:tab w:val="num" w:pos="4320"/>
-        </w:tabs>
-        <w:ind w:left="4320" w:hanging="360"/>
-      </w:pPr>
-      <w:rPr>
-        <w:rFonts w:ascii="Wingdings" w:hAnsi="Wingdings" w:hint="default"/>
-        <w:sz w:val="20"/>
-      </w:rPr>
-    </w:lvl>
-    <w:lvl w:ilvl="6" w:tentative="1">
-      <w:start w:val="1"/>
-      <w:numFmt w:val="bullet"/>
-      <w:lvlText w:val=""/>
-      <w:lvlJc w:val="left"/>
-      <w:pPr>
-        <w:tabs>
-          <w:tab w:val="num" w:pos="5040"/>
-        </w:tabs>
-        <w:ind w:left="5040" w:hanging="360"/>
-      </w:pPr>
-      <w:rPr>
-        <w:rFonts w:ascii="Wingdings" w:hAnsi="Wingdings" w:hint="default"/>
-        <w:sz w:val="20"/>
-      </w:rPr>
-    </w:lvl>
-    <w:lvl w:ilvl="7" w:tentative="1">
-      <w:start w:val="1"/>
-      <w:numFmt w:val="bullet"/>
-      <w:lvlText w:val=""/>
-      <w:lvlJc w:val="left"/>
-      <w:pPr>
-        <w:tabs>
-          <w:tab w:val="num" w:pos="5760"/>
-        </w:tabs>
-        <w:ind w:left="5760" w:hanging="360"/>
-      </w:pPr>
-      <w:rPr>
-        <w:rFonts w:ascii="Wingdings" w:hAnsi="Wingdings" w:hint="default"/>
-        <w:sz w:val="20"/>
-      </w:rPr>
-    </w:lvl>
-    <w:lvl w:ilvl="8" w:tentative="1">
-      <w:start w:val="1"/>
-      <w:numFmt w:val="bullet"/>
-      <w:lvlText w:val=""/>
-      <w:lvlJc w:val="left"/>
-      <w:pPr>
-        <w:tabs>
-          <w:tab w:val="num" w:pos="6480"/>
-        </w:tabs>
-        <w:ind w:left="6480" w:hanging="360"/>
-      </w:pPr>
-      <w:rPr>
-        <w:rFonts w:ascii="Wingdings" w:hAnsi="Wingdings" w:hint="default"/>
-        <w:sz w:val="20"/>
-      </w:rPr>
-    </w:lvl>
-  </w:abstractNum>
-  <w:abstractNum w:abstractNumId="18" w15:restartNumberingAfterBreak="0">
-    <w:nsid w:val="32565759"/>
-    <w:multiLevelType w:val="multilevel"/>
-    <w:tmpl w:val="5C548596"/>
-    <w:lvl w:ilvl="0">
-      <w:start w:val="1"/>
-      <w:numFmt w:val="bullet"/>
-      <w:lvlText w:val=""/>
-      <w:lvlJc w:val="left"/>
-      <w:pPr>
-        <w:tabs>
-          <w:tab w:val="num" w:pos="720"/>
-        </w:tabs>
-        <w:ind w:left="720" w:hanging="360"/>
-      </w:pPr>
-      <w:rPr>
-        <w:rFonts w:ascii="Symbol" w:hAnsi="Symbol" w:hint="default"/>
-        <w:sz w:val="20"/>
-      </w:rPr>
-    </w:lvl>
-    <w:lvl w:ilvl="1" w:tentative="1">
-      <w:start w:val="1"/>
-      <w:numFmt w:val="bullet"/>
-      <w:lvlText w:val="o"/>
-      <w:lvlJc w:val="left"/>
-      <w:pPr>
-        <w:tabs>
-          <w:tab w:val="num" w:pos="1440"/>
-        </w:tabs>
-        <w:ind w:left="1440" w:hanging="360"/>
-      </w:pPr>
-      <w:rPr>
-        <w:rFonts w:ascii="Courier New" w:hAnsi="Courier New" w:hint="default"/>
-        <w:sz w:val="20"/>
-      </w:rPr>
-    </w:lvl>
-    <w:lvl w:ilvl="2" w:tentative="1">
-      <w:start w:val="1"/>
-      <w:numFmt w:val="bullet"/>
-      <w:lvlText w:val=""/>
-      <w:lvlJc w:val="left"/>
-      <w:pPr>
-        <w:tabs>
-          <w:tab w:val="num" w:pos="2160"/>
-        </w:tabs>
-        <w:ind w:left="2160" w:hanging="360"/>
-      </w:pPr>
-      <w:rPr>
-        <w:rFonts w:ascii="Wingdings" w:hAnsi="Wingdings" w:hint="default"/>
-        <w:sz w:val="20"/>
-      </w:rPr>
-    </w:lvl>
-    <w:lvl w:ilvl="3" w:tentative="1">
-      <w:start w:val="1"/>
-      <w:numFmt w:val="bullet"/>
-      <w:lvlText w:val=""/>
-      <w:lvlJc w:val="left"/>
-      <w:pPr>
-        <w:tabs>
-          <w:tab w:val="num" w:pos="2880"/>
-        </w:tabs>
-        <w:ind w:left="2880" w:hanging="360"/>
-      </w:pPr>
-      <w:rPr>
-        <w:rFonts w:ascii="Wingdings" w:hAnsi="Wingdings" w:hint="default"/>
-        <w:sz w:val="20"/>
-      </w:rPr>
-    </w:lvl>
-    <w:lvl w:ilvl="4" w:tentative="1">
-      <w:start w:val="1"/>
-      <w:numFmt w:val="bullet"/>
-      <w:lvlText w:val=""/>
-      <w:lvlJc w:val="left"/>
-      <w:pPr>
-        <w:tabs>
-          <w:tab w:val="num" w:pos="3600"/>
-        </w:tabs>
-        <w:ind w:left="3600" w:hanging="360"/>
-      </w:pPr>
-      <w:rPr>
-        <w:rFonts w:ascii="Wingdings" w:hAnsi="Wingdings" w:hint="default"/>
-        <w:sz w:val="20"/>
-      </w:rPr>
-    </w:lvl>
-    <w:lvl w:ilvl="5" w:tentative="1">
-      <w:start w:val="1"/>
-      <w:numFmt w:val="bullet"/>
-      <w:lvlText w:val=""/>
-      <w:lvlJc w:val="left"/>
-      <w:pPr>
-        <w:tabs>
-          <w:tab w:val="num" w:pos="4320"/>
-        </w:tabs>
-        <w:ind w:left="4320" w:hanging="360"/>
-      </w:pPr>
-      <w:rPr>
-        <w:rFonts w:ascii="Wingdings" w:hAnsi="Wingdings" w:hint="default"/>
-        <w:sz w:val="20"/>
-      </w:rPr>
-    </w:lvl>
-    <w:lvl w:ilvl="6" w:tentative="1">
-      <w:start w:val="1"/>
-      <w:numFmt w:val="bullet"/>
-      <w:lvlText w:val=""/>
-      <w:lvlJc w:val="left"/>
-      <w:pPr>
-        <w:tabs>
-          <w:tab w:val="num" w:pos="5040"/>
-        </w:tabs>
-        <w:ind w:left="5040" w:hanging="360"/>
-      </w:pPr>
-      <w:rPr>
-        <w:rFonts w:ascii="Wingdings" w:hAnsi="Wingdings" w:hint="default"/>
-        <w:sz w:val="20"/>
-      </w:rPr>
-    </w:lvl>
-    <w:lvl w:ilvl="7" w:tentative="1">
-      <w:start w:val="1"/>
-      <w:numFmt w:val="bullet"/>
-      <w:lvlText w:val=""/>
-      <w:lvlJc w:val="left"/>
-      <w:pPr>
-        <w:tabs>
-          <w:tab w:val="num" w:pos="5760"/>
-        </w:tabs>
-        <w:ind w:left="5760" w:hanging="360"/>
-      </w:pPr>
-      <w:rPr>
-        <w:rFonts w:ascii="Wingdings" w:hAnsi="Wingdings" w:hint="default"/>
-        <w:sz w:val="20"/>
-      </w:rPr>
-    </w:lvl>
-    <w:lvl w:ilvl="8" w:tentative="1">
-      <w:start w:val="1"/>
-      <w:numFmt w:val="bullet"/>
-      <w:lvlText w:val=""/>
-      <w:lvlJc w:val="left"/>
-      <w:pPr>
-        <w:tabs>
-          <w:tab w:val="num" w:pos="6480"/>
-        </w:tabs>
-        <w:ind w:left="6480" w:hanging="360"/>
-      </w:pPr>
-      <w:rPr>
-        <w:rFonts w:ascii="Wingdings" w:hAnsi="Wingdings" w:hint="default"/>
-        <w:sz w:val="20"/>
-      </w:rPr>
-    </w:lvl>
-  </w:abstractNum>
-  <w:abstractNum w:abstractNumId="19" w15:restartNumberingAfterBreak="0">
-    <w:nsid w:val="327E379C"/>
-    <w:multiLevelType w:val="multilevel"/>
-    <w:tmpl w:val="3F7A814E"/>
-    <w:lvl w:ilvl="0">
-      <w:start w:val="1"/>
-      <w:numFmt w:val="bullet"/>
-      <w:lvlText w:val=""/>
-      <w:lvlJc w:val="left"/>
-      <w:pPr>
-        <w:tabs>
-          <w:tab w:val="num" w:pos="720"/>
-        </w:tabs>
-        <w:ind w:left="720" w:hanging="360"/>
-      </w:pPr>
-      <w:rPr>
-        <w:rFonts w:ascii="Symbol" w:hAnsi="Symbol" w:hint="default"/>
-        <w:sz w:val="20"/>
-      </w:rPr>
-    </w:lvl>
-    <w:lvl w:ilvl="1" w:tentative="1">
-      <w:start w:val="1"/>
-      <w:numFmt w:val="bullet"/>
-      <w:lvlText w:val="o"/>
-      <w:lvlJc w:val="left"/>
-      <w:pPr>
-        <w:tabs>
-          <w:tab w:val="num" w:pos="1440"/>
-        </w:tabs>
-        <w:ind w:left="1440" w:hanging="360"/>
-      </w:pPr>
-      <w:rPr>
-        <w:rFonts w:ascii="Courier New" w:hAnsi="Courier New" w:hint="default"/>
-        <w:sz w:val="20"/>
-      </w:rPr>
-    </w:lvl>
-    <w:lvl w:ilvl="2" w:tentative="1">
-      <w:start w:val="1"/>
-      <w:numFmt w:val="bullet"/>
-      <w:lvlText w:val=""/>
-      <w:lvlJc w:val="left"/>
-      <w:pPr>
-        <w:tabs>
-          <w:tab w:val="num" w:pos="2160"/>
-        </w:tabs>
-        <w:ind w:left="2160" w:hanging="360"/>
-      </w:pPr>
-      <w:rPr>
-        <w:rFonts w:ascii="Wingdings" w:hAnsi="Wingdings" w:hint="default"/>
-        <w:sz w:val="20"/>
-      </w:rPr>
-    </w:lvl>
-    <w:lvl w:ilvl="3" w:tentative="1">
-      <w:start w:val="1"/>
-      <w:numFmt w:val="bullet"/>
-      <w:lvlText w:val=""/>
-      <w:lvlJc w:val="left"/>
-      <w:pPr>
-        <w:tabs>
-          <w:tab w:val="num" w:pos="2880"/>
-        </w:tabs>
-        <w:ind w:left="2880" w:hanging="360"/>
-      </w:pPr>
-      <w:rPr>
-        <w:rFonts w:ascii="Wingdings" w:hAnsi="Wingdings" w:hint="default"/>
-        <w:sz w:val="20"/>
-      </w:rPr>
-    </w:lvl>
-    <w:lvl w:ilvl="4" w:tentative="1">
-      <w:start w:val="1"/>
-      <w:numFmt w:val="bullet"/>
-      <w:lvlText w:val=""/>
-      <w:lvlJc w:val="left"/>
-      <w:pPr>
-        <w:tabs>
-          <w:tab w:val="num" w:pos="3600"/>
-        </w:tabs>
-        <w:ind w:left="3600" w:hanging="360"/>
-      </w:pPr>
-      <w:rPr>
-        <w:rFonts w:ascii="Wingdings" w:hAnsi="Wingdings" w:hint="default"/>
-        <w:sz w:val="20"/>
-      </w:rPr>
-    </w:lvl>
-    <w:lvl w:ilvl="5" w:tentative="1">
-      <w:start w:val="1"/>
-      <w:numFmt w:val="bullet"/>
-      <w:lvlText w:val=""/>
-      <w:lvlJc w:val="left"/>
-      <w:pPr>
-        <w:tabs>
-          <w:tab w:val="num" w:pos="4320"/>
-        </w:tabs>
-        <w:ind w:left="4320" w:hanging="360"/>
-      </w:pPr>
-      <w:rPr>
-        <w:rFonts w:ascii="Wingdings" w:hAnsi="Wingdings" w:hint="default"/>
-        <w:sz w:val="20"/>
-      </w:rPr>
-    </w:lvl>
-    <w:lvl w:ilvl="6" w:tentative="1">
-      <w:start w:val="1"/>
-      <w:numFmt w:val="bullet"/>
-      <w:lvlText w:val=""/>
-      <w:lvlJc w:val="left"/>
-      <w:pPr>
-        <w:tabs>
-          <w:tab w:val="num" w:pos="5040"/>
-        </w:tabs>
-        <w:ind w:left="5040" w:hanging="360"/>
-      </w:pPr>
-      <w:rPr>
-        <w:rFonts w:ascii="Wingdings" w:hAnsi="Wingdings" w:hint="default"/>
-        <w:sz w:val="20"/>
-      </w:rPr>
-    </w:lvl>
-    <w:lvl w:ilvl="7" w:tentative="1">
-      <w:start w:val="1"/>
-      <w:numFmt w:val="bullet"/>
-      <w:lvlText w:val=""/>
-      <w:lvlJc w:val="left"/>
-      <w:pPr>
-        <w:tabs>
-          <w:tab w:val="num" w:pos="5760"/>
-        </w:tabs>
-        <w:ind w:left="5760" w:hanging="360"/>
-      </w:pPr>
-      <w:rPr>
-        <w:rFonts w:ascii="Wingdings" w:hAnsi="Wingdings" w:hint="default"/>
-        <w:sz w:val="20"/>
-      </w:rPr>
-    </w:lvl>
-    <w:lvl w:ilvl="8" w:tentative="1">
-      <w:start w:val="1"/>
-      <w:numFmt w:val="bullet"/>
-      <w:lvlText w:val=""/>
-      <w:lvlJc w:val="left"/>
-      <w:pPr>
-        <w:tabs>
-          <w:tab w:val="num" w:pos="6480"/>
-        </w:tabs>
-        <w:ind w:left="6480" w:hanging="360"/>
-      </w:pPr>
-      <w:rPr>
-        <w:rFonts w:ascii="Wingdings" w:hAnsi="Wingdings" w:hint="default"/>
-        <w:sz w:val="20"/>
-      </w:rPr>
-    </w:lvl>
-  </w:abstractNum>
-  <w:abstractNum w:abstractNumId="20" w15:restartNumberingAfterBreak="0">
-    <w:nsid w:val="34270413"/>
-    <w:multiLevelType w:val="multilevel"/>
-    <w:tmpl w:val="1BD4E12E"/>
-    <w:lvl w:ilvl="0">
-      <w:start w:val="1"/>
-      <w:numFmt w:val="bullet"/>
-      <w:lvlText w:val=""/>
-      <w:lvlJc w:val="left"/>
-      <w:pPr>
-        <w:tabs>
-          <w:tab w:val="num" w:pos="720"/>
-        </w:tabs>
-        <w:ind w:left="720" w:hanging="360"/>
-      </w:pPr>
-      <w:rPr>
-        <w:rFonts w:ascii="Symbol" w:hAnsi="Symbol" w:hint="default"/>
-        <w:sz w:val="20"/>
-      </w:rPr>
-    </w:lvl>
-    <w:lvl w:ilvl="1" w:tentative="1">
-      <w:start w:val="1"/>
-      <w:numFmt w:val="bullet"/>
-      <w:lvlText w:val="o"/>
-      <w:lvlJc w:val="left"/>
-      <w:pPr>
-        <w:tabs>
-          <w:tab w:val="num" w:pos="1440"/>
-        </w:tabs>
-        <w:ind w:left="1440" w:hanging="360"/>
-      </w:pPr>
-      <w:rPr>
-        <w:rFonts w:ascii="Courier New" w:hAnsi="Courier New" w:hint="default"/>
-        <w:sz w:val="20"/>
-      </w:rPr>
-    </w:lvl>
-    <w:lvl w:ilvl="2" w:tentative="1">
-      <w:start w:val="1"/>
-      <w:numFmt w:val="bullet"/>
-      <w:lvlText w:val=""/>
-      <w:lvlJc w:val="left"/>
-      <w:pPr>
-        <w:tabs>
-          <w:tab w:val="num" w:pos="2160"/>
-        </w:tabs>
-        <w:ind w:left="2160" w:hanging="360"/>
-      </w:pPr>
-      <w:rPr>
-        <w:rFonts w:ascii="Wingdings" w:hAnsi="Wingdings" w:hint="default"/>
-        <w:sz w:val="20"/>
-      </w:rPr>
-    </w:lvl>
-    <w:lvl w:ilvl="3" w:tentative="1">
-      <w:start w:val="1"/>
-      <w:numFmt w:val="bullet"/>
-      <w:lvlText w:val=""/>
-      <w:lvlJc w:val="left"/>
-      <w:pPr>
-        <w:tabs>
-          <w:tab w:val="num" w:pos="2880"/>
-        </w:tabs>
-        <w:ind w:left="2880" w:hanging="360"/>
-      </w:pPr>
-      <w:rPr>
-        <w:rFonts w:ascii="Wingdings" w:hAnsi="Wingdings" w:hint="default"/>
-        <w:sz w:val="20"/>
-      </w:rPr>
-    </w:lvl>
-    <w:lvl w:ilvl="4" w:tentative="1">
-      <w:start w:val="1"/>
-      <w:numFmt w:val="bullet"/>
-      <w:lvlText w:val=""/>
-      <w:lvlJc w:val="left"/>
-      <w:pPr>
-        <w:tabs>
-          <w:tab w:val="num" w:pos="3600"/>
-        </w:tabs>
-        <w:ind w:left="3600" w:hanging="360"/>
-      </w:pPr>
-      <w:rPr>
-        <w:rFonts w:ascii="Wingdings" w:hAnsi="Wingdings" w:hint="default"/>
-        <w:sz w:val="20"/>
-      </w:rPr>
-    </w:lvl>
-    <w:lvl w:ilvl="5" w:tentative="1">
-      <w:start w:val="1"/>
-      <w:numFmt w:val="bullet"/>
-      <w:lvlText w:val=""/>
-      <w:lvlJc w:val="left"/>
-      <w:pPr>
-        <w:tabs>
-          <w:tab w:val="num" w:pos="4320"/>
-        </w:tabs>
-        <w:ind w:left="4320" w:hanging="360"/>
-      </w:pPr>
-      <w:rPr>
-        <w:rFonts w:ascii="Wingdings" w:hAnsi="Wingdings" w:hint="default"/>
-        <w:sz w:val="20"/>
-      </w:rPr>
-    </w:lvl>
-    <w:lvl w:ilvl="6" w:tentative="1">
-      <w:start w:val="1"/>
-      <w:numFmt w:val="bullet"/>
-      <w:lvlText w:val=""/>
-      <w:lvlJc w:val="left"/>
-      <w:pPr>
-        <w:tabs>
-          <w:tab w:val="num" w:pos="5040"/>
-        </w:tabs>
-        <w:ind w:left="5040" w:hanging="360"/>
-      </w:pPr>
-      <w:rPr>
-        <w:rFonts w:ascii="Wingdings" w:hAnsi="Wingdings" w:hint="default"/>
-        <w:sz w:val="20"/>
-      </w:rPr>
-    </w:lvl>
-    <w:lvl w:ilvl="7" w:tentative="1">
-      <w:start w:val="1"/>
-      <w:numFmt w:val="bullet"/>
-      <w:lvlText w:val=""/>
-      <w:lvlJc w:val="left"/>
-      <w:pPr>
-        <w:tabs>
-          <w:tab w:val="num" w:pos="5760"/>
-        </w:tabs>
-        <w:ind w:left="5760" w:hanging="360"/>
-      </w:pPr>
-      <w:rPr>
-        <w:rFonts w:ascii="Wingdings" w:hAnsi="Wingdings" w:hint="default"/>
-        <w:sz w:val="20"/>
-      </w:rPr>
-    </w:lvl>
-    <w:lvl w:ilvl="8" w:tentative="1">
-      <w:start w:val="1"/>
-      <w:numFmt w:val="bullet"/>
-      <w:lvlText w:val=""/>
-      <w:lvlJc w:val="left"/>
-      <w:pPr>
-        <w:tabs>
-          <w:tab w:val="num" w:pos="6480"/>
-        </w:tabs>
-        <w:ind w:left="6480" w:hanging="360"/>
-      </w:pPr>
-      <w:rPr>
-        <w:rFonts w:ascii="Wingdings" w:hAnsi="Wingdings" w:hint="default"/>
-        <w:sz w:val="20"/>
-      </w:rPr>
-    </w:lvl>
-  </w:abstractNum>
-  <w:abstractNum w:abstractNumId="21" w15:restartNumberingAfterBreak="0">
-    <w:nsid w:val="348924B5"/>
-    <w:multiLevelType w:val="multilevel"/>
-    <w:tmpl w:val="F0DAA30E"/>
-    <w:lvl w:ilvl="0">
-      <w:start w:val="1"/>
-      <w:numFmt w:val="bullet"/>
-      <w:lvlText w:val=""/>
-      <w:lvlJc w:val="left"/>
-      <w:pPr>
-        <w:tabs>
-          <w:tab w:val="num" w:pos="720"/>
-        </w:tabs>
-        <w:ind w:left="720" w:hanging="360"/>
-      </w:pPr>
-      <w:rPr>
-        <w:rFonts w:ascii="Symbol" w:hAnsi="Symbol" w:hint="default"/>
-        <w:sz w:val="20"/>
-      </w:rPr>
-    </w:lvl>
-    <w:lvl w:ilvl="1" w:tentative="1">
-      <w:start w:val="1"/>
-      <w:numFmt w:val="bullet"/>
-      <w:lvlText w:val="o"/>
-      <w:lvlJc w:val="left"/>
-      <w:pPr>
-        <w:tabs>
-          <w:tab w:val="num" w:pos="1440"/>
-        </w:tabs>
-        <w:ind w:left="1440" w:hanging="360"/>
-      </w:pPr>
-      <w:rPr>
-        <w:rFonts w:ascii="Courier New" w:hAnsi="Courier New" w:hint="default"/>
-        <w:sz w:val="20"/>
-      </w:rPr>
-    </w:lvl>
-    <w:lvl w:ilvl="2" w:tentative="1">
-      <w:start w:val="1"/>
-      <w:numFmt w:val="bullet"/>
-      <w:lvlText w:val=""/>
-      <w:lvlJc w:val="left"/>
-      <w:pPr>
-        <w:tabs>
-          <w:tab w:val="num" w:pos="2160"/>
-        </w:tabs>
-        <w:ind w:left="2160" w:hanging="360"/>
-      </w:pPr>
-      <w:rPr>
-        <w:rFonts w:ascii="Wingdings" w:hAnsi="Wingdings" w:hint="default"/>
-        <w:sz w:val="20"/>
-      </w:rPr>
-    </w:lvl>
-    <w:lvl w:ilvl="3" w:tentative="1">
-      <w:start w:val="1"/>
-      <w:numFmt w:val="bullet"/>
-      <w:lvlText w:val=""/>
-      <w:lvlJc w:val="left"/>
-      <w:pPr>
-        <w:tabs>
-          <w:tab w:val="num" w:pos="2880"/>
-        </w:tabs>
-        <w:ind w:left="2880" w:hanging="360"/>
-      </w:pPr>
-      <w:rPr>
-        <w:rFonts w:ascii="Wingdings" w:hAnsi="Wingdings" w:hint="default"/>
-        <w:sz w:val="20"/>
-      </w:rPr>
-    </w:lvl>
-    <w:lvl w:ilvl="4" w:tentative="1">
-      <w:start w:val="1"/>
-      <w:numFmt w:val="bullet"/>
-      <w:lvlText w:val=""/>
-      <w:lvlJc w:val="left"/>
-      <w:pPr>
-        <w:tabs>
-          <w:tab w:val="num" w:pos="3600"/>
-        </w:tabs>
-        <w:ind w:left="3600" w:hanging="360"/>
-      </w:pPr>
-      <w:rPr>
-        <w:rFonts w:ascii="Wingdings" w:hAnsi="Wingdings" w:hint="default"/>
-        <w:sz w:val="20"/>
-      </w:rPr>
-    </w:lvl>
-    <w:lvl w:ilvl="5" w:tentative="1">
-      <w:start w:val="1"/>
-      <w:numFmt w:val="bullet"/>
-      <w:lvlText w:val=""/>
-      <w:lvlJc w:val="left"/>
-      <w:pPr>
-        <w:tabs>
-          <w:tab w:val="num" w:pos="4320"/>
-        </w:tabs>
-        <w:ind w:left="4320" w:hanging="360"/>
-      </w:pPr>
-      <w:rPr>
-        <w:rFonts w:ascii="Wingdings" w:hAnsi="Wingdings" w:hint="default"/>
-        <w:sz w:val="20"/>
-      </w:rPr>
-    </w:lvl>
-    <w:lvl w:ilvl="6" w:tentative="1">
-      <w:start w:val="1"/>
-      <w:numFmt w:val="bullet"/>
-      <w:lvlText w:val=""/>
-      <w:lvlJc w:val="left"/>
-      <w:pPr>
-        <w:tabs>
-          <w:tab w:val="num" w:pos="5040"/>
-        </w:tabs>
-        <w:ind w:left="5040" w:hanging="360"/>
-      </w:pPr>
-      <w:rPr>
-        <w:rFonts w:ascii="Wingdings" w:hAnsi="Wingdings" w:hint="default"/>
-        <w:sz w:val="20"/>
-      </w:rPr>
-    </w:lvl>
-    <w:lvl w:ilvl="7" w:tentative="1">
-      <w:start w:val="1"/>
-      <w:numFmt w:val="bullet"/>
-      <w:lvlText w:val=""/>
-      <w:lvlJc w:val="left"/>
-      <w:pPr>
-        <w:tabs>
-          <w:tab w:val="num" w:pos="5760"/>
-        </w:tabs>
-        <w:ind w:left="5760" w:hanging="360"/>
-      </w:pPr>
-      <w:rPr>
-        <w:rFonts w:ascii="Wingdings" w:hAnsi="Wingdings" w:hint="default"/>
-        <w:sz w:val="20"/>
-      </w:rPr>
-    </w:lvl>
-    <w:lvl w:ilvl="8" w:tentative="1">
-      <w:start w:val="1"/>
-      <w:numFmt w:val="bullet"/>
-      <w:lvlText w:val=""/>
-      <w:lvlJc w:val="left"/>
-      <w:pPr>
-        <w:tabs>
-          <w:tab w:val="num" w:pos="6480"/>
-        </w:tabs>
-        <w:ind w:left="6480" w:hanging="360"/>
-      </w:pPr>
-      <w:rPr>
-        <w:rFonts w:ascii="Wingdings" w:hAnsi="Wingdings" w:hint="default"/>
-        <w:sz w:val="20"/>
-      </w:rPr>
-    </w:lvl>
-  </w:abstractNum>
-  <w:abstractNum w:abstractNumId="22" w15:restartNumberingAfterBreak="0">
-    <w:nsid w:val="34D05004"/>
-    <w:multiLevelType w:val="multilevel"/>
-    <w:tmpl w:val="D2883258"/>
-    <w:lvl w:ilvl="0">
-      <w:start w:val="1"/>
-      <w:numFmt w:val="bullet"/>
-      <w:lvlText w:val=""/>
-      <w:lvlJc w:val="left"/>
-      <w:pPr>
-        <w:tabs>
-          <w:tab w:val="num" w:pos="720"/>
-        </w:tabs>
-        <w:ind w:left="720" w:hanging="360"/>
-      </w:pPr>
-      <w:rPr>
-        <w:rFonts w:ascii="Symbol" w:hAnsi="Symbol" w:hint="default"/>
-        <w:sz w:val="20"/>
-      </w:rPr>
-    </w:lvl>
-    <w:lvl w:ilvl="1" w:tentative="1">
-      <w:start w:val="1"/>
-      <w:numFmt w:val="bullet"/>
-      <w:lvlText w:val="o"/>
-      <w:lvlJc w:val="left"/>
-      <w:pPr>
-        <w:tabs>
-          <w:tab w:val="num" w:pos="1440"/>
-        </w:tabs>
-        <w:ind w:left="1440" w:hanging="360"/>
-      </w:pPr>
-      <w:rPr>
-        <w:rFonts w:ascii="Courier New" w:hAnsi="Courier New" w:hint="default"/>
-        <w:sz w:val="20"/>
-      </w:rPr>
-    </w:lvl>
-    <w:lvl w:ilvl="2" w:tentative="1">
-      <w:start w:val="1"/>
-      <w:numFmt w:val="bullet"/>
-      <w:lvlText w:val=""/>
-      <w:lvlJc w:val="left"/>
-      <w:pPr>
-        <w:tabs>
-          <w:tab w:val="num" w:pos="2160"/>
-        </w:tabs>
-        <w:ind w:left="2160" w:hanging="360"/>
-      </w:pPr>
-      <w:rPr>
-        <w:rFonts w:ascii="Wingdings" w:hAnsi="Wingdings" w:hint="default"/>
-        <w:sz w:val="20"/>
-      </w:rPr>
-    </w:lvl>
-    <w:lvl w:ilvl="3" w:tentative="1">
-      <w:start w:val="1"/>
-      <w:numFmt w:val="bullet"/>
-      <w:lvlText w:val=""/>
-      <w:lvlJc w:val="left"/>
-      <w:pPr>
-        <w:tabs>
-          <w:tab w:val="num" w:pos="2880"/>
-        </w:tabs>
-        <w:ind w:left="2880" w:hanging="360"/>
-      </w:pPr>
-      <w:rPr>
-        <w:rFonts w:ascii="Wingdings" w:hAnsi="Wingdings" w:hint="default"/>
-        <w:sz w:val="20"/>
-      </w:rPr>
-    </w:lvl>
-    <w:lvl w:ilvl="4" w:tentative="1">
-      <w:start w:val="1"/>
-      <w:numFmt w:val="bullet"/>
-      <w:lvlText w:val=""/>
-      <w:lvlJc w:val="left"/>
-      <w:pPr>
-        <w:tabs>
-          <w:tab w:val="num" w:pos="3600"/>
-        </w:tabs>
-        <w:ind w:left="3600" w:hanging="360"/>
-      </w:pPr>
-      <w:rPr>
-        <w:rFonts w:ascii="Wingdings" w:hAnsi="Wingdings" w:hint="default"/>
-        <w:sz w:val="20"/>
-      </w:rPr>
-    </w:lvl>
-    <w:lvl w:ilvl="5" w:tentative="1">
-      <w:start w:val="1"/>
-      <w:numFmt w:val="bullet"/>
-      <w:lvlText w:val=""/>
-      <w:lvlJc w:val="left"/>
-      <w:pPr>
-        <w:tabs>
-          <w:tab w:val="num" w:pos="4320"/>
-        </w:tabs>
-        <w:ind w:left="4320" w:hanging="360"/>
-      </w:pPr>
-      <w:rPr>
-        <w:rFonts w:ascii="Wingdings" w:hAnsi="Wingdings" w:hint="default"/>
-        <w:sz w:val="20"/>
-      </w:rPr>
-    </w:lvl>
-    <w:lvl w:ilvl="6" w:tentative="1">
-      <w:start w:val="1"/>
-      <w:numFmt w:val="bullet"/>
-      <w:lvlText w:val=""/>
-      <w:lvlJc w:val="left"/>
-      <w:pPr>
-        <w:tabs>
-          <w:tab w:val="num" w:pos="5040"/>
-        </w:tabs>
-        <w:ind w:left="5040" w:hanging="360"/>
-      </w:pPr>
-      <w:rPr>
-        <w:rFonts w:ascii="Wingdings" w:hAnsi="Wingdings" w:hint="default"/>
-        <w:sz w:val="20"/>
-      </w:rPr>
-    </w:lvl>
-    <w:lvl w:ilvl="7" w:tentative="1">
-      <w:start w:val="1"/>
-      <w:numFmt w:val="bullet"/>
-      <w:lvlText w:val=""/>
-      <w:lvlJc w:val="left"/>
-      <w:pPr>
-        <w:tabs>
-          <w:tab w:val="num" w:pos="5760"/>
-        </w:tabs>
-        <w:ind w:left="5760" w:hanging="360"/>
-      </w:pPr>
-      <w:rPr>
-        <w:rFonts w:ascii="Wingdings" w:hAnsi="Wingdings" w:hint="default"/>
-        <w:sz w:val="20"/>
-      </w:rPr>
-    </w:lvl>
-    <w:lvl w:ilvl="8" w:tentative="1">
-      <w:start w:val="1"/>
-      <w:numFmt w:val="bullet"/>
-      <w:lvlText w:val=""/>
-      <w:lvlJc w:val="left"/>
-      <w:pPr>
-        <w:tabs>
-          <w:tab w:val="num" w:pos="6480"/>
-        </w:tabs>
-        <w:ind w:left="6480" w:hanging="360"/>
-      </w:pPr>
-      <w:rPr>
-        <w:rFonts w:ascii="Wingdings" w:hAnsi="Wingdings" w:hint="default"/>
-        <w:sz w:val="20"/>
-      </w:rPr>
-    </w:lvl>
-  </w:abstractNum>
-  <w:abstractNum w:abstractNumId="23" w15:restartNumberingAfterBreak="0">
+  <w:abstractNum w:abstractNumId="9" w15:restartNumberingAfterBreak="0">
     <w:nsid w:val="35B63630"/>
     <w:multiLevelType w:val="hybridMultilevel"/>
     <w:tmpl w:val="1388C9A8"/>
@@ -11999,7 +10235,7 @@
       </w:rPr>
     </w:lvl>
   </w:abstractNum>
-  <w:abstractNum w:abstractNumId="24" w15:restartNumberingAfterBreak="0">
+  <w:abstractNum w:abstractNumId="10" w15:restartNumberingAfterBreak="0">
     <w:nsid w:val="376268EC"/>
     <w:multiLevelType w:val="multilevel"/>
     <w:tmpl w:val="E95C05AC"/>
@@ -12148,7 +10384,7 @@
       </w:rPr>
     </w:lvl>
   </w:abstractNum>
-  <w:abstractNum w:abstractNumId="25" w15:restartNumberingAfterBreak="0">
+  <w:abstractNum w:abstractNumId="11" w15:restartNumberingAfterBreak="0">
     <w:nsid w:val="3E2E282A"/>
     <w:multiLevelType w:val="hybridMultilevel"/>
     <w:tmpl w:val="F8B00F22"/>
@@ -12261,120 +10497,156 @@
       </w:rPr>
     </w:lvl>
   </w:abstractNum>
-  <w:abstractNum w:abstractNumId="26" w15:restartNumberingAfterBreak="0">
-    <w:nsid w:val="3E8A02A3"/>
-    <w:multiLevelType w:val="hybridMultilevel"/>
-    <w:tmpl w:val="8B7C854C"/>
-    <w:lvl w:ilvl="0" w:tplc="04090001">
+  <w:abstractNum w:abstractNumId="12" w15:restartNumberingAfterBreak="0">
+    <w:nsid w:val="412A2B0D"/>
+    <w:multiLevelType w:val="multilevel"/>
+    <w:tmpl w:val="BC2A198A"/>
+    <w:lvl w:ilvl="0">
       <w:start w:val="1"/>
       <w:numFmt w:val="bullet"/>
       <w:lvlText w:val=""/>
       <w:lvlJc w:val="left"/>
       <w:pPr>
-        <w:ind w:left="1800" w:hanging="360"/>
+        <w:tabs>
+          <w:tab w:val="num" w:pos="720"/>
+        </w:tabs>
+        <w:ind w:left="720" w:hanging="360"/>
       </w:pPr>
       <w:rPr>
         <w:rFonts w:ascii="Symbol" w:hAnsi="Symbol" w:hint="default"/>
-      </w:rPr>
-    </w:lvl>
-    <w:lvl w:ilvl="1" w:tplc="04090003" w:tentative="1">
+        <w:sz w:val="20"/>
+      </w:rPr>
+    </w:lvl>
+    <w:lvl w:ilvl="1" w:tentative="1">
       <w:start w:val="1"/>
       <w:numFmt w:val="bullet"/>
       <w:lvlText w:val="o"/>
       <w:lvlJc w:val="left"/>
       <w:pPr>
-        <w:ind w:left="2520" w:hanging="360"/>
-      </w:pPr>
-      <w:rPr>
-        <w:rFonts w:ascii="Courier New" w:hAnsi="Courier New" w:cs="Courier New" w:hint="default"/>
-      </w:rPr>
-    </w:lvl>
-    <w:lvl w:ilvl="2" w:tplc="04090005" w:tentative="1">
-      <w:start w:val="1"/>
-      <w:numFmt w:val="bullet"/>
-      <w:lvlText w:val=""/>
-      <w:lvlJc w:val="left"/>
-      <w:pPr>
-        <w:ind w:left="3240" w:hanging="360"/>
-      </w:pPr>
-      <w:rPr>
-        <w:rFonts w:ascii="Wingdings" w:hAnsi="Wingdings" w:hint="default"/>
-      </w:rPr>
-    </w:lvl>
-    <w:lvl w:ilvl="3" w:tplc="04090001" w:tentative="1">
-      <w:start w:val="1"/>
-      <w:numFmt w:val="bullet"/>
-      <w:lvlText w:val=""/>
-      <w:lvlJc w:val="left"/>
-      <w:pPr>
-        <w:ind w:left="3960" w:hanging="360"/>
-      </w:pPr>
-      <w:rPr>
-        <w:rFonts w:ascii="Symbol" w:hAnsi="Symbol" w:hint="default"/>
-      </w:rPr>
-    </w:lvl>
-    <w:lvl w:ilvl="4" w:tplc="04090003" w:tentative="1">
-      <w:start w:val="1"/>
-      <w:numFmt w:val="bullet"/>
-      <w:lvlText w:val="o"/>
-      <w:lvlJc w:val="left"/>
-      <w:pPr>
-        <w:ind w:left="4680" w:hanging="360"/>
-      </w:pPr>
-      <w:rPr>
-        <w:rFonts w:ascii="Courier New" w:hAnsi="Courier New" w:cs="Courier New" w:hint="default"/>
-      </w:rPr>
-    </w:lvl>
-    <w:lvl w:ilvl="5" w:tplc="04090005" w:tentative="1">
-      <w:start w:val="1"/>
-      <w:numFmt w:val="bullet"/>
-      <w:lvlText w:val=""/>
-      <w:lvlJc w:val="left"/>
-      <w:pPr>
-        <w:ind w:left="5400" w:hanging="360"/>
-      </w:pPr>
-      <w:rPr>
-        <w:rFonts w:ascii="Wingdings" w:hAnsi="Wingdings" w:hint="default"/>
-      </w:rPr>
-    </w:lvl>
-    <w:lvl w:ilvl="6" w:tplc="04090001" w:tentative="1">
-      <w:start w:val="1"/>
-      <w:numFmt w:val="bullet"/>
-      <w:lvlText w:val=""/>
-      <w:lvlJc w:val="left"/>
-      <w:pPr>
-        <w:ind w:left="6120" w:hanging="360"/>
-      </w:pPr>
-      <w:rPr>
-        <w:rFonts w:ascii="Symbol" w:hAnsi="Symbol" w:hint="default"/>
-      </w:rPr>
-    </w:lvl>
-    <w:lvl w:ilvl="7" w:tplc="04090003" w:tentative="1">
-      <w:start w:val="1"/>
-      <w:numFmt w:val="bullet"/>
-      <w:lvlText w:val="o"/>
-      <w:lvlJc w:val="left"/>
-      <w:pPr>
-        <w:ind w:left="6840" w:hanging="360"/>
-      </w:pPr>
-      <w:rPr>
-        <w:rFonts w:ascii="Courier New" w:hAnsi="Courier New" w:cs="Courier New" w:hint="default"/>
-      </w:rPr>
-    </w:lvl>
-    <w:lvl w:ilvl="8" w:tplc="04090005" w:tentative="1">
-      <w:start w:val="1"/>
-      <w:numFmt w:val="bullet"/>
-      <w:lvlText w:val=""/>
-      <w:lvlJc w:val="left"/>
-      <w:pPr>
-        <w:ind w:left="7560" w:hanging="360"/>
-      </w:pPr>
-      <w:rPr>
-        <w:rFonts w:ascii="Wingdings" w:hAnsi="Wingdings" w:hint="default"/>
+        <w:tabs>
+          <w:tab w:val="num" w:pos="1440"/>
+        </w:tabs>
+        <w:ind w:left="1440" w:hanging="360"/>
+      </w:pPr>
+      <w:rPr>
+        <w:rFonts w:ascii="Courier New" w:hAnsi="Courier New" w:hint="default"/>
+        <w:sz w:val="20"/>
+      </w:rPr>
+    </w:lvl>
+    <w:lvl w:ilvl="2" w:tentative="1">
+      <w:start w:val="1"/>
+      <w:numFmt w:val="bullet"/>
+      <w:lvlText w:val=""/>
+      <w:lvlJc w:val="left"/>
+      <w:pPr>
+        <w:tabs>
+          <w:tab w:val="num" w:pos="2160"/>
+        </w:tabs>
+        <w:ind w:left="2160" w:hanging="360"/>
+      </w:pPr>
+      <w:rPr>
+        <w:rFonts w:ascii="Wingdings" w:hAnsi="Wingdings" w:hint="default"/>
+        <w:sz w:val="20"/>
+      </w:rPr>
+    </w:lvl>
+    <w:lvl w:ilvl="3" w:tentative="1">
+      <w:start w:val="1"/>
+      <w:numFmt w:val="bullet"/>
+      <w:lvlText w:val=""/>
+      <w:lvlJc w:val="left"/>
+      <w:pPr>
+        <w:tabs>
+          <w:tab w:val="num" w:pos="2880"/>
+        </w:tabs>
+        <w:ind w:left="2880" w:hanging="360"/>
+      </w:pPr>
+      <w:rPr>
+        <w:rFonts w:ascii="Wingdings" w:hAnsi="Wingdings" w:hint="default"/>
+        <w:sz w:val="20"/>
+      </w:rPr>
+    </w:lvl>
+    <w:lvl w:ilvl="4" w:tentative="1">
+      <w:start w:val="1"/>
+      <w:numFmt w:val="bullet"/>
+      <w:lvlText w:val=""/>
+      <w:lvlJc w:val="left"/>
+      <w:pPr>
+        <w:tabs>
+          <w:tab w:val="num" w:pos="3600"/>
+        </w:tabs>
+        <w:ind w:left="3600" w:hanging="360"/>
+      </w:pPr>
+      <w:rPr>
+        <w:rFonts w:ascii="Wingdings" w:hAnsi="Wingdings" w:hint="default"/>
+        <w:sz w:val="20"/>
+      </w:rPr>
+    </w:lvl>
+    <w:lvl w:ilvl="5" w:tentative="1">
+      <w:start w:val="1"/>
+      <w:numFmt w:val="bullet"/>
+      <w:lvlText w:val=""/>
+      <w:lvlJc w:val="left"/>
+      <w:pPr>
+        <w:tabs>
+          <w:tab w:val="num" w:pos="4320"/>
+        </w:tabs>
+        <w:ind w:left="4320" w:hanging="360"/>
+      </w:pPr>
+      <w:rPr>
+        <w:rFonts w:ascii="Wingdings" w:hAnsi="Wingdings" w:hint="default"/>
+        <w:sz w:val="20"/>
+      </w:rPr>
+    </w:lvl>
+    <w:lvl w:ilvl="6" w:tentative="1">
+      <w:start w:val="1"/>
+      <w:numFmt w:val="bullet"/>
+      <w:lvlText w:val=""/>
+      <w:lvlJc w:val="left"/>
+      <w:pPr>
+        <w:tabs>
+          <w:tab w:val="num" w:pos="5040"/>
+        </w:tabs>
+        <w:ind w:left="5040" w:hanging="360"/>
+      </w:pPr>
+      <w:rPr>
+        <w:rFonts w:ascii="Wingdings" w:hAnsi="Wingdings" w:hint="default"/>
+        <w:sz w:val="20"/>
+      </w:rPr>
+    </w:lvl>
+    <w:lvl w:ilvl="7" w:tentative="1">
+      <w:start w:val="1"/>
+      <w:numFmt w:val="bullet"/>
+      <w:lvlText w:val=""/>
+      <w:lvlJc w:val="left"/>
+      <w:pPr>
+        <w:tabs>
+          <w:tab w:val="num" w:pos="5760"/>
+        </w:tabs>
+        <w:ind w:left="5760" w:hanging="360"/>
+      </w:pPr>
+      <w:rPr>
+        <w:rFonts w:ascii="Wingdings" w:hAnsi="Wingdings" w:hint="default"/>
+        <w:sz w:val="20"/>
+      </w:rPr>
+    </w:lvl>
+    <w:lvl w:ilvl="8" w:tentative="1">
+      <w:start w:val="1"/>
+      <w:numFmt w:val="bullet"/>
+      <w:lvlText w:val=""/>
+      <w:lvlJc w:val="left"/>
+      <w:pPr>
+        <w:tabs>
+          <w:tab w:val="num" w:pos="6480"/>
+        </w:tabs>
+        <w:ind w:left="6480" w:hanging="360"/>
+      </w:pPr>
+      <w:rPr>
+        <w:rFonts w:ascii="Wingdings" w:hAnsi="Wingdings" w:hint="default"/>
+        <w:sz w:val="20"/>
       </w:rPr>
     </w:lvl>
   </w:abstractNum>
-  <w:abstractNum w:abstractNumId="27" w15:restartNumberingAfterBreak="0">
+  <w:abstractNum w:abstractNumId="13" w15:restartNumberingAfterBreak="0">
     <w:nsid w:val="41646676"/>
     <w:multiLevelType w:val="multilevel"/>
     <w:tmpl w:val="02D8926E"/>
@@ -12523,269 +10795,7 @@
       </w:rPr>
     </w:lvl>
   </w:abstractNum>
-  <w:abstractNum w:abstractNumId="28" w15:restartNumberingAfterBreak="0">
-    <w:nsid w:val="41C3DC5D"/>
-    <w:multiLevelType w:val="hybridMultilevel"/>
-    <w:tmpl w:val="692C4A38"/>
-    <w:lvl w:ilvl="0" w:tplc="D780CF48">
-      <w:start w:val="1"/>
-      <w:numFmt w:val="bullet"/>
-      <w:lvlText w:val=""/>
-      <w:lvlJc w:val="left"/>
-      <w:pPr>
-        <w:ind w:left="720" w:hanging="360"/>
-      </w:pPr>
-      <w:rPr>
-        <w:rFonts w:ascii="Symbol" w:hAnsi="Symbol" w:hint="default"/>
-      </w:rPr>
-    </w:lvl>
-    <w:lvl w:ilvl="1" w:tplc="A406F554">
-      <w:start w:val="1"/>
-      <w:numFmt w:val="bullet"/>
-      <w:lvlText w:val="o"/>
-      <w:lvlJc w:val="left"/>
-      <w:pPr>
-        <w:ind w:left="1440" w:hanging="360"/>
-      </w:pPr>
-      <w:rPr>
-        <w:rFonts w:ascii="Courier New" w:hAnsi="Courier New" w:hint="default"/>
-      </w:rPr>
-    </w:lvl>
-    <w:lvl w:ilvl="2" w:tplc="572EDFBE">
-      <w:start w:val="1"/>
-      <w:numFmt w:val="bullet"/>
-      <w:lvlText w:val=""/>
-      <w:lvlJc w:val="left"/>
-      <w:pPr>
-        <w:ind w:left="2160" w:hanging="360"/>
-      </w:pPr>
-      <w:rPr>
-        <w:rFonts w:ascii="Wingdings" w:hAnsi="Wingdings" w:hint="default"/>
-      </w:rPr>
-    </w:lvl>
-    <w:lvl w:ilvl="3" w:tplc="3F9CC77E">
-      <w:start w:val="1"/>
-      <w:numFmt w:val="bullet"/>
-      <w:lvlText w:val=""/>
-      <w:lvlJc w:val="left"/>
-      <w:pPr>
-        <w:ind w:left="2880" w:hanging="360"/>
-      </w:pPr>
-      <w:rPr>
-        <w:rFonts w:ascii="Symbol" w:hAnsi="Symbol" w:hint="default"/>
-      </w:rPr>
-    </w:lvl>
-    <w:lvl w:ilvl="4" w:tplc="E66E8918">
-      <w:start w:val="1"/>
-      <w:numFmt w:val="bullet"/>
-      <w:lvlText w:val="o"/>
-      <w:lvlJc w:val="left"/>
-      <w:pPr>
-        <w:ind w:left="3600" w:hanging="360"/>
-      </w:pPr>
-      <w:rPr>
-        <w:rFonts w:ascii="Courier New" w:hAnsi="Courier New" w:hint="default"/>
-      </w:rPr>
-    </w:lvl>
-    <w:lvl w:ilvl="5" w:tplc="E51E53B4">
-      <w:start w:val="1"/>
-      <w:numFmt w:val="bullet"/>
-      <w:lvlText w:val=""/>
-      <w:lvlJc w:val="left"/>
-      <w:pPr>
-        <w:ind w:left="4320" w:hanging="360"/>
-      </w:pPr>
-      <w:rPr>
-        <w:rFonts w:ascii="Wingdings" w:hAnsi="Wingdings" w:hint="default"/>
-      </w:rPr>
-    </w:lvl>
-    <w:lvl w:ilvl="6" w:tplc="B19A0B0A">
-      <w:start w:val="1"/>
-      <w:numFmt w:val="bullet"/>
-      <w:lvlText w:val=""/>
-      <w:lvlJc w:val="left"/>
-      <w:pPr>
-        <w:ind w:left="5040" w:hanging="360"/>
-      </w:pPr>
-      <w:rPr>
-        <w:rFonts w:ascii="Symbol" w:hAnsi="Symbol" w:hint="default"/>
-      </w:rPr>
-    </w:lvl>
-    <w:lvl w:ilvl="7" w:tplc="FD507C42">
-      <w:start w:val="1"/>
-      <w:numFmt w:val="bullet"/>
-      <w:lvlText w:val="o"/>
-      <w:lvlJc w:val="left"/>
-      <w:pPr>
-        <w:ind w:left="5760" w:hanging="360"/>
-      </w:pPr>
-      <w:rPr>
-        <w:rFonts w:ascii="Courier New" w:hAnsi="Courier New" w:hint="default"/>
-      </w:rPr>
-    </w:lvl>
-    <w:lvl w:ilvl="8" w:tplc="827E8502">
-      <w:start w:val="1"/>
-      <w:numFmt w:val="bullet"/>
-      <w:lvlText w:val=""/>
-      <w:lvlJc w:val="left"/>
-      <w:pPr>
-        <w:ind w:left="6480" w:hanging="360"/>
-      </w:pPr>
-      <w:rPr>
-        <w:rFonts w:ascii="Wingdings" w:hAnsi="Wingdings" w:hint="default"/>
-      </w:rPr>
-    </w:lvl>
-  </w:abstractNum>
-  <w:abstractNum w:abstractNumId="29" w15:restartNumberingAfterBreak="0">
-    <w:nsid w:val="42FC6FE3"/>
-    <w:multiLevelType w:val="multilevel"/>
-    <w:tmpl w:val="4D24F4F8"/>
-    <w:lvl w:ilvl="0">
-      <w:start w:val="1"/>
-      <w:numFmt w:val="bullet"/>
-      <w:lvlText w:val=""/>
-      <w:lvlJc w:val="left"/>
-      <w:pPr>
-        <w:tabs>
-          <w:tab w:val="num" w:pos="720"/>
-        </w:tabs>
-        <w:ind w:left="720" w:hanging="360"/>
-      </w:pPr>
-      <w:rPr>
-        <w:rFonts w:ascii="Symbol" w:hAnsi="Symbol" w:hint="default"/>
-        <w:sz w:val="20"/>
-      </w:rPr>
-    </w:lvl>
-    <w:lvl w:ilvl="1" w:tentative="1">
-      <w:start w:val="1"/>
-      <w:numFmt w:val="bullet"/>
-      <w:lvlText w:val="o"/>
-      <w:lvlJc w:val="left"/>
-      <w:pPr>
-        <w:tabs>
-          <w:tab w:val="num" w:pos="1440"/>
-        </w:tabs>
-        <w:ind w:left="1440" w:hanging="360"/>
-      </w:pPr>
-      <w:rPr>
-        <w:rFonts w:ascii="Courier New" w:hAnsi="Courier New" w:hint="default"/>
-        <w:sz w:val="20"/>
-      </w:rPr>
-    </w:lvl>
-    <w:lvl w:ilvl="2" w:tentative="1">
-      <w:start w:val="1"/>
-      <w:numFmt w:val="bullet"/>
-      <w:lvlText w:val=""/>
-      <w:lvlJc w:val="left"/>
-      <w:pPr>
-        <w:tabs>
-          <w:tab w:val="num" w:pos="2160"/>
-        </w:tabs>
-        <w:ind w:left="2160" w:hanging="360"/>
-      </w:pPr>
-      <w:rPr>
-        <w:rFonts w:ascii="Wingdings" w:hAnsi="Wingdings" w:hint="default"/>
-        <w:sz w:val="20"/>
-      </w:rPr>
-    </w:lvl>
-    <w:lvl w:ilvl="3" w:tentative="1">
-      <w:start w:val="1"/>
-      <w:numFmt w:val="bullet"/>
-      <w:lvlText w:val=""/>
-      <w:lvlJc w:val="left"/>
-      <w:pPr>
-        <w:tabs>
-          <w:tab w:val="num" w:pos="2880"/>
-        </w:tabs>
-        <w:ind w:left="2880" w:hanging="360"/>
-      </w:pPr>
-      <w:rPr>
-        <w:rFonts w:ascii="Wingdings" w:hAnsi="Wingdings" w:hint="default"/>
-        <w:sz w:val="20"/>
-      </w:rPr>
-    </w:lvl>
-    <w:lvl w:ilvl="4" w:tentative="1">
-      <w:start w:val="1"/>
-      <w:numFmt w:val="bullet"/>
-      <w:lvlText w:val=""/>
-      <w:lvlJc w:val="left"/>
-      <w:pPr>
-        <w:tabs>
-          <w:tab w:val="num" w:pos="3600"/>
-        </w:tabs>
-        <w:ind w:left="3600" w:hanging="360"/>
-      </w:pPr>
-      <w:rPr>
-        <w:rFonts w:ascii="Wingdings" w:hAnsi="Wingdings" w:hint="default"/>
-        <w:sz w:val="20"/>
-      </w:rPr>
-    </w:lvl>
-    <w:lvl w:ilvl="5" w:tentative="1">
-      <w:start w:val="1"/>
-      <w:numFmt w:val="bullet"/>
-      <w:lvlText w:val=""/>
-      <w:lvlJc w:val="left"/>
-      <w:pPr>
-        <w:tabs>
-          <w:tab w:val="num" w:pos="4320"/>
-        </w:tabs>
-        <w:ind w:left="4320" w:hanging="360"/>
-      </w:pPr>
-      <w:rPr>
-        <w:rFonts w:ascii="Wingdings" w:hAnsi="Wingdings" w:hint="default"/>
-        <w:sz w:val="20"/>
-      </w:rPr>
-    </w:lvl>
-    <w:lvl w:ilvl="6" w:tentative="1">
-      <w:start w:val="1"/>
-      <w:numFmt w:val="bullet"/>
-      <w:lvlText w:val=""/>
-      <w:lvlJc w:val="left"/>
-      <w:pPr>
-        <w:tabs>
-          <w:tab w:val="num" w:pos="5040"/>
-        </w:tabs>
-        <w:ind w:left="5040" w:hanging="360"/>
-      </w:pPr>
-      <w:rPr>
-        <w:rFonts w:ascii="Wingdings" w:hAnsi="Wingdings" w:hint="default"/>
-        <w:sz w:val="20"/>
-      </w:rPr>
-    </w:lvl>
-    <w:lvl w:ilvl="7" w:tentative="1">
-      <w:start w:val="1"/>
-      <w:numFmt w:val="bullet"/>
-      <w:lvlText w:val=""/>
-      <w:lvlJc w:val="left"/>
-      <w:pPr>
-        <w:tabs>
-          <w:tab w:val="num" w:pos="5760"/>
-        </w:tabs>
-        <w:ind w:left="5760" w:hanging="360"/>
-      </w:pPr>
-      <w:rPr>
-        <w:rFonts w:ascii="Wingdings" w:hAnsi="Wingdings" w:hint="default"/>
-        <w:sz w:val="20"/>
-      </w:rPr>
-    </w:lvl>
-    <w:lvl w:ilvl="8" w:tentative="1">
-      <w:start w:val="1"/>
-      <w:numFmt w:val="bullet"/>
-      <w:lvlText w:val=""/>
-      <w:lvlJc w:val="left"/>
-      <w:pPr>
-        <w:tabs>
-          <w:tab w:val="num" w:pos="6480"/>
-        </w:tabs>
-        <w:ind w:left="6480" w:hanging="360"/>
-      </w:pPr>
-      <w:rPr>
-        <w:rFonts w:ascii="Wingdings" w:hAnsi="Wingdings" w:hint="default"/>
-        <w:sz w:val="20"/>
-      </w:rPr>
-    </w:lvl>
-  </w:abstractNum>
-  <w:abstractNum w:abstractNumId="30" w15:restartNumberingAfterBreak="0">
+  <w:abstractNum w:abstractNumId="14" w15:restartNumberingAfterBreak="0">
     <w:nsid w:val="44AC4482"/>
     <w:multiLevelType w:val="multilevel"/>
     <w:tmpl w:val="CEC4BE82"/>
@@ -12934,156 +10944,7 @@
       </w:rPr>
     </w:lvl>
   </w:abstractNum>
-  <w:abstractNum w:abstractNumId="31" w15:restartNumberingAfterBreak="0">
-    <w:nsid w:val="45325204"/>
-    <w:multiLevelType w:val="multilevel"/>
-    <w:tmpl w:val="6A688650"/>
-    <w:lvl w:ilvl="0">
-      <w:start w:val="1"/>
-      <w:numFmt w:val="bullet"/>
-      <w:lvlText w:val=""/>
-      <w:lvlJc w:val="left"/>
-      <w:pPr>
-        <w:tabs>
-          <w:tab w:val="num" w:pos="720"/>
-        </w:tabs>
-        <w:ind w:left="720" w:hanging="360"/>
-      </w:pPr>
-      <w:rPr>
-        <w:rFonts w:ascii="Symbol" w:hAnsi="Symbol" w:hint="default"/>
-        <w:sz w:val="20"/>
-      </w:rPr>
-    </w:lvl>
-    <w:lvl w:ilvl="1" w:tentative="1">
-      <w:start w:val="1"/>
-      <w:numFmt w:val="bullet"/>
-      <w:lvlText w:val="o"/>
-      <w:lvlJc w:val="left"/>
-      <w:pPr>
-        <w:tabs>
-          <w:tab w:val="num" w:pos="1440"/>
-        </w:tabs>
-        <w:ind w:left="1440" w:hanging="360"/>
-      </w:pPr>
-      <w:rPr>
-        <w:rFonts w:ascii="Courier New" w:hAnsi="Courier New" w:hint="default"/>
-        <w:sz w:val="20"/>
-      </w:rPr>
-    </w:lvl>
-    <w:lvl w:ilvl="2" w:tentative="1">
-      <w:start w:val="1"/>
-      <w:numFmt w:val="bullet"/>
-      <w:lvlText w:val=""/>
-      <w:lvlJc w:val="left"/>
-      <w:pPr>
-        <w:tabs>
-          <w:tab w:val="num" w:pos="2160"/>
-        </w:tabs>
-        <w:ind w:left="2160" w:hanging="360"/>
-      </w:pPr>
-      <w:rPr>
-        <w:rFonts w:ascii="Wingdings" w:hAnsi="Wingdings" w:hint="default"/>
-        <w:sz w:val="20"/>
-      </w:rPr>
-    </w:lvl>
-    <w:lvl w:ilvl="3" w:tentative="1">
-      <w:start w:val="1"/>
-      <w:numFmt w:val="bullet"/>
-      <w:lvlText w:val=""/>
-      <w:lvlJc w:val="left"/>
-      <w:pPr>
-        <w:tabs>
-          <w:tab w:val="num" w:pos="2880"/>
-        </w:tabs>
-        <w:ind w:left="2880" w:hanging="360"/>
-      </w:pPr>
-      <w:rPr>
-        <w:rFonts w:ascii="Wingdings" w:hAnsi="Wingdings" w:hint="default"/>
-        <w:sz w:val="20"/>
-      </w:rPr>
-    </w:lvl>
-    <w:lvl w:ilvl="4" w:tentative="1">
-      <w:start w:val="1"/>
-      <w:numFmt w:val="bullet"/>
-      <w:lvlText w:val=""/>
-      <w:lvlJc w:val="left"/>
-      <w:pPr>
-        <w:tabs>
-          <w:tab w:val="num" w:pos="3600"/>
-        </w:tabs>
-        <w:ind w:left="3600" w:hanging="360"/>
-      </w:pPr>
-      <w:rPr>
-        <w:rFonts w:ascii="Wingdings" w:hAnsi="Wingdings" w:hint="default"/>
-        <w:sz w:val="20"/>
-      </w:rPr>
-    </w:lvl>
-    <w:lvl w:ilvl="5" w:tentative="1">
-      <w:start w:val="1"/>
-      <w:numFmt w:val="bullet"/>
-      <w:lvlText w:val=""/>
-      <w:lvlJc w:val="left"/>
-      <w:pPr>
-        <w:tabs>
-          <w:tab w:val="num" w:pos="4320"/>
-        </w:tabs>
-        <w:ind w:left="4320" w:hanging="360"/>
-      </w:pPr>
-      <w:rPr>
-        <w:rFonts w:ascii="Wingdings" w:hAnsi="Wingdings" w:hint="default"/>
-        <w:sz w:val="20"/>
-      </w:rPr>
-    </w:lvl>
-    <w:lvl w:ilvl="6" w:tentative="1">
-      <w:start w:val="1"/>
-      <w:numFmt w:val="bullet"/>
-      <w:lvlText w:val=""/>
-      <w:lvlJc w:val="left"/>
-      <w:pPr>
-        <w:tabs>
-          <w:tab w:val="num" w:pos="5040"/>
-        </w:tabs>
-        <w:ind w:left="5040" w:hanging="360"/>
-      </w:pPr>
-      <w:rPr>
-        <w:rFonts w:ascii="Wingdings" w:hAnsi="Wingdings" w:hint="default"/>
-        <w:sz w:val="20"/>
-      </w:rPr>
-    </w:lvl>
-    <w:lvl w:ilvl="7" w:tentative="1">
-      <w:start w:val="1"/>
-      <w:numFmt w:val="bullet"/>
-      <w:lvlText w:val=""/>
-      <w:lvlJc w:val="left"/>
-      <w:pPr>
-        <w:tabs>
-          <w:tab w:val="num" w:pos="5760"/>
-        </w:tabs>
-        <w:ind w:left="5760" w:hanging="360"/>
-      </w:pPr>
-      <w:rPr>
-        <w:rFonts w:ascii="Wingdings" w:hAnsi="Wingdings" w:hint="default"/>
-        <w:sz w:val="20"/>
-      </w:rPr>
-    </w:lvl>
-    <w:lvl w:ilvl="8" w:tentative="1">
-      <w:start w:val="1"/>
-      <w:numFmt w:val="bullet"/>
-      <w:lvlText w:val=""/>
-      <w:lvlJc w:val="left"/>
-      <w:pPr>
-        <w:tabs>
-          <w:tab w:val="num" w:pos="6480"/>
-        </w:tabs>
-        <w:ind w:left="6480" w:hanging="360"/>
-      </w:pPr>
-      <w:rPr>
-        <w:rFonts w:ascii="Wingdings" w:hAnsi="Wingdings" w:hint="default"/>
-        <w:sz w:val="20"/>
-      </w:rPr>
-    </w:lvl>
-  </w:abstractNum>
-  <w:abstractNum w:abstractNumId="32" w15:restartNumberingAfterBreak="0">
+  <w:abstractNum w:abstractNumId="15" w15:restartNumberingAfterBreak="0">
     <w:nsid w:val="45D675E1"/>
     <w:multiLevelType w:val="hybridMultilevel"/>
     <w:tmpl w:val="F8FED67A"/>
@@ -13196,269 +11057,7 @@
       </w:rPr>
     </w:lvl>
   </w:abstractNum>
-  <w:abstractNum w:abstractNumId="33" w15:restartNumberingAfterBreak="0">
-    <w:nsid w:val="472402B3"/>
-    <w:multiLevelType w:val="multilevel"/>
-    <w:tmpl w:val="998AD57E"/>
-    <w:lvl w:ilvl="0">
-      <w:start w:val="1"/>
-      <w:numFmt w:val="bullet"/>
-      <w:lvlText w:val=""/>
-      <w:lvlJc w:val="left"/>
-      <w:pPr>
-        <w:tabs>
-          <w:tab w:val="num" w:pos="720"/>
-        </w:tabs>
-        <w:ind w:left="720" w:hanging="360"/>
-      </w:pPr>
-      <w:rPr>
-        <w:rFonts w:ascii="Symbol" w:hAnsi="Symbol" w:hint="default"/>
-        <w:sz w:val="20"/>
-      </w:rPr>
-    </w:lvl>
-    <w:lvl w:ilvl="1" w:tentative="1">
-      <w:start w:val="1"/>
-      <w:numFmt w:val="bullet"/>
-      <w:lvlText w:val="o"/>
-      <w:lvlJc w:val="left"/>
-      <w:pPr>
-        <w:tabs>
-          <w:tab w:val="num" w:pos="1440"/>
-        </w:tabs>
-        <w:ind w:left="1440" w:hanging="360"/>
-      </w:pPr>
-      <w:rPr>
-        <w:rFonts w:ascii="Courier New" w:hAnsi="Courier New" w:hint="default"/>
-        <w:sz w:val="20"/>
-      </w:rPr>
-    </w:lvl>
-    <w:lvl w:ilvl="2" w:tentative="1">
-      <w:start w:val="1"/>
-      <w:numFmt w:val="bullet"/>
-      <w:lvlText w:val=""/>
-      <w:lvlJc w:val="left"/>
-      <w:pPr>
-        <w:tabs>
-          <w:tab w:val="num" w:pos="2160"/>
-        </w:tabs>
-        <w:ind w:left="2160" w:hanging="360"/>
-      </w:pPr>
-      <w:rPr>
-        <w:rFonts w:ascii="Wingdings" w:hAnsi="Wingdings" w:hint="default"/>
-        <w:sz w:val="20"/>
-      </w:rPr>
-    </w:lvl>
-    <w:lvl w:ilvl="3" w:tentative="1">
-      <w:start w:val="1"/>
-      <w:numFmt w:val="bullet"/>
-      <w:lvlText w:val=""/>
-      <w:lvlJc w:val="left"/>
-      <w:pPr>
-        <w:tabs>
-          <w:tab w:val="num" w:pos="2880"/>
-        </w:tabs>
-        <w:ind w:left="2880" w:hanging="360"/>
-      </w:pPr>
-      <w:rPr>
-        <w:rFonts w:ascii="Wingdings" w:hAnsi="Wingdings" w:hint="default"/>
-        <w:sz w:val="20"/>
-      </w:rPr>
-    </w:lvl>
-    <w:lvl w:ilvl="4" w:tentative="1">
-      <w:start w:val="1"/>
-      <w:numFmt w:val="bullet"/>
-      <w:lvlText w:val=""/>
-      <w:lvlJc w:val="left"/>
-      <w:pPr>
-        <w:tabs>
-          <w:tab w:val="num" w:pos="3600"/>
-        </w:tabs>
-        <w:ind w:left="3600" w:hanging="360"/>
-      </w:pPr>
-      <w:rPr>
-        <w:rFonts w:ascii="Wingdings" w:hAnsi="Wingdings" w:hint="default"/>
-        <w:sz w:val="20"/>
-      </w:rPr>
-    </w:lvl>
-    <w:lvl w:ilvl="5" w:tentative="1">
-      <w:start w:val="1"/>
-      <w:numFmt w:val="bullet"/>
-      <w:lvlText w:val=""/>
-      <w:lvlJc w:val="left"/>
-      <w:pPr>
-        <w:tabs>
-          <w:tab w:val="num" w:pos="4320"/>
-        </w:tabs>
-        <w:ind w:left="4320" w:hanging="360"/>
-      </w:pPr>
-      <w:rPr>
-        <w:rFonts w:ascii="Wingdings" w:hAnsi="Wingdings" w:hint="default"/>
-        <w:sz w:val="20"/>
-      </w:rPr>
-    </w:lvl>
-    <w:lvl w:ilvl="6" w:tentative="1">
-      <w:start w:val="1"/>
-      <w:numFmt w:val="bullet"/>
-      <w:lvlText w:val=""/>
-      <w:lvlJc w:val="left"/>
-      <w:pPr>
-        <w:tabs>
-          <w:tab w:val="num" w:pos="5040"/>
-        </w:tabs>
-        <w:ind w:left="5040" w:hanging="360"/>
-      </w:pPr>
-      <w:rPr>
-        <w:rFonts w:ascii="Wingdings" w:hAnsi="Wingdings" w:hint="default"/>
-        <w:sz w:val="20"/>
-      </w:rPr>
-    </w:lvl>
-    <w:lvl w:ilvl="7" w:tentative="1">
-      <w:start w:val="1"/>
-      <w:numFmt w:val="bullet"/>
-      <w:lvlText w:val=""/>
-      <w:lvlJc w:val="left"/>
-      <w:pPr>
-        <w:tabs>
-          <w:tab w:val="num" w:pos="5760"/>
-        </w:tabs>
-        <w:ind w:left="5760" w:hanging="360"/>
-      </w:pPr>
-      <w:rPr>
-        <w:rFonts w:ascii="Wingdings" w:hAnsi="Wingdings" w:hint="default"/>
-        <w:sz w:val="20"/>
-      </w:rPr>
-    </w:lvl>
-    <w:lvl w:ilvl="8" w:tentative="1">
-      <w:start w:val="1"/>
-      <w:numFmt w:val="bullet"/>
-      <w:lvlText w:val=""/>
-      <w:lvlJc w:val="left"/>
-      <w:pPr>
-        <w:tabs>
-          <w:tab w:val="num" w:pos="6480"/>
-        </w:tabs>
-        <w:ind w:left="6480" w:hanging="360"/>
-      </w:pPr>
-      <w:rPr>
-        <w:rFonts w:ascii="Wingdings" w:hAnsi="Wingdings" w:hint="default"/>
-        <w:sz w:val="20"/>
-      </w:rPr>
-    </w:lvl>
-  </w:abstractNum>
-  <w:abstractNum w:abstractNumId="34" w15:restartNumberingAfterBreak="0">
-    <w:nsid w:val="489E2B20"/>
-    <w:multiLevelType w:val="hybridMultilevel"/>
-    <w:tmpl w:val="57D4E9DE"/>
-    <w:lvl w:ilvl="0" w:tplc="04090001">
-      <w:start w:val="1"/>
-      <w:numFmt w:val="bullet"/>
-      <w:lvlText w:val=""/>
-      <w:lvlJc w:val="left"/>
-      <w:pPr>
-        <w:ind w:left="1440" w:hanging="360"/>
-      </w:pPr>
-      <w:rPr>
-        <w:rFonts w:ascii="Symbol" w:hAnsi="Symbol" w:hint="default"/>
-      </w:rPr>
-    </w:lvl>
-    <w:lvl w:ilvl="1" w:tplc="04090003" w:tentative="1">
-      <w:start w:val="1"/>
-      <w:numFmt w:val="bullet"/>
-      <w:lvlText w:val="o"/>
-      <w:lvlJc w:val="left"/>
-      <w:pPr>
-        <w:ind w:left="2160" w:hanging="360"/>
-      </w:pPr>
-      <w:rPr>
-        <w:rFonts w:ascii="Courier New" w:hAnsi="Courier New" w:cs="Courier New" w:hint="default"/>
-      </w:rPr>
-    </w:lvl>
-    <w:lvl w:ilvl="2" w:tplc="04090005" w:tentative="1">
-      <w:start w:val="1"/>
-      <w:numFmt w:val="bullet"/>
-      <w:lvlText w:val=""/>
-      <w:lvlJc w:val="left"/>
-      <w:pPr>
-        <w:ind w:left="2880" w:hanging="360"/>
-      </w:pPr>
-      <w:rPr>
-        <w:rFonts w:ascii="Wingdings" w:hAnsi="Wingdings" w:hint="default"/>
-      </w:rPr>
-    </w:lvl>
-    <w:lvl w:ilvl="3" w:tplc="04090001" w:tentative="1">
-      <w:start w:val="1"/>
-      <w:numFmt w:val="bullet"/>
-      <w:lvlText w:val=""/>
-      <w:lvlJc w:val="left"/>
-      <w:pPr>
-        <w:ind w:left="3600" w:hanging="360"/>
-      </w:pPr>
-      <w:rPr>
-        <w:rFonts w:ascii="Symbol" w:hAnsi="Symbol" w:hint="default"/>
-      </w:rPr>
-    </w:lvl>
-    <w:lvl w:ilvl="4" w:tplc="04090003" w:tentative="1">
-      <w:start w:val="1"/>
-      <w:numFmt w:val="bullet"/>
-      <w:lvlText w:val="o"/>
-      <w:lvlJc w:val="left"/>
-      <w:pPr>
-        <w:ind w:left="4320" w:hanging="360"/>
-      </w:pPr>
-      <w:rPr>
-        <w:rFonts w:ascii="Courier New" w:hAnsi="Courier New" w:cs="Courier New" w:hint="default"/>
-      </w:rPr>
-    </w:lvl>
-    <w:lvl w:ilvl="5" w:tplc="04090005" w:tentative="1">
-      <w:start w:val="1"/>
-      <w:numFmt w:val="bullet"/>
-      <w:lvlText w:val=""/>
-      <w:lvlJc w:val="left"/>
-      <w:pPr>
-        <w:ind w:left="5040" w:hanging="360"/>
-      </w:pPr>
-      <w:rPr>
-        <w:rFonts w:ascii="Wingdings" w:hAnsi="Wingdings" w:hint="default"/>
-      </w:rPr>
-    </w:lvl>
-    <w:lvl w:ilvl="6" w:tplc="04090001" w:tentative="1">
-      <w:start w:val="1"/>
-      <w:numFmt w:val="bullet"/>
-      <w:lvlText w:val=""/>
-      <w:lvlJc w:val="left"/>
-      <w:pPr>
-        <w:ind w:left="5760" w:hanging="360"/>
-      </w:pPr>
-      <w:rPr>
-        <w:rFonts w:ascii="Symbol" w:hAnsi="Symbol" w:hint="default"/>
-      </w:rPr>
-    </w:lvl>
-    <w:lvl w:ilvl="7" w:tplc="04090003" w:tentative="1">
-      <w:start w:val="1"/>
-      <w:numFmt w:val="bullet"/>
-      <w:lvlText w:val="o"/>
-      <w:lvlJc w:val="left"/>
-      <w:pPr>
-        <w:ind w:left="6480" w:hanging="360"/>
-      </w:pPr>
-      <w:rPr>
-        <w:rFonts w:ascii="Courier New" w:hAnsi="Courier New" w:cs="Courier New" w:hint="default"/>
-      </w:rPr>
-    </w:lvl>
-    <w:lvl w:ilvl="8" w:tplc="04090005" w:tentative="1">
-      <w:start w:val="1"/>
-      <w:numFmt w:val="bullet"/>
-      <w:lvlText w:val=""/>
-      <w:lvlJc w:val="left"/>
-      <w:pPr>
-        <w:ind w:left="7200" w:hanging="360"/>
-      </w:pPr>
-      <w:rPr>
-        <w:rFonts w:ascii="Wingdings" w:hAnsi="Wingdings" w:hint="default"/>
-      </w:rPr>
-    </w:lvl>
-  </w:abstractNum>
-  <w:abstractNum w:abstractNumId="35" w15:restartNumberingAfterBreak="0">
+  <w:abstractNum w:abstractNumId="16" w15:restartNumberingAfterBreak="0">
     <w:nsid w:val="498414B4"/>
     <w:multiLevelType w:val="multilevel"/>
     <w:tmpl w:val="DB90ACE6"/>
@@ -13607,7 +11206,7 @@
       </w:rPr>
     </w:lvl>
   </w:abstractNum>
-  <w:abstractNum w:abstractNumId="36" w15:restartNumberingAfterBreak="0">
+  <w:abstractNum w:abstractNumId="17" w15:restartNumberingAfterBreak="0">
     <w:nsid w:val="4DBF4D52"/>
     <w:multiLevelType w:val="multilevel"/>
     <w:tmpl w:val="2AC4F770"/>
@@ -13756,269 +11355,7 @@
       </w:rPr>
     </w:lvl>
   </w:abstractNum>
-  <w:abstractNum w:abstractNumId="37" w15:restartNumberingAfterBreak="0">
-    <w:nsid w:val="4FDE3300"/>
-    <w:multiLevelType w:val="multilevel"/>
-    <w:tmpl w:val="A37A08D0"/>
-    <w:lvl w:ilvl="0">
-      <w:start w:val="1"/>
-      <w:numFmt w:val="bullet"/>
-      <w:lvlText w:val=""/>
-      <w:lvlJc w:val="left"/>
-      <w:pPr>
-        <w:tabs>
-          <w:tab w:val="num" w:pos="720"/>
-        </w:tabs>
-        <w:ind w:left="720" w:hanging="360"/>
-      </w:pPr>
-      <w:rPr>
-        <w:rFonts w:ascii="Symbol" w:hAnsi="Symbol" w:hint="default"/>
-        <w:sz w:val="20"/>
-      </w:rPr>
-    </w:lvl>
-    <w:lvl w:ilvl="1">
-      <w:start w:val="1"/>
-      <w:numFmt w:val="bullet"/>
-      <w:lvlText w:val="o"/>
-      <w:lvlJc w:val="left"/>
-      <w:pPr>
-        <w:tabs>
-          <w:tab w:val="num" w:pos="1440"/>
-        </w:tabs>
-        <w:ind w:left="1440" w:hanging="360"/>
-      </w:pPr>
-      <w:rPr>
-        <w:rFonts w:ascii="Courier New" w:hAnsi="Courier New" w:hint="default"/>
-        <w:sz w:val="20"/>
-      </w:rPr>
-    </w:lvl>
-    <w:lvl w:ilvl="2" w:tentative="1">
-      <w:start w:val="1"/>
-      <w:numFmt w:val="bullet"/>
-      <w:lvlText w:val=""/>
-      <w:lvlJc w:val="left"/>
-      <w:pPr>
-        <w:tabs>
-          <w:tab w:val="num" w:pos="2160"/>
-        </w:tabs>
-        <w:ind w:left="2160" w:hanging="360"/>
-      </w:pPr>
-      <w:rPr>
-        <w:rFonts w:ascii="Wingdings" w:hAnsi="Wingdings" w:hint="default"/>
-        <w:sz w:val="20"/>
-      </w:rPr>
-    </w:lvl>
-    <w:lvl w:ilvl="3" w:tentative="1">
-      <w:start w:val="1"/>
-      <w:numFmt w:val="bullet"/>
-      <w:lvlText w:val=""/>
-      <w:lvlJc w:val="left"/>
-      <w:pPr>
-        <w:tabs>
-          <w:tab w:val="num" w:pos="2880"/>
-        </w:tabs>
-        <w:ind w:left="2880" w:hanging="360"/>
-      </w:pPr>
-      <w:rPr>
-        <w:rFonts w:ascii="Wingdings" w:hAnsi="Wingdings" w:hint="default"/>
-        <w:sz w:val="20"/>
-      </w:rPr>
-    </w:lvl>
-    <w:lvl w:ilvl="4" w:tentative="1">
-      <w:start w:val="1"/>
-      <w:numFmt w:val="bullet"/>
-      <w:lvlText w:val=""/>
-      <w:lvlJc w:val="left"/>
-      <w:pPr>
-        <w:tabs>
-          <w:tab w:val="num" w:pos="3600"/>
-        </w:tabs>
-        <w:ind w:left="3600" w:hanging="360"/>
-      </w:pPr>
-      <w:rPr>
-        <w:rFonts w:ascii="Wingdings" w:hAnsi="Wingdings" w:hint="default"/>
-        <w:sz w:val="20"/>
-      </w:rPr>
-    </w:lvl>
-    <w:lvl w:ilvl="5" w:tentative="1">
-      <w:start w:val="1"/>
-      <w:numFmt w:val="bullet"/>
-      <w:lvlText w:val=""/>
-      <w:lvlJc w:val="left"/>
-      <w:pPr>
-        <w:tabs>
-          <w:tab w:val="num" w:pos="4320"/>
-        </w:tabs>
-        <w:ind w:left="4320" w:hanging="360"/>
-      </w:pPr>
-      <w:rPr>
-        <w:rFonts w:ascii="Wingdings" w:hAnsi="Wingdings" w:hint="default"/>
-        <w:sz w:val="20"/>
-      </w:rPr>
-    </w:lvl>
-    <w:lvl w:ilvl="6" w:tentative="1">
-      <w:start w:val="1"/>
-      <w:numFmt w:val="bullet"/>
-      <w:lvlText w:val=""/>
-      <w:lvlJc w:val="left"/>
-      <w:pPr>
-        <w:tabs>
-          <w:tab w:val="num" w:pos="5040"/>
-        </w:tabs>
-        <w:ind w:left="5040" w:hanging="360"/>
-      </w:pPr>
-      <w:rPr>
-        <w:rFonts w:ascii="Wingdings" w:hAnsi="Wingdings" w:hint="default"/>
-        <w:sz w:val="20"/>
-      </w:rPr>
-    </w:lvl>
-    <w:lvl w:ilvl="7" w:tentative="1">
-      <w:start w:val="1"/>
-      <w:numFmt w:val="bullet"/>
-      <w:lvlText w:val=""/>
-      <w:lvlJc w:val="left"/>
-      <w:pPr>
-        <w:tabs>
-          <w:tab w:val="num" w:pos="5760"/>
-        </w:tabs>
-        <w:ind w:left="5760" w:hanging="360"/>
-      </w:pPr>
-      <w:rPr>
-        <w:rFonts w:ascii="Wingdings" w:hAnsi="Wingdings" w:hint="default"/>
-        <w:sz w:val="20"/>
-      </w:rPr>
-    </w:lvl>
-    <w:lvl w:ilvl="8" w:tentative="1">
-      <w:start w:val="1"/>
-      <w:numFmt w:val="bullet"/>
-      <w:lvlText w:val=""/>
-      <w:lvlJc w:val="left"/>
-      <w:pPr>
-        <w:tabs>
-          <w:tab w:val="num" w:pos="6480"/>
-        </w:tabs>
-        <w:ind w:left="6480" w:hanging="360"/>
-      </w:pPr>
-      <w:rPr>
-        <w:rFonts w:ascii="Wingdings" w:hAnsi="Wingdings" w:hint="default"/>
-        <w:sz w:val="20"/>
-      </w:rPr>
-    </w:lvl>
-  </w:abstractNum>
-  <w:abstractNum w:abstractNumId="38" w15:restartNumberingAfterBreak="0">
-    <w:nsid w:val="54742869"/>
-    <w:multiLevelType w:val="hybridMultilevel"/>
-    <w:tmpl w:val="8182EAD6"/>
-    <w:lvl w:ilvl="0" w:tplc="04090003">
-      <w:start w:val="1"/>
-      <w:numFmt w:val="bullet"/>
-      <w:lvlText w:val="o"/>
-      <w:lvlJc w:val="left"/>
-      <w:pPr>
-        <w:ind w:left="720" w:hanging="360"/>
-      </w:pPr>
-      <w:rPr>
-        <w:rFonts w:ascii="Courier New" w:hAnsi="Courier New" w:cs="Courier New" w:hint="default"/>
-      </w:rPr>
-    </w:lvl>
-    <w:lvl w:ilvl="1" w:tplc="04090003" w:tentative="1">
-      <w:start w:val="1"/>
-      <w:numFmt w:val="bullet"/>
-      <w:lvlText w:val="o"/>
-      <w:lvlJc w:val="left"/>
-      <w:pPr>
-        <w:ind w:left="1440" w:hanging="360"/>
-      </w:pPr>
-      <w:rPr>
-        <w:rFonts w:ascii="Courier New" w:hAnsi="Courier New" w:cs="Courier New" w:hint="default"/>
-      </w:rPr>
-    </w:lvl>
-    <w:lvl w:ilvl="2" w:tplc="04090005" w:tentative="1">
-      <w:start w:val="1"/>
-      <w:numFmt w:val="bullet"/>
-      <w:lvlText w:val=""/>
-      <w:lvlJc w:val="left"/>
-      <w:pPr>
-        <w:ind w:left="2160" w:hanging="360"/>
-      </w:pPr>
-      <w:rPr>
-        <w:rFonts w:ascii="Wingdings" w:hAnsi="Wingdings" w:hint="default"/>
-      </w:rPr>
-    </w:lvl>
-    <w:lvl w:ilvl="3" w:tplc="04090001" w:tentative="1">
-      <w:start w:val="1"/>
-      <w:numFmt w:val="bullet"/>
-      <w:lvlText w:val=""/>
-      <w:lvlJc w:val="left"/>
-      <w:pPr>
-        <w:ind w:left="2880" w:hanging="360"/>
-      </w:pPr>
-      <w:rPr>
-        <w:rFonts w:ascii="Symbol" w:hAnsi="Symbol" w:hint="default"/>
-      </w:rPr>
-    </w:lvl>
-    <w:lvl w:ilvl="4" w:tplc="04090003" w:tentative="1">
-      <w:start w:val="1"/>
-      <w:numFmt w:val="bullet"/>
-      <w:lvlText w:val="o"/>
-      <w:lvlJc w:val="left"/>
-      <w:pPr>
-        <w:ind w:left="3600" w:hanging="360"/>
-      </w:pPr>
-      <w:rPr>
-        <w:rFonts w:ascii="Courier New" w:hAnsi="Courier New" w:cs="Courier New" w:hint="default"/>
-      </w:rPr>
-    </w:lvl>
-    <w:lvl w:ilvl="5" w:tplc="04090005" w:tentative="1">
-      <w:start w:val="1"/>
-      <w:numFmt w:val="bullet"/>
-      <w:lvlText w:val=""/>
-      <w:lvlJc w:val="left"/>
-      <w:pPr>
-        <w:ind w:left="4320" w:hanging="360"/>
-      </w:pPr>
-      <w:rPr>
-        <w:rFonts w:ascii="Wingdings" w:hAnsi="Wingdings" w:hint="default"/>
-      </w:rPr>
-    </w:lvl>
-    <w:lvl w:ilvl="6" w:tplc="04090001" w:tentative="1">
-      <w:start w:val="1"/>
-      <w:numFmt w:val="bullet"/>
-      <w:lvlText w:val=""/>
-      <w:lvlJc w:val="left"/>
-      <w:pPr>
-        <w:ind w:left="5040" w:hanging="360"/>
-      </w:pPr>
-      <w:rPr>
-        <w:rFonts w:ascii="Symbol" w:hAnsi="Symbol" w:hint="default"/>
-      </w:rPr>
-    </w:lvl>
-    <w:lvl w:ilvl="7" w:tplc="04090003" w:tentative="1">
-      <w:start w:val="1"/>
-      <w:numFmt w:val="bullet"/>
-      <w:lvlText w:val="o"/>
-      <w:lvlJc w:val="left"/>
-      <w:pPr>
-        <w:ind w:left="5760" w:hanging="360"/>
-      </w:pPr>
-      <w:rPr>
-        <w:rFonts w:ascii="Courier New" w:hAnsi="Courier New" w:cs="Courier New" w:hint="default"/>
-      </w:rPr>
-    </w:lvl>
-    <w:lvl w:ilvl="8" w:tplc="04090005" w:tentative="1">
-      <w:start w:val="1"/>
-      <w:numFmt w:val="bullet"/>
-      <w:lvlText w:val=""/>
-      <w:lvlJc w:val="left"/>
-      <w:pPr>
-        <w:ind w:left="6480" w:hanging="360"/>
-      </w:pPr>
-      <w:rPr>
-        <w:rFonts w:ascii="Wingdings" w:hAnsi="Wingdings" w:hint="default"/>
-      </w:rPr>
-    </w:lvl>
-  </w:abstractNum>
-  <w:abstractNum w:abstractNumId="39" w15:restartNumberingAfterBreak="0">
+  <w:abstractNum w:abstractNumId="18" w15:restartNumberingAfterBreak="0">
     <w:nsid w:val="58AB6B4F"/>
     <w:multiLevelType w:val="multilevel"/>
     <w:tmpl w:val="F19EDC6C"/>
@@ -14167,7 +11504,7 @@
       </w:rPr>
     </w:lvl>
   </w:abstractNum>
-  <w:abstractNum w:abstractNumId="40" w15:restartNumberingAfterBreak="0">
+  <w:abstractNum w:abstractNumId="19" w15:restartNumberingAfterBreak="0">
     <w:nsid w:val="5E192D8D"/>
     <w:multiLevelType w:val="hybridMultilevel"/>
     <w:tmpl w:val="8D962228"/>
@@ -14280,156 +11617,7 @@
       </w:rPr>
     </w:lvl>
   </w:abstractNum>
-  <w:abstractNum w:abstractNumId="41" w15:restartNumberingAfterBreak="0">
-    <w:nsid w:val="5E2F7234"/>
-    <w:multiLevelType w:val="multilevel"/>
-    <w:tmpl w:val="09D8EAF8"/>
-    <w:lvl w:ilvl="0">
-      <w:start w:val="1"/>
-      <w:numFmt w:val="bullet"/>
-      <w:lvlText w:val=""/>
-      <w:lvlJc w:val="left"/>
-      <w:pPr>
-        <w:tabs>
-          <w:tab w:val="num" w:pos="720"/>
-        </w:tabs>
-        <w:ind w:left="720" w:hanging="360"/>
-      </w:pPr>
-      <w:rPr>
-        <w:rFonts w:ascii="Symbol" w:hAnsi="Symbol" w:hint="default"/>
-        <w:sz w:val="20"/>
-      </w:rPr>
-    </w:lvl>
-    <w:lvl w:ilvl="1" w:tentative="1">
-      <w:start w:val="1"/>
-      <w:numFmt w:val="bullet"/>
-      <w:lvlText w:val="o"/>
-      <w:lvlJc w:val="left"/>
-      <w:pPr>
-        <w:tabs>
-          <w:tab w:val="num" w:pos="1440"/>
-        </w:tabs>
-        <w:ind w:left="1440" w:hanging="360"/>
-      </w:pPr>
-      <w:rPr>
-        <w:rFonts w:ascii="Courier New" w:hAnsi="Courier New" w:hint="default"/>
-        <w:sz w:val="20"/>
-      </w:rPr>
-    </w:lvl>
-    <w:lvl w:ilvl="2" w:tentative="1">
-      <w:start w:val="1"/>
-      <w:numFmt w:val="bullet"/>
-      <w:lvlText w:val=""/>
-      <w:lvlJc w:val="left"/>
-      <w:pPr>
-        <w:tabs>
-          <w:tab w:val="num" w:pos="2160"/>
-        </w:tabs>
-        <w:ind w:left="2160" w:hanging="360"/>
-      </w:pPr>
-      <w:rPr>
-        <w:rFonts w:ascii="Wingdings" w:hAnsi="Wingdings" w:hint="default"/>
-        <w:sz w:val="20"/>
-      </w:rPr>
-    </w:lvl>
-    <w:lvl w:ilvl="3" w:tentative="1">
-      <w:start w:val="1"/>
-      <w:numFmt w:val="bullet"/>
-      <w:lvlText w:val=""/>
-      <w:lvlJc w:val="left"/>
-      <w:pPr>
-        <w:tabs>
-          <w:tab w:val="num" w:pos="2880"/>
-        </w:tabs>
-        <w:ind w:left="2880" w:hanging="360"/>
-      </w:pPr>
-      <w:rPr>
-        <w:rFonts w:ascii="Wingdings" w:hAnsi="Wingdings" w:hint="default"/>
-        <w:sz w:val="20"/>
-      </w:rPr>
-    </w:lvl>
-    <w:lvl w:ilvl="4" w:tentative="1">
-      <w:start w:val="1"/>
-      <w:numFmt w:val="bullet"/>
-      <w:lvlText w:val=""/>
-      <w:lvlJc w:val="left"/>
-      <w:pPr>
-        <w:tabs>
-          <w:tab w:val="num" w:pos="3600"/>
-        </w:tabs>
-        <w:ind w:left="3600" w:hanging="360"/>
-      </w:pPr>
-      <w:rPr>
-        <w:rFonts w:ascii="Wingdings" w:hAnsi="Wingdings" w:hint="default"/>
-        <w:sz w:val="20"/>
-      </w:rPr>
-    </w:lvl>
-    <w:lvl w:ilvl="5" w:tentative="1">
-      <w:start w:val="1"/>
-      <w:numFmt w:val="bullet"/>
-      <w:lvlText w:val=""/>
-      <w:lvlJc w:val="left"/>
-      <w:pPr>
-        <w:tabs>
-          <w:tab w:val="num" w:pos="4320"/>
-        </w:tabs>
-        <w:ind w:left="4320" w:hanging="360"/>
-      </w:pPr>
-      <w:rPr>
-        <w:rFonts w:ascii="Wingdings" w:hAnsi="Wingdings" w:hint="default"/>
-        <w:sz w:val="20"/>
-      </w:rPr>
-    </w:lvl>
-    <w:lvl w:ilvl="6" w:tentative="1">
-      <w:start w:val="1"/>
-      <w:numFmt w:val="bullet"/>
-      <w:lvlText w:val=""/>
-      <w:lvlJc w:val="left"/>
-      <w:pPr>
-        <w:tabs>
-          <w:tab w:val="num" w:pos="5040"/>
-        </w:tabs>
-        <w:ind w:left="5040" w:hanging="360"/>
-      </w:pPr>
-      <w:rPr>
-        <w:rFonts w:ascii="Wingdings" w:hAnsi="Wingdings" w:hint="default"/>
-        <w:sz w:val="20"/>
-      </w:rPr>
-    </w:lvl>
-    <w:lvl w:ilvl="7" w:tentative="1">
-      <w:start w:val="1"/>
-      <w:numFmt w:val="bullet"/>
-      <w:lvlText w:val=""/>
-      <w:lvlJc w:val="left"/>
-      <w:pPr>
-        <w:tabs>
-          <w:tab w:val="num" w:pos="5760"/>
-        </w:tabs>
-        <w:ind w:left="5760" w:hanging="360"/>
-      </w:pPr>
-      <w:rPr>
-        <w:rFonts w:ascii="Wingdings" w:hAnsi="Wingdings" w:hint="default"/>
-        <w:sz w:val="20"/>
-      </w:rPr>
-    </w:lvl>
-    <w:lvl w:ilvl="8" w:tentative="1">
-      <w:start w:val="1"/>
-      <w:numFmt w:val="bullet"/>
-      <w:lvlText w:val=""/>
-      <w:lvlJc w:val="left"/>
-      <w:pPr>
-        <w:tabs>
-          <w:tab w:val="num" w:pos="6480"/>
-        </w:tabs>
-        <w:ind w:left="6480" w:hanging="360"/>
-      </w:pPr>
-      <w:rPr>
-        <w:rFonts w:ascii="Wingdings" w:hAnsi="Wingdings" w:hint="default"/>
-        <w:sz w:val="20"/>
-      </w:rPr>
-    </w:lvl>
-  </w:abstractNum>
-  <w:abstractNum w:abstractNumId="42" w15:restartNumberingAfterBreak="0">
+  <w:abstractNum w:abstractNumId="20" w15:restartNumberingAfterBreak="0">
     <w:nsid w:val="691937A6"/>
     <w:multiLevelType w:val="multilevel"/>
     <w:tmpl w:val="459CDA9C"/>
@@ -14578,7 +11766,7 @@
       </w:rPr>
     </w:lvl>
   </w:abstractNum>
-  <w:abstractNum w:abstractNumId="43" w15:restartNumberingAfterBreak="0">
+  <w:abstractNum w:abstractNumId="21" w15:restartNumberingAfterBreak="0">
     <w:nsid w:val="69327D36"/>
     <w:multiLevelType w:val="multilevel"/>
     <w:tmpl w:val="A5E61B42"/>
@@ -14727,120 +11915,305 @@
       </w:rPr>
     </w:lvl>
   </w:abstractNum>
-  <w:abstractNum w:abstractNumId="44" w15:restartNumberingAfterBreak="0">
-    <w:nsid w:val="6E630BDA"/>
-    <w:multiLevelType w:val="hybridMultilevel"/>
-    <w:tmpl w:val="19425DDE"/>
-    <w:lvl w:ilvl="0" w:tplc="55C60CDE">
-      <w:start w:val="2"/>
-      <w:numFmt w:val="bullet"/>
-      <w:lvlText w:val="-"/>
-      <w:lvlJc w:val="left"/>
-      <w:pPr>
-        <w:ind w:left="840" w:hanging="360"/>
-      </w:pPr>
-      <w:rPr>
-        <w:rFonts w:ascii="Times New Roman" w:eastAsia="Times New Roman" w:hAnsi="Times New Roman" w:cs="Times New Roman" w:hint="default"/>
-      </w:rPr>
-    </w:lvl>
-    <w:lvl w:ilvl="1" w:tplc="04090003" w:tentative="1">
+  <w:abstractNum w:abstractNumId="22" w15:restartNumberingAfterBreak="0">
+    <w:nsid w:val="6AEF1C49"/>
+    <w:multiLevelType w:val="multilevel"/>
+    <w:tmpl w:val="BD7CBB28"/>
+    <w:lvl w:ilvl="0">
+      <w:start w:val="1"/>
+      <w:numFmt w:val="bullet"/>
+      <w:lvlText w:val=""/>
+      <w:lvlJc w:val="left"/>
+      <w:pPr>
+        <w:tabs>
+          <w:tab w:val="num" w:pos="720"/>
+        </w:tabs>
+        <w:ind w:left="720" w:hanging="360"/>
+      </w:pPr>
+      <w:rPr>
+        <w:rFonts w:ascii="Symbol" w:hAnsi="Symbol" w:hint="default"/>
+        <w:sz w:val="20"/>
+      </w:rPr>
+    </w:lvl>
+    <w:lvl w:ilvl="1" w:tentative="1">
       <w:start w:val="1"/>
       <w:numFmt w:val="bullet"/>
       <w:lvlText w:val="o"/>
       <w:lvlJc w:val="left"/>
       <w:pPr>
-        <w:ind w:left="1560" w:hanging="360"/>
-      </w:pPr>
-      <w:rPr>
-        <w:rFonts w:ascii="Courier New" w:hAnsi="Courier New" w:cs="Courier New" w:hint="default"/>
-      </w:rPr>
-    </w:lvl>
-    <w:lvl w:ilvl="2" w:tplc="04090005" w:tentative="1">
-      <w:start w:val="1"/>
-      <w:numFmt w:val="bullet"/>
-      <w:lvlText w:val=""/>
-      <w:lvlJc w:val="left"/>
-      <w:pPr>
-        <w:ind w:left="2280" w:hanging="360"/>
-      </w:pPr>
-      <w:rPr>
-        <w:rFonts w:ascii="Wingdings" w:hAnsi="Wingdings" w:hint="default"/>
-      </w:rPr>
-    </w:lvl>
-    <w:lvl w:ilvl="3" w:tplc="04090001" w:tentative="1">
+        <w:tabs>
+          <w:tab w:val="num" w:pos="1440"/>
+        </w:tabs>
+        <w:ind w:left="1440" w:hanging="360"/>
+      </w:pPr>
+      <w:rPr>
+        <w:rFonts w:ascii="Courier New" w:hAnsi="Courier New" w:hint="default"/>
+        <w:sz w:val="20"/>
+      </w:rPr>
+    </w:lvl>
+    <w:lvl w:ilvl="2" w:tentative="1">
+      <w:start w:val="1"/>
+      <w:numFmt w:val="bullet"/>
+      <w:lvlText w:val=""/>
+      <w:lvlJc w:val="left"/>
+      <w:pPr>
+        <w:tabs>
+          <w:tab w:val="num" w:pos="2160"/>
+        </w:tabs>
+        <w:ind w:left="2160" w:hanging="360"/>
+      </w:pPr>
+      <w:rPr>
+        <w:rFonts w:ascii="Wingdings" w:hAnsi="Wingdings" w:hint="default"/>
+        <w:sz w:val="20"/>
+      </w:rPr>
+    </w:lvl>
+    <w:lvl w:ilvl="3" w:tentative="1">
+      <w:start w:val="1"/>
+      <w:numFmt w:val="bullet"/>
+      <w:lvlText w:val=""/>
+      <w:lvlJc w:val="left"/>
+      <w:pPr>
+        <w:tabs>
+          <w:tab w:val="num" w:pos="2880"/>
+        </w:tabs>
+        <w:ind w:left="2880" w:hanging="360"/>
+      </w:pPr>
+      <w:rPr>
+        <w:rFonts w:ascii="Wingdings" w:hAnsi="Wingdings" w:hint="default"/>
+        <w:sz w:val="20"/>
+      </w:rPr>
+    </w:lvl>
+    <w:lvl w:ilvl="4" w:tentative="1">
+      <w:start w:val="1"/>
+      <w:numFmt w:val="bullet"/>
+      <w:lvlText w:val=""/>
+      <w:lvlJc w:val="left"/>
+      <w:pPr>
+        <w:tabs>
+          <w:tab w:val="num" w:pos="3600"/>
+        </w:tabs>
+        <w:ind w:left="3600" w:hanging="360"/>
+      </w:pPr>
+      <w:rPr>
+        <w:rFonts w:ascii="Wingdings" w:hAnsi="Wingdings" w:hint="default"/>
+        <w:sz w:val="20"/>
+      </w:rPr>
+    </w:lvl>
+    <w:lvl w:ilvl="5" w:tentative="1">
+      <w:start w:val="1"/>
+      <w:numFmt w:val="bullet"/>
+      <w:lvlText w:val=""/>
+      <w:lvlJc w:val="left"/>
+      <w:pPr>
+        <w:tabs>
+          <w:tab w:val="num" w:pos="4320"/>
+        </w:tabs>
+        <w:ind w:left="4320" w:hanging="360"/>
+      </w:pPr>
+      <w:rPr>
+        <w:rFonts w:ascii="Wingdings" w:hAnsi="Wingdings" w:hint="default"/>
+        <w:sz w:val="20"/>
+      </w:rPr>
+    </w:lvl>
+    <w:lvl w:ilvl="6" w:tentative="1">
+      <w:start w:val="1"/>
+      <w:numFmt w:val="bullet"/>
+      <w:lvlText w:val=""/>
+      <w:lvlJc w:val="left"/>
+      <w:pPr>
+        <w:tabs>
+          <w:tab w:val="num" w:pos="5040"/>
+        </w:tabs>
+        <w:ind w:left="5040" w:hanging="360"/>
+      </w:pPr>
+      <w:rPr>
+        <w:rFonts w:ascii="Wingdings" w:hAnsi="Wingdings" w:hint="default"/>
+        <w:sz w:val="20"/>
+      </w:rPr>
+    </w:lvl>
+    <w:lvl w:ilvl="7" w:tentative="1">
+      <w:start w:val="1"/>
+      <w:numFmt w:val="bullet"/>
+      <w:lvlText w:val=""/>
+      <w:lvlJc w:val="left"/>
+      <w:pPr>
+        <w:tabs>
+          <w:tab w:val="num" w:pos="5760"/>
+        </w:tabs>
+        <w:ind w:left="5760" w:hanging="360"/>
+      </w:pPr>
+      <w:rPr>
+        <w:rFonts w:ascii="Wingdings" w:hAnsi="Wingdings" w:hint="default"/>
+        <w:sz w:val="20"/>
+      </w:rPr>
+    </w:lvl>
+    <w:lvl w:ilvl="8" w:tentative="1">
+      <w:start w:val="1"/>
+      <w:numFmt w:val="bullet"/>
+      <w:lvlText w:val=""/>
+      <w:lvlJc w:val="left"/>
+      <w:pPr>
+        <w:tabs>
+          <w:tab w:val="num" w:pos="6480"/>
+        </w:tabs>
+        <w:ind w:left="6480" w:hanging="360"/>
+      </w:pPr>
+      <w:rPr>
+        <w:rFonts w:ascii="Wingdings" w:hAnsi="Wingdings" w:hint="default"/>
+        <w:sz w:val="20"/>
+      </w:rPr>
+    </w:lvl>
+  </w:abstractNum>
+  <w:abstractNum w:abstractNumId="23" w15:restartNumberingAfterBreak="0">
+    <w:nsid w:val="6B6726ED"/>
+    <w:multiLevelType w:val="multilevel"/>
+    <w:tmpl w:val="F2C0574A"/>
+    <w:lvl w:ilvl="0">
       <w:start w:val="1"/>
       <w:numFmt w:val="bullet"/>
       <w:lvlText w:val=""/>
       <w:lvlJc w:val="left"/>
       <w:pPr>
-        <w:ind w:left="3000" w:hanging="360"/>
+        <w:tabs>
+          <w:tab w:val="num" w:pos="720"/>
+        </w:tabs>
+        <w:ind w:left="720" w:hanging="360"/>
       </w:pPr>
       <w:rPr>
         <w:rFonts w:ascii="Symbol" w:hAnsi="Symbol" w:hint="default"/>
-      </w:rPr>
-    </w:lvl>
-    <w:lvl w:ilvl="4" w:tplc="04090003" w:tentative="1">
+        <w:sz w:val="20"/>
+      </w:rPr>
+    </w:lvl>
+    <w:lvl w:ilvl="1" w:tentative="1">
       <w:start w:val="1"/>
       <w:numFmt w:val="bullet"/>
       <w:lvlText w:val="o"/>
       <w:lvlJc w:val="left"/>
       <w:pPr>
-        <w:ind w:left="3720" w:hanging="360"/>
-      </w:pPr>
-      <w:rPr>
-        <w:rFonts w:ascii="Courier New" w:hAnsi="Courier New" w:cs="Courier New" w:hint="default"/>
-      </w:rPr>
-    </w:lvl>
-    <w:lvl w:ilvl="5" w:tplc="04090005" w:tentative="1">
-      <w:start w:val="1"/>
-      <w:numFmt w:val="bullet"/>
-      <w:lvlText w:val=""/>
-      <w:lvlJc w:val="left"/>
-      <w:pPr>
-        <w:ind w:left="4440" w:hanging="360"/>
-      </w:pPr>
-      <w:rPr>
-        <w:rFonts w:ascii="Wingdings" w:hAnsi="Wingdings" w:hint="default"/>
-      </w:rPr>
-    </w:lvl>
-    <w:lvl w:ilvl="6" w:tplc="04090001" w:tentative="1">
-      <w:start w:val="1"/>
-      <w:numFmt w:val="bullet"/>
-      <w:lvlText w:val=""/>
-      <w:lvlJc w:val="left"/>
-      <w:pPr>
-        <w:ind w:left="5160" w:hanging="360"/>
-      </w:pPr>
-      <w:rPr>
-        <w:rFonts w:ascii="Symbol" w:hAnsi="Symbol" w:hint="default"/>
-      </w:rPr>
-    </w:lvl>
-    <w:lvl w:ilvl="7" w:tplc="04090003" w:tentative="1">
-      <w:start w:val="1"/>
-      <w:numFmt w:val="bullet"/>
-      <w:lvlText w:val="o"/>
-      <w:lvlJc w:val="left"/>
-      <w:pPr>
-        <w:ind w:left="5880" w:hanging="360"/>
-      </w:pPr>
-      <w:rPr>
-        <w:rFonts w:ascii="Courier New" w:hAnsi="Courier New" w:cs="Courier New" w:hint="default"/>
-      </w:rPr>
-    </w:lvl>
-    <w:lvl w:ilvl="8" w:tplc="04090005" w:tentative="1">
-      <w:start w:val="1"/>
-      <w:numFmt w:val="bullet"/>
-      <w:lvlText w:val=""/>
-      <w:lvlJc w:val="left"/>
-      <w:pPr>
-        <w:ind w:left="6600" w:hanging="360"/>
-      </w:pPr>
-      <w:rPr>
-        <w:rFonts w:ascii="Wingdings" w:hAnsi="Wingdings" w:hint="default"/>
+        <w:tabs>
+          <w:tab w:val="num" w:pos="1440"/>
+        </w:tabs>
+        <w:ind w:left="1440" w:hanging="360"/>
+      </w:pPr>
+      <w:rPr>
+        <w:rFonts w:ascii="Courier New" w:hAnsi="Courier New" w:hint="default"/>
+        <w:sz w:val="20"/>
+      </w:rPr>
+    </w:lvl>
+    <w:lvl w:ilvl="2" w:tentative="1">
+      <w:start w:val="1"/>
+      <w:numFmt w:val="bullet"/>
+      <w:lvlText w:val=""/>
+      <w:lvlJc w:val="left"/>
+      <w:pPr>
+        <w:tabs>
+          <w:tab w:val="num" w:pos="2160"/>
+        </w:tabs>
+        <w:ind w:left="2160" w:hanging="360"/>
+      </w:pPr>
+      <w:rPr>
+        <w:rFonts w:ascii="Wingdings" w:hAnsi="Wingdings" w:hint="default"/>
+        <w:sz w:val="20"/>
+      </w:rPr>
+    </w:lvl>
+    <w:lvl w:ilvl="3" w:tentative="1">
+      <w:start w:val="1"/>
+      <w:numFmt w:val="bullet"/>
+      <w:lvlText w:val=""/>
+      <w:lvlJc w:val="left"/>
+      <w:pPr>
+        <w:tabs>
+          <w:tab w:val="num" w:pos="2880"/>
+        </w:tabs>
+        <w:ind w:left="2880" w:hanging="360"/>
+      </w:pPr>
+      <w:rPr>
+        <w:rFonts w:ascii="Wingdings" w:hAnsi="Wingdings" w:hint="default"/>
+        <w:sz w:val="20"/>
+      </w:rPr>
+    </w:lvl>
+    <w:lvl w:ilvl="4" w:tentative="1">
+      <w:start w:val="1"/>
+      <w:numFmt w:val="bullet"/>
+      <w:lvlText w:val=""/>
+      <w:lvlJc w:val="left"/>
+      <w:pPr>
+        <w:tabs>
+          <w:tab w:val="num" w:pos="3600"/>
+        </w:tabs>
+        <w:ind w:left="3600" w:hanging="360"/>
+      </w:pPr>
+      <w:rPr>
+        <w:rFonts w:ascii="Wingdings" w:hAnsi="Wingdings" w:hint="default"/>
+        <w:sz w:val="20"/>
+      </w:rPr>
+    </w:lvl>
+    <w:lvl w:ilvl="5" w:tentative="1">
+      <w:start w:val="1"/>
+      <w:numFmt w:val="bullet"/>
+      <w:lvlText w:val=""/>
+      <w:lvlJc w:val="left"/>
+      <w:pPr>
+        <w:tabs>
+          <w:tab w:val="num" w:pos="4320"/>
+        </w:tabs>
+        <w:ind w:left="4320" w:hanging="360"/>
+      </w:pPr>
+      <w:rPr>
+        <w:rFonts w:ascii="Wingdings" w:hAnsi="Wingdings" w:hint="default"/>
+        <w:sz w:val="20"/>
+      </w:rPr>
+    </w:lvl>
+    <w:lvl w:ilvl="6" w:tentative="1">
+      <w:start w:val="1"/>
+      <w:numFmt w:val="bullet"/>
+      <w:lvlText w:val=""/>
+      <w:lvlJc w:val="left"/>
+      <w:pPr>
+        <w:tabs>
+          <w:tab w:val="num" w:pos="5040"/>
+        </w:tabs>
+        <w:ind w:left="5040" w:hanging="360"/>
+      </w:pPr>
+      <w:rPr>
+        <w:rFonts w:ascii="Wingdings" w:hAnsi="Wingdings" w:hint="default"/>
+        <w:sz w:val="20"/>
+      </w:rPr>
+    </w:lvl>
+    <w:lvl w:ilvl="7" w:tentative="1">
+      <w:start w:val="1"/>
+      <w:numFmt w:val="bullet"/>
+      <w:lvlText w:val=""/>
+      <w:lvlJc w:val="left"/>
+      <w:pPr>
+        <w:tabs>
+          <w:tab w:val="num" w:pos="5760"/>
+        </w:tabs>
+        <w:ind w:left="5760" w:hanging="360"/>
+      </w:pPr>
+      <w:rPr>
+        <w:rFonts w:ascii="Wingdings" w:hAnsi="Wingdings" w:hint="default"/>
+        <w:sz w:val="20"/>
+      </w:rPr>
+    </w:lvl>
+    <w:lvl w:ilvl="8" w:tentative="1">
+      <w:start w:val="1"/>
+      <w:numFmt w:val="bullet"/>
+      <w:lvlText w:val=""/>
+      <w:lvlJc w:val="left"/>
+      <w:pPr>
+        <w:tabs>
+          <w:tab w:val="num" w:pos="6480"/>
+        </w:tabs>
+        <w:ind w:left="6480" w:hanging="360"/>
+      </w:pPr>
+      <w:rPr>
+        <w:rFonts w:ascii="Wingdings" w:hAnsi="Wingdings" w:hint="default"/>
+        <w:sz w:val="20"/>
       </w:rPr>
     </w:lvl>
   </w:abstractNum>
-  <w:abstractNum w:abstractNumId="45" w15:restartNumberingAfterBreak="0">
+  <w:abstractNum w:abstractNumId="24" w15:restartNumberingAfterBreak="0">
     <w:nsid w:val="701D540C"/>
     <w:multiLevelType w:val="multilevel"/>
     <w:tmpl w:val="19F04E36"/>
@@ -14989,156 +12362,7 @@
       </w:rPr>
     </w:lvl>
   </w:abstractNum>
-  <w:abstractNum w:abstractNumId="46" w15:restartNumberingAfterBreak="0">
-    <w:nsid w:val="723A603C"/>
-    <w:multiLevelType w:val="multilevel"/>
-    <w:tmpl w:val="33908EE0"/>
-    <w:lvl w:ilvl="0">
-      <w:start w:val="1"/>
-      <w:numFmt w:val="bullet"/>
-      <w:lvlText w:val=""/>
-      <w:lvlJc w:val="left"/>
-      <w:pPr>
-        <w:tabs>
-          <w:tab w:val="num" w:pos="720"/>
-        </w:tabs>
-        <w:ind w:left="720" w:hanging="360"/>
-      </w:pPr>
-      <w:rPr>
-        <w:rFonts w:ascii="Symbol" w:hAnsi="Symbol" w:hint="default"/>
-        <w:sz w:val="20"/>
-      </w:rPr>
-    </w:lvl>
-    <w:lvl w:ilvl="1" w:tentative="1">
-      <w:start w:val="1"/>
-      <w:numFmt w:val="bullet"/>
-      <w:lvlText w:val="o"/>
-      <w:lvlJc w:val="left"/>
-      <w:pPr>
-        <w:tabs>
-          <w:tab w:val="num" w:pos="1440"/>
-        </w:tabs>
-        <w:ind w:left="1440" w:hanging="360"/>
-      </w:pPr>
-      <w:rPr>
-        <w:rFonts w:ascii="Courier New" w:hAnsi="Courier New" w:hint="default"/>
-        <w:sz w:val="20"/>
-      </w:rPr>
-    </w:lvl>
-    <w:lvl w:ilvl="2" w:tentative="1">
-      <w:start w:val="1"/>
-      <w:numFmt w:val="bullet"/>
-      <w:lvlText w:val=""/>
-      <w:lvlJc w:val="left"/>
-      <w:pPr>
-        <w:tabs>
-          <w:tab w:val="num" w:pos="2160"/>
-        </w:tabs>
-        <w:ind w:left="2160" w:hanging="360"/>
-      </w:pPr>
-      <w:rPr>
-        <w:rFonts w:ascii="Wingdings" w:hAnsi="Wingdings" w:hint="default"/>
-        <w:sz w:val="20"/>
-      </w:rPr>
-    </w:lvl>
-    <w:lvl w:ilvl="3" w:tentative="1">
-      <w:start w:val="1"/>
-      <w:numFmt w:val="bullet"/>
-      <w:lvlText w:val=""/>
-      <w:lvlJc w:val="left"/>
-      <w:pPr>
-        <w:tabs>
-          <w:tab w:val="num" w:pos="2880"/>
-        </w:tabs>
-        <w:ind w:left="2880" w:hanging="360"/>
-      </w:pPr>
-      <w:rPr>
-        <w:rFonts w:ascii="Wingdings" w:hAnsi="Wingdings" w:hint="default"/>
-        <w:sz w:val="20"/>
-      </w:rPr>
-    </w:lvl>
-    <w:lvl w:ilvl="4" w:tentative="1">
-      <w:start w:val="1"/>
-      <w:numFmt w:val="bullet"/>
-      <w:lvlText w:val=""/>
-      <w:lvlJc w:val="left"/>
-      <w:pPr>
-        <w:tabs>
-          <w:tab w:val="num" w:pos="3600"/>
-        </w:tabs>
-        <w:ind w:left="3600" w:hanging="360"/>
-      </w:pPr>
-      <w:rPr>
-        <w:rFonts w:ascii="Wingdings" w:hAnsi="Wingdings" w:hint="default"/>
-        <w:sz w:val="20"/>
-      </w:rPr>
-    </w:lvl>
-    <w:lvl w:ilvl="5" w:tentative="1">
-      <w:start w:val="1"/>
-      <w:numFmt w:val="bullet"/>
-      <w:lvlText w:val=""/>
-      <w:lvlJc w:val="left"/>
-      <w:pPr>
-        <w:tabs>
-          <w:tab w:val="num" w:pos="4320"/>
-        </w:tabs>
-        <w:ind w:left="4320" w:hanging="360"/>
-      </w:pPr>
-      <w:rPr>
-        <w:rFonts w:ascii="Wingdings" w:hAnsi="Wingdings" w:hint="default"/>
-        <w:sz w:val="20"/>
-      </w:rPr>
-    </w:lvl>
-    <w:lvl w:ilvl="6" w:tentative="1">
-      <w:start w:val="1"/>
-      <w:numFmt w:val="bullet"/>
-      <w:lvlText w:val=""/>
-      <w:lvlJc w:val="left"/>
-      <w:pPr>
-        <w:tabs>
-          <w:tab w:val="num" w:pos="5040"/>
-        </w:tabs>
-        <w:ind w:left="5040" w:hanging="360"/>
-      </w:pPr>
-      <w:rPr>
-        <w:rFonts w:ascii="Wingdings" w:hAnsi="Wingdings" w:hint="default"/>
-        <w:sz w:val="20"/>
-      </w:rPr>
-    </w:lvl>
-    <w:lvl w:ilvl="7" w:tentative="1">
-      <w:start w:val="1"/>
-      <w:numFmt w:val="bullet"/>
-      <w:lvlText w:val=""/>
-      <w:lvlJc w:val="left"/>
-      <w:pPr>
-        <w:tabs>
-          <w:tab w:val="num" w:pos="5760"/>
-        </w:tabs>
-        <w:ind w:left="5760" w:hanging="360"/>
-      </w:pPr>
-      <w:rPr>
-        <w:rFonts w:ascii="Wingdings" w:hAnsi="Wingdings" w:hint="default"/>
-        <w:sz w:val="20"/>
-      </w:rPr>
-    </w:lvl>
-    <w:lvl w:ilvl="8" w:tentative="1">
-      <w:start w:val="1"/>
-      <w:numFmt w:val="bullet"/>
-      <w:lvlText w:val=""/>
-      <w:lvlJc w:val="left"/>
-      <w:pPr>
-        <w:tabs>
-          <w:tab w:val="num" w:pos="6480"/>
-        </w:tabs>
-        <w:ind w:left="6480" w:hanging="360"/>
-      </w:pPr>
-      <w:rPr>
-        <w:rFonts w:ascii="Wingdings" w:hAnsi="Wingdings" w:hint="default"/>
-        <w:sz w:val="20"/>
-      </w:rPr>
-    </w:lvl>
-  </w:abstractNum>
-  <w:abstractNum w:abstractNumId="47" w15:restartNumberingAfterBreak="0">
+  <w:abstractNum w:abstractNumId="25" w15:restartNumberingAfterBreak="0">
     <w:nsid w:val="7E7472D6"/>
     <w:multiLevelType w:val="multilevel"/>
     <w:tmpl w:val="AE380A56"/>
@@ -15288,149 +12512,84 @@
     </w:lvl>
   </w:abstractNum>
   <w:num w:numId="1">
-    <w:abstractNumId w:val="28"/>
+    <w:abstractNumId w:val="17"/>
   </w:num>
   <w:num w:numId="2">
-    <w:abstractNumId w:val="36"/>
+    <w:abstractNumId w:val="3"/>
   </w:num>
   <w:num w:numId="3">
+    <w:abstractNumId w:val="25"/>
+  </w:num>
+  <w:num w:numId="4">
+    <w:abstractNumId w:val="20"/>
+  </w:num>
+  <w:num w:numId="5">
+    <w:abstractNumId w:val="6"/>
+  </w:num>
+  <w:num w:numId="6">
+    <w:abstractNumId w:val="21"/>
+  </w:num>
+  <w:num w:numId="7">
+    <w:abstractNumId w:val="24"/>
+  </w:num>
+  <w:num w:numId="8">
+    <w:abstractNumId w:val="19"/>
+  </w:num>
+  <w:num w:numId="9">
+    <w:abstractNumId w:val="15"/>
+  </w:num>
+  <w:num w:numId="10">
+    <w:abstractNumId w:val="9"/>
+  </w:num>
+  <w:num w:numId="11">
+    <w:abstractNumId w:val="8"/>
+  </w:num>
+  <w:num w:numId="12">
+    <w:abstractNumId w:val="11"/>
+  </w:num>
+  <w:num w:numId="13">
     <w:abstractNumId w:val="5"/>
   </w:num>
-  <w:num w:numId="4">
+  <w:num w:numId="14">
     <w:abstractNumId w:val="0"/>
   </w:num>
-  <w:num w:numId="5">
-    <w:abstractNumId w:val="47"/>
-  </w:num>
-  <w:num w:numId="6">
-    <w:abstractNumId w:val="42"/>
-  </w:num>
-  <w:num w:numId="7">
-    <w:abstractNumId w:val="38"/>
-  </w:num>
-  <w:num w:numId="8">
-    <w:abstractNumId w:val="20"/>
-  </w:num>
-  <w:num w:numId="9">
-    <w:abstractNumId w:val="11"/>
-  </w:num>
-  <w:num w:numId="10">
-    <w:abstractNumId w:val="43"/>
-  </w:num>
-  <w:num w:numId="11">
-    <w:abstractNumId w:val="45"/>
-  </w:num>
-  <w:num w:numId="12">
-    <w:abstractNumId w:val="33"/>
-  </w:num>
-  <w:num w:numId="13">
-    <w:abstractNumId w:val="40"/>
-  </w:num>
-  <w:num w:numId="14">
-    <w:abstractNumId w:val="34"/>
-  </w:num>
   <w:num w:numId="15">
-    <w:abstractNumId w:val="26"/>
+    <w:abstractNumId w:val="10"/>
   </w:num>
   <w:num w:numId="16">
-    <w:abstractNumId w:val="10"/>
+    <w:abstractNumId w:val="13"/>
   </w:num>
   <w:num w:numId="17">
-    <w:abstractNumId w:val="32"/>
+    <w:abstractNumId w:val="16"/>
   </w:num>
   <w:num w:numId="18">
-    <w:abstractNumId w:val="16"/>
+    <w:abstractNumId w:val="14"/>
   </w:num>
   <w:num w:numId="19">
+    <w:abstractNumId w:val="2"/>
+  </w:num>
+  <w:num w:numId="20">
+    <w:abstractNumId w:val="4"/>
+  </w:num>
+  <w:num w:numId="21">
+    <w:abstractNumId w:val="18"/>
+  </w:num>
+  <w:num w:numId="22">
+    <w:abstractNumId w:val="7"/>
+  </w:num>
+  <w:num w:numId="23">
     <w:abstractNumId w:val="23"/>
   </w:num>
-  <w:num w:numId="20">
-    <w:abstractNumId w:val="15"/>
-  </w:num>
-  <w:num w:numId="21">
-    <w:abstractNumId w:val="25"/>
-  </w:num>
-  <w:num w:numId="22">
-    <w:abstractNumId w:val="9"/>
-  </w:num>
-  <w:num w:numId="23">
+  <w:num w:numId="24">
     <w:abstractNumId w:val="1"/>
   </w:num>
-  <w:num w:numId="24">
-    <w:abstractNumId w:val="24"/>
-  </w:num>
   <w:num w:numId="25">
-    <w:abstractNumId w:val="44"/>
+    <w:abstractNumId w:val="22"/>
   </w:num>
   <w:num w:numId="26">
-    <w:abstractNumId w:val="27"/>
-  </w:num>
-  <w:num w:numId="27">
-    <w:abstractNumId w:val="6"/>
-  </w:num>
-  <w:num w:numId="28">
-    <w:abstractNumId w:val="19"/>
-  </w:num>
-  <w:num w:numId="29">
-    <w:abstractNumId w:val="3"/>
-  </w:num>
-  <w:num w:numId="30">
-    <w:abstractNumId w:val="17"/>
-  </w:num>
-  <w:num w:numId="31">
-    <w:abstractNumId w:val="8"/>
-  </w:num>
-  <w:num w:numId="32">
-    <w:abstractNumId w:val="14"/>
-  </w:num>
-  <w:num w:numId="33">
-    <w:abstractNumId w:val="31"/>
-  </w:num>
-  <w:num w:numId="34">
-    <w:abstractNumId w:val="2"/>
-  </w:num>
-  <w:num w:numId="35">
-    <w:abstractNumId w:val="13"/>
-  </w:num>
-  <w:num w:numId="36">
-    <w:abstractNumId w:val="18"/>
-  </w:num>
-  <w:num w:numId="37">
-    <w:abstractNumId w:val="21"/>
-  </w:num>
-  <w:num w:numId="38">
-    <w:abstractNumId w:val="46"/>
-  </w:num>
-  <w:num w:numId="39">
-    <w:abstractNumId w:val="37"/>
-  </w:num>
-  <w:num w:numId="40">
-    <w:abstractNumId w:val="29"/>
-  </w:num>
-  <w:num w:numId="41">
-    <w:abstractNumId w:val="22"/>
-  </w:num>
-  <w:num w:numId="42">
-    <w:abstractNumId w:val="41"/>
-  </w:num>
-  <w:num w:numId="43">
-    <w:abstractNumId w:val="35"/>
-  </w:num>
-  <w:num w:numId="44">
-    <w:abstractNumId w:val="30"/>
-  </w:num>
-  <w:num w:numId="45">
-    <w:abstractNumId w:val="4"/>
-  </w:num>
-  <w:num w:numId="46">
-    <w:abstractNumId w:val="7"/>
-  </w:num>
-  <w:num w:numId="47">
-    <w:abstractNumId w:val="39"/>
-  </w:num>
-  <w:num w:numId="48">
     <w:abstractNumId w:val="12"/>
   </w:num>
+  <w:numIdMacAtCleanup w:val="26"/>
 </w:numbering>
 </file>
 
@@ -15854,7 +13013,6 @@
     <w:next w:val="Normal"/>
     <w:link w:val="Heading2Char"/>
     <w:uiPriority w:val="9"/>
-    <w:semiHidden/>
     <w:unhideWhenUsed/>
     <w:qFormat/>
     <w:rsid w:val="00497FE8"/>
@@ -16148,7 +13306,6 @@
     <w:basedOn w:val="DefaultParagraphFont"/>
     <w:link w:val="Heading2"/>
     <w:uiPriority w:val="9"/>
-    <w:semiHidden/>
     <w:rsid w:val="00497FE8"/>
     <w:rPr>
       <w:rFonts w:asciiTheme="majorHAnsi" w:eastAsiaTheme="majorEastAsia" w:hAnsiTheme="majorHAnsi" w:cstheme="majorBidi"/>
@@ -16261,10 +13418,6 @@
     </w:rPr>
   </w:style>
 </w:styles>
-</file>
-
-<file path=word/activeX/activeX1.xml><?xml version="1.0" encoding="utf-8"?>
-<ax:ocx xmlns:ax="http://schemas.microsoft.com/office/2006/activeX" xmlns:r="http://schemas.openxmlformats.org/officeDocument/2006/relationships" ax:classid="{5512D124-5CC6-11CF-8D67-00AA00BDCE1D}" ax:persistence="persistStream" r:id="rId1"/>
 </file>
 
 <file path=word/theme/theme1.xml><?xml version="1.0" encoding="utf-8"?>
@@ -16529,14 +13682,6 @@
 </file>
 
 <file path=customXml/item1.xml><?xml version="1.0" encoding="utf-8"?>
-<p:properties xmlns:p="http://schemas.microsoft.com/office/2006/metadata/properties" xmlns:xsi="http://www.w3.org/2001/XMLSchema-instance" xmlns:pc="http://schemas.microsoft.com/office/infopath/2007/PartnerControls">
-  <documentManagement>
-    <ReferenceId xmlns="2f41cacf-ba40-4e80-92c4-0d83ba37ea51" xsi:nil="true"/>
-  </documentManagement>
-</p:properties>
-</file>
-
-<file path=customXml/item2.xml><?xml version="1.0" encoding="utf-8"?>
 <ct:contentTypeSchema xmlns:ct="http://schemas.microsoft.com/office/2006/metadata/contentType" xmlns:ma="http://schemas.microsoft.com/office/2006/metadata/properties/metaAttributes" ct:_="" ma:_="" ma:contentTypeName="Document" ma:contentTypeID="0x010100C8027AB9FCF2A048BAA2B3190D159F70" ma:contentTypeVersion="1" ma:contentTypeDescription="Create a new document." ma:contentTypeScope="" ma:versionID="2221c01c8f3a2fe6bdd180a1c6189004">
   <xsd:schema xmlns:xsd="http://www.w3.org/2001/XMLSchema" xmlns:xs="http://www.w3.org/2001/XMLSchema" xmlns:p="http://schemas.microsoft.com/office/2006/metadata/properties" xmlns:ns2="2f41cacf-ba40-4e80-92c4-0d83ba37ea51" targetNamespace="http://schemas.microsoft.com/office/2006/metadata/properties" ma:root="true" ma:fieldsID="323718bd50360dd6d1104b343a8efff0" ns2:_="">
     <xsd:import namespace="2f41cacf-ba40-4e80-92c4-0d83ba37ea51"/>
@@ -16662,6 +13807,14 @@
 </ct:contentTypeSchema>
 </file>
 
+<file path=customXml/item2.xml><?xml version="1.0" encoding="utf-8"?>
+<p:properties xmlns:p="http://schemas.microsoft.com/office/2006/metadata/properties" xmlns:xsi="http://www.w3.org/2001/XMLSchema-instance" xmlns:pc="http://schemas.microsoft.com/office/infopath/2007/PartnerControls">
+  <documentManagement>
+    <ReferenceId xmlns="2f41cacf-ba40-4e80-92c4-0d83ba37ea51" xsi:nil="true"/>
+  </documentManagement>
+</p:properties>
+</file>
+
 <file path=customXml/item3.xml><?xml version="1.0" encoding="utf-8"?>
 <?mso-contentType ?>
 <FormTemplates xmlns="http://schemas.microsoft.com/sharepoint/v3/contenttype/forms">
@@ -16672,16 +13825,6 @@
 </file>
 
 <file path=customXml/itemProps1.xml><?xml version="1.0" encoding="utf-8"?>
-<ds:datastoreItem xmlns:ds="http://schemas.openxmlformats.org/officeDocument/2006/customXml" ds:itemID="{458F831A-0A64-4E61-9EE3-6D1D2F9B0B8D}">
-  <ds:schemaRefs>
-    <ds:schemaRef ds:uri="http://schemas.microsoft.com/office/2006/metadata/properties"/>
-    <ds:schemaRef ds:uri="http://schemas.microsoft.com/office/infopath/2007/PartnerControls"/>
-    <ds:schemaRef ds:uri="2f41cacf-ba40-4e80-92c4-0d83ba37ea51"/>
-  </ds:schemaRefs>
-</ds:datastoreItem>
-</file>
-
-<file path=customXml/itemProps2.xml><?xml version="1.0" encoding="utf-8"?>
 <ds:datastoreItem xmlns:ds="http://schemas.openxmlformats.org/officeDocument/2006/customXml" ds:itemID="{CA6494D3-5331-401F-8BCC-362186149BFA}">
   <ds:schemaRefs>
     <ds:schemaRef ds:uri="http://schemas.microsoft.com/office/2006/metadata/contentType"/>
@@ -16699,6 +13842,16 @@
 </ds:datastoreItem>
 </file>
 
+<file path=customXml/itemProps2.xml><?xml version="1.0" encoding="utf-8"?>
+<ds:datastoreItem xmlns:ds="http://schemas.openxmlformats.org/officeDocument/2006/customXml" ds:itemID="{458F831A-0A64-4E61-9EE3-6D1D2F9B0B8D}">
+  <ds:schemaRefs>
+    <ds:schemaRef ds:uri="http://schemas.microsoft.com/office/2006/metadata/properties"/>
+    <ds:schemaRef ds:uri="http://schemas.microsoft.com/office/infopath/2007/PartnerControls"/>
+    <ds:schemaRef ds:uri="2f41cacf-ba40-4e80-92c4-0d83ba37ea51"/>
+  </ds:schemaRefs>
+</ds:datastoreItem>
+</file>
+
 <file path=customXml/itemProps3.xml><?xml version="1.0" encoding="utf-8"?>
 <ds:datastoreItem xmlns:ds="http://schemas.openxmlformats.org/officeDocument/2006/customXml" ds:itemID="{112498F8-0BC4-4C49-8845-33CB0D196A9F}">
   <ds:schemaRefs>
